--- a/lab11/Report/Марченко ЛР11.docx
+++ b/lab11/Report/Марченко ЛР11.docx
@@ -24,15 +24,6 @@
           <w:lang w:val="uk-UA"/>
         </w:rPr>
         <w:t xml:space="preserve">Міністерство освіти і науки України</w:t>
-      </w:r>
-      <w:r>
-        <w:rPr>
-          <w:rFonts w:eastAsia="Times New Roman" w:cs="Times New Roman"/>
-          <w:color w:val="000000" w:themeColor="text1"/>
-          <w:sz w:val="24"/>
-          <w:szCs w:val="24"/>
-          <w:lang w:val="uk-UA"/>
-        </w:rPr>
       </w:r>
       <w:r>
         <w:rPr>
@@ -85,15 +76,6 @@
           <w:lang w:val="uk-UA"/>
         </w:rPr>
       </w:r>
-      <w:r>
-        <w:rPr>
-          <w:rFonts w:eastAsia="Times New Roman" w:cs="Times New Roman"/>
-          <w:color w:val="000000" w:themeColor="text1"/>
-          <w:sz w:val="24"/>
-          <w:szCs w:val="24"/>
-          <w:lang w:val="uk-UA"/>
-        </w:rPr>
-      </w:r>
     </w:p>
     <w:p>
       <w:pPr>
@@ -127,15 +109,6 @@
           <w:lang w:val="uk-UA"/>
         </w:rPr>
       </w:r>
-      <w:r>
-        <w:rPr>
-          <w:rFonts w:eastAsia="Times New Roman" w:cs="Times New Roman"/>
-          <w:color w:val="000000" w:themeColor="text1"/>
-          <w:sz w:val="24"/>
-          <w:szCs w:val="24"/>
-          <w:lang w:val="uk-UA"/>
-        </w:rPr>
-      </w:r>
     </w:p>
     <w:p>
       <w:pPr>
@@ -159,15 +132,6 @@
           <w:lang w:val="uk-UA"/>
         </w:rPr>
         <w:t xml:space="preserve">ЗВІТ</w:t>
-      </w:r>
-      <w:r>
-        <w:rPr>
-          <w:rFonts w:eastAsia="Times New Roman" w:cs="Times New Roman"/>
-          <w:color w:val="000000" w:themeColor="text1"/>
-          <w:sz w:val="24"/>
-          <w:szCs w:val="24"/>
-          <w:lang w:val="uk-UA"/>
-        </w:rPr>
       </w:r>
       <w:r>
         <w:rPr>
@@ -229,15 +193,6 @@
           <w:lang w:val="ru-RU"/>
         </w:rPr>
       </w:r>
-      <w:r>
-        <w:rPr>
-          <w:rFonts w:eastAsia="Times New Roman" w:cs="Times New Roman"/>
-          <w:color w:val="000000" w:themeColor="text1"/>
-          <w:sz w:val="24"/>
-          <w:szCs w:val="24"/>
-          <w:lang w:val="ru-RU"/>
-        </w:rPr>
-      </w:r>
     </w:p>
     <w:p>
       <w:pPr>
@@ -262,6 +217,62 @@
         </w:rPr>
         <w:t xml:space="preserve">з навчальної дисципліни </w:t>
       </w:r>
+      <w:r>
+        <w:rPr>
+          <w:rFonts w:eastAsia="Times New Roman" w:cs="Times New Roman"/>
+          <w:color w:val="000000" w:themeColor="text1"/>
+          <w:sz w:val="24"/>
+          <w:szCs w:val="24"/>
+          <w:lang w:val="uk-UA"/>
+        </w:rPr>
+      </w:r>
+    </w:p>
+    <w:p>
+      <w:pPr>
+        <w:pBdr/>
+        <w:spacing w:line="240" w:lineRule="auto"/>
+        <w:ind/>
+        <w:jc w:val="center"/>
+        <w:rPr>
+          <w:rFonts w:eastAsia="Times New Roman" w:cs="Times New Roman"/>
+          <w:color w:val="000000" w:themeColor="text1"/>
+          <w:highlight w:val="none"/>
+          <w:lang w:val="uk-UA"/>
+        </w:rPr>
+      </w:pPr>
+      <w:r>
+        <w:rPr>
+          <w:rFonts w:eastAsia="Times New Roman" w:cs="Times New Roman"/>
+          <w:color w:val="000000" w:themeColor="text1"/>
+          <w:szCs w:val="28"/>
+          <w:lang w:val="uk-UA"/>
+        </w:rPr>
+        <w:t xml:space="preserve">“Базові методології та технології програмування”</w:t>
+      </w:r>
+      <w:r>
+        <w:rPr>
+          <w:rFonts w:eastAsia="Times New Roman" w:cs="Times New Roman"/>
+          <w:color w:val="000000" w:themeColor="text1"/>
+          <w:sz w:val="24"/>
+          <w:szCs w:val="24"/>
+          <w:lang w:val="uk-UA"/>
+        </w:rPr>
+      </w:r>
+    </w:p>
+    <w:p>
+      <w:pPr>
+        <w:pBdr/>
+        <w:spacing w:line="240" w:lineRule="auto"/>
+        <w:ind w:firstLine="0"/>
+        <w:jc w:val="left"/>
+        <w:rPr>
+          <w:rFonts w:eastAsia="Times New Roman" w:cs="Times New Roman"/>
+          <w:color w:val="000000" w:themeColor="text1"/>
+          <w:sz w:val="24"/>
+          <w:szCs w:val="24"/>
+          <w:lang w:val="uk-UA"/>
+        </w:rPr>
+      </w:pPr>
       <w:r>
         <w:rPr>
           <w:rFonts w:eastAsia="Times New Roman" w:cs="Times New Roman"/>
@@ -285,46 +296,6 @@
       <w:pPr>
         <w:pBdr/>
         <w:spacing w:line="240" w:lineRule="auto"/>
-        <w:ind/>
-        <w:jc w:val="center"/>
-        <w:rPr>
-          <w:rFonts w:eastAsia="Times New Roman" w:cs="Times New Roman"/>
-          <w:color w:val="000000" w:themeColor="text1"/>
-          <w:highlight w:val="none"/>
-          <w:lang w:val="uk-UA"/>
-        </w:rPr>
-      </w:pPr>
-      <w:r>
-        <w:rPr>
-          <w:rFonts w:eastAsia="Times New Roman" w:cs="Times New Roman"/>
-          <w:color w:val="000000" w:themeColor="text1"/>
-          <w:szCs w:val="28"/>
-          <w:lang w:val="uk-UA"/>
-        </w:rPr>
-        <w:t xml:space="preserve">“Базові методології та технології програмування”</w:t>
-      </w:r>
-      <w:r>
-        <w:rPr>
-          <w:rFonts w:eastAsia="Times New Roman" w:cs="Times New Roman"/>
-          <w:color w:val="000000" w:themeColor="text1"/>
-          <w:sz w:val="24"/>
-          <w:szCs w:val="24"/>
-          <w:lang w:val="uk-UA"/>
-        </w:rPr>
-      </w:r>
-      <w:r>
-        <w:rPr>
-          <w:rFonts w:eastAsia="Times New Roman" w:cs="Times New Roman"/>
-          <w:color w:val="000000" w:themeColor="text1"/>
-          <w:highlight w:val="none"/>
-          <w:lang w:val="uk-UA"/>
-        </w:rPr>
-      </w:r>
-    </w:p>
-    <w:p>
-      <w:pPr>
-        <w:pBdr/>
-        <w:spacing w:line="240" w:lineRule="auto"/>
         <w:ind w:firstLine="0"/>
         <w:jc w:val="left"/>
         <w:rPr>
@@ -335,15 +306,6 @@
           <w:lang w:val="uk-UA"/>
         </w:rPr>
       </w:pPr>
-      <w:r>
-        <w:rPr>
-          <w:rFonts w:eastAsia="Times New Roman" w:cs="Times New Roman"/>
-          <w:color w:val="000000" w:themeColor="text1"/>
-          <w:sz w:val="24"/>
-          <w:szCs w:val="24"/>
-          <w:lang w:val="uk-UA"/>
-        </w:rPr>
-      </w:r>
       <w:r>
         <w:rPr>
           <w:rFonts w:eastAsia="Times New Roman" w:cs="Times New Roman"/>
@@ -381,48 +343,6 @@
         <w:rPr>
           <w:rFonts w:eastAsia="Times New Roman" w:cs="Times New Roman"/>
           <w:color w:val="000000" w:themeColor="text1"/>
-          <w:sz w:val="24"/>
-          <w:szCs w:val="24"/>
-          <w:lang w:val="uk-UA"/>
-        </w:rPr>
-      </w:r>
-      <w:r>
-        <w:rPr>
-          <w:rFonts w:eastAsia="Times New Roman" w:cs="Times New Roman"/>
-          <w:color w:val="000000" w:themeColor="text1"/>
-          <w:sz w:val="24"/>
-          <w:szCs w:val="24"/>
-          <w:lang w:val="uk-UA"/>
-        </w:rPr>
-      </w:r>
-      <w:r>
-        <w:rPr>
-          <w:rFonts w:eastAsia="Times New Roman" w:cs="Times New Roman"/>
-          <w:color w:val="000000" w:themeColor="text1"/>
-          <w:sz w:val="24"/>
-          <w:szCs w:val="24"/>
-          <w:lang w:val="uk-UA"/>
-        </w:rPr>
-      </w:r>
-    </w:p>
-    <w:p>
-      <w:pPr>
-        <w:pBdr/>
-        <w:spacing w:line="240" w:lineRule="auto"/>
-        <w:ind w:firstLine="0"/>
-        <w:jc w:val="left"/>
-        <w:rPr>
-          <w:rFonts w:eastAsia="Times New Roman" w:cs="Times New Roman"/>
-          <w:color w:val="000000" w:themeColor="text1"/>
-          <w:sz w:val="24"/>
-          <w:szCs w:val="24"/>
-          <w:lang w:val="uk-UA"/>
-        </w:rPr>
-      </w:pPr>
-      <w:r>
-        <w:rPr>
-          <w:rFonts w:eastAsia="Times New Roman" w:cs="Times New Roman"/>
-          <w:color w:val="000000" w:themeColor="text1"/>
           <w:szCs w:val="28"/>
           <w:highlight w:val="none"/>
           <w:lang w:val="uk-UA"/>
@@ -434,15 +354,6 @@
           <w:color w:val="000000" w:themeColor="text1"/>
           <w:szCs w:val="28"/>
           <w:highlight w:val="none"/>
-          <w:lang w:val="uk-UA"/>
-        </w:rPr>
-      </w:r>
-      <w:r>
-        <w:rPr>
-          <w:rFonts w:eastAsia="Times New Roman" w:cs="Times New Roman"/>
-          <w:color w:val="000000" w:themeColor="text1"/>
-          <w:sz w:val="24"/>
-          <w:szCs w:val="24"/>
           <w:lang w:val="uk-UA"/>
         </w:rPr>
       </w:r>
@@ -485,13 +396,6 @@
           <w:lang w:val="uk-UA"/>
         </w:rPr>
       </w:r>
-      <w:r>
-        <w:rPr>
-          <w:rFonts w:eastAsia="Times New Roman" w:cs="Times New Roman"/>
-          <w:color w:val="000000" w:themeColor="text1"/>
-          <w:lang w:val="uk-UA"/>
-        </w:rPr>
-      </w:r>
     </w:p>
     <w:p>
       <w:pPr>
@@ -522,13 +426,7 @@
           <w:lang w:val="uk-UA"/>
         </w:rPr>
       </w:r>
-      <w:r>
-        <w:rPr>
-          <w:rFonts w:eastAsia="Times New Roman" w:cs="Times New Roman"/>
-          <w:color w:val="000000" w:themeColor="text1"/>
-          <w:lang w:val="uk-UA"/>
-        </w:rPr>
-      </w:r>
+      <w:r/>
     </w:p>
     <w:p>
       <w:pPr>
@@ -543,14 +441,6 @@
           <w:lang w:val="uk-UA"/>
         </w:rPr>
       </w:pPr>
-      <w:r>
-        <w:rPr>
-          <w:rFonts w:eastAsia="Times New Roman" w:cs="Times New Roman"/>
-          <w:color w:val="000000" w:themeColor="text1"/>
-          <w:szCs w:val="28"/>
-          <w:lang w:val="uk-UA"/>
-        </w:rPr>
-      </w:r>
       <w:r>
         <w:rPr>
           <w:rFonts w:eastAsia="Times New Roman" w:cs="Times New Roman"/>
@@ -582,15 +472,6 @@
           <w:lang w:val="uk-UA"/>
         </w:rPr>
       </w:pPr>
-      <w:r>
-        <w:rPr>
-          <w:rFonts w:eastAsia="Times New Roman" w:cs="Times New Roman"/>
-          <w:color w:val="000000" w:themeColor="text1"/>
-          <w:sz w:val="24"/>
-          <w:szCs w:val="24"/>
-          <w:lang w:val="uk-UA"/>
-        </w:rPr>
-      </w:r>
       <w:r>
         <w:rPr>
           <w:rFonts w:eastAsia="Times New Roman" w:cs="Times New Roman"/>
@@ -630,14 +511,6 @@
           <w:lang w:val="uk-UA"/>
         </w:rPr>
         <w:t xml:space="preserve">ЗАВДАННЯ ВИДАВ</w:t>
-      </w:r>
-      <w:r>
-        <w:rPr>
-          <w:rFonts w:eastAsia="Times New Roman" w:cs="Times New Roman"/>
-          <w:color w:val="000000" w:themeColor="text1"/>
-          <w:szCs w:val="28"/>
-          <w:lang w:val="uk-UA"/>
-        </w:rPr>
       </w:r>
       <w:r>
         <w:rPr>
@@ -697,6 +570,29 @@
           <w:lang w:val="uk-UA"/>
         </w:rPr>
       </w:r>
+    </w:p>
+    <w:p>
+      <w:pPr>
+        <w:pBdr/>
+        <w:spacing w:line="240" w:lineRule="auto"/>
+        <w:ind w:firstLine="0" w:left="7230"/>
+        <w:rPr>
+          <w:rFonts w:eastAsia="Times New Roman" w:cs="Times New Roman"/>
+          <w:color w:val="000000" w:themeColor="text1"/>
+          <w:sz w:val="24"/>
+          <w:szCs w:val="24"/>
+          <w:lang w:val="uk-UA"/>
+        </w:rPr>
+      </w:pPr>
+      <w:r>
+        <w:rPr>
+          <w:rFonts w:eastAsia="Times New Roman" w:cs="Times New Roman"/>
+          <w:color w:val="000000" w:themeColor="text1"/>
+          <w:szCs w:val="28"/>
+          <w:lang w:val="uk-UA"/>
+        </w:rPr>
+        <w:t xml:space="preserve">Доренський О. П. </w:t>
+      </w:r>
       <w:r>
         <w:rPr>
           <w:rFonts w:eastAsia="Times New Roman" w:cs="Times New Roman"/>
@@ -720,6 +616,44 @@
           <w:lang w:val="uk-UA"/>
         </w:rPr>
       </w:pPr>
+      <w:r/>
+      <w:hyperlink r:id="rId10" w:tooltip="https://github.com/odorenskyi/Dmytro-Parkhomenko-KB18" w:history="1">
+        <w:r>
+          <w:rPr>
+            <w:rFonts w:eastAsia="Times New Roman" w:cs="Times New Roman"/>
+            <w:color w:val="000000" w:themeColor="text1"/>
+            <w:sz w:val="24"/>
+            <w:szCs w:val="24"/>
+            <w:u w:val="single"/>
+            <w:lang w:val="uk-UA"/>
+          </w:rPr>
+          <w:t xml:space="preserve">https://github.com/odorenskyi/</w:t>
+        </w:r>
+      </w:hyperlink>
+      <w:r/>
+      <w:r>
+        <w:rPr>
+          <w:rFonts w:eastAsia="Times New Roman" w:cs="Times New Roman"/>
+          <w:color w:val="000000" w:themeColor="text1"/>
+          <w:sz w:val="24"/>
+          <w:szCs w:val="24"/>
+          <w:lang w:val="uk-UA"/>
+        </w:rPr>
+      </w:r>
+    </w:p>
+    <w:p>
+      <w:pPr>
+        <w:pBdr/>
+        <w:spacing w:line="240" w:lineRule="auto"/>
+        <w:ind w:firstLine="0" w:left="7230"/>
+        <w:rPr>
+          <w:rFonts w:eastAsia="Times New Roman" w:cs="Times New Roman"/>
+          <w:color w:val="000000" w:themeColor="text1"/>
+          <w:sz w:val="24"/>
+          <w:szCs w:val="24"/>
+          <w:lang w:val="uk-UA"/>
+        </w:rPr>
+      </w:pPr>
       <w:r>
         <w:rPr>
           <w:rFonts w:eastAsia="Times New Roman" w:cs="Times New Roman"/>
@@ -727,8 +661,125 @@
           <w:szCs w:val="28"/>
           <w:lang w:val="uk-UA"/>
         </w:rPr>
-        <w:t xml:space="preserve">Доренський О. П. </w:t>
+        <w:t xml:space="preserve"> </w:t>
       </w:r>
+      <w:r>
+        <w:rPr>
+          <w:rFonts w:eastAsia="Times New Roman" w:cs="Times New Roman"/>
+          <w:color w:val="000000" w:themeColor="text1"/>
+          <w:sz w:val="24"/>
+          <w:szCs w:val="24"/>
+          <w:lang w:val="uk-UA"/>
+        </w:rPr>
+      </w:r>
+    </w:p>
+    <w:p>
+      <w:pPr>
+        <w:pBdr/>
+        <w:spacing w:line="240" w:lineRule="auto"/>
+        <w:ind w:firstLine="0" w:left="7230"/>
+        <w:rPr>
+          <w:rFonts w:eastAsia="Times New Roman" w:cs="Times New Roman"/>
+          <w:color w:val="000000" w:themeColor="text1"/>
+          <w:sz w:val="24"/>
+          <w:szCs w:val="24"/>
+          <w:lang w:val="uk-UA"/>
+        </w:rPr>
+      </w:pPr>
+      <w:r>
+        <w:rPr>
+          <w:rFonts w:eastAsia="Times New Roman" w:cs="Times New Roman"/>
+          <w:color w:val="000000" w:themeColor="text1"/>
+          <w:szCs w:val="28"/>
+          <w:lang w:val="uk-UA"/>
+        </w:rPr>
+        <w:t xml:space="preserve">ВИКОНАВ </w:t>
+      </w:r>
+      <w:r>
+        <w:rPr>
+          <w:rFonts w:eastAsia="Times New Roman" w:cs="Times New Roman"/>
+          <w:color w:val="000000" w:themeColor="text1"/>
+          <w:sz w:val="24"/>
+          <w:szCs w:val="24"/>
+          <w:lang w:val="uk-UA"/>
+        </w:rPr>
+      </w:r>
+    </w:p>
+    <w:p>
+      <w:pPr>
+        <w:pBdr/>
+        <w:spacing w:line="240" w:lineRule="auto"/>
+        <w:ind w:firstLine="0" w:left="7230"/>
+        <w:rPr>
+          <w:rFonts w:eastAsia="Times New Roman" w:cs="Times New Roman"/>
+          <w:color w:val="000000" w:themeColor="text1"/>
+          <w:sz w:val="24"/>
+          <w:szCs w:val="24"/>
+          <w:lang w:val="uk-UA"/>
+        </w:rPr>
+      </w:pPr>
+      <w:r>
+        <w:rPr>
+          <w:rFonts w:eastAsia="Times New Roman" w:cs="Times New Roman"/>
+          <w:color w:val="000000" w:themeColor="text1"/>
+          <w:szCs w:val="28"/>
+          <w:lang w:val="uk-UA"/>
+        </w:rPr>
+        <w:t xml:space="preserve">студент академічної групи КБ-24</w:t>
+      </w:r>
+      <w:r>
+        <w:rPr>
+          <w:rFonts w:eastAsia="Times New Roman" w:cs="Times New Roman"/>
+          <w:color w:val="000000" w:themeColor="text1"/>
+          <w:sz w:val="24"/>
+          <w:szCs w:val="24"/>
+          <w:lang w:val="uk-UA"/>
+        </w:rPr>
+      </w:r>
+    </w:p>
+    <w:p>
+      <w:pPr>
+        <w:pBdr/>
+        <w:spacing w:line="240" w:lineRule="auto"/>
+        <w:ind w:firstLine="0" w:left="7230"/>
+        <w:rPr>
+          <w:rFonts w:eastAsia="Times New Roman" w:cs="Times New Roman"/>
+          <w:color w:val="000000" w:themeColor="text1"/>
+          <w:szCs w:val="28"/>
+          <w:lang w:val="uk-UA"/>
+        </w:rPr>
+      </w:pPr>
+      <w:r>
+        <w:rPr>
+          <w:rFonts w:eastAsia="Times New Roman" w:cs="Times New Roman"/>
+          <w:color w:val="000000" w:themeColor="text1"/>
+          <w:szCs w:val="28"/>
+          <w:lang w:val="uk-UA"/>
+        </w:rPr>
+        <w:t xml:space="preserve">Марченко К. О.</w:t>
+      </w:r>
+      <w:r>
+        <w:rPr>
+          <w:rFonts w:eastAsia="Times New Roman" w:cs="Times New Roman"/>
+          <w:color w:val="000000" w:themeColor="text1"/>
+          <w:szCs w:val="28"/>
+          <w:lang w:val="uk-UA"/>
+        </w:rPr>
+      </w:r>
+    </w:p>
+    <w:p>
+      <w:pPr>
+        <w:pBdr/>
+        <w:spacing w:line="240" w:lineRule="auto"/>
+        <w:ind w:firstLine="0" w:left="7230"/>
+        <w:rPr>
+          <w:rFonts w:eastAsia="Times New Roman" w:cs="Times New Roman"/>
+          <w:color w:val="000000" w:themeColor="text1"/>
+          <w:sz w:val="24"/>
+          <w:szCs w:val="24"/>
+          <w:lang w:val="uk-UA"/>
+        </w:rPr>
+      </w:pPr>
       <w:r>
         <w:rPr>
           <w:rFonts w:eastAsia="Times New Roman" w:cs="Times New Roman"/>
@@ -761,254 +812,6 @@
           <w:lang w:val="uk-UA"/>
         </w:rPr>
       </w:pPr>
-      <w:r/>
-      <w:hyperlink r:id="rId10" w:tooltip="https://github.com/odorenskyi/Dmytro-Parkhomenko-KB18" w:history="1">
-        <w:r>
-          <w:rPr>
-            <w:rFonts w:eastAsia="Times New Roman" w:cs="Times New Roman"/>
-            <w:color w:val="000000" w:themeColor="text1"/>
-            <w:sz w:val="24"/>
-            <w:szCs w:val="24"/>
-            <w:u w:val="single"/>
-            <w:lang w:val="uk-UA"/>
-          </w:rPr>
-          <w:t xml:space="preserve">https://github.com/odorenskyi/</w:t>
-        </w:r>
-      </w:hyperlink>
-      <w:r>
-        <w:rPr>
-          <w:rFonts w:eastAsia="Times New Roman" w:cs="Times New Roman"/>
-          <w:color w:val="000000" w:themeColor="text1"/>
-          <w:sz w:val="24"/>
-          <w:szCs w:val="24"/>
-          <w:lang w:val="uk-UA"/>
-        </w:rPr>
-      </w:r>
-      <w:r>
-        <w:rPr>
-          <w:rFonts w:eastAsia="Times New Roman" w:cs="Times New Roman"/>
-          <w:color w:val="000000" w:themeColor="text1"/>
-          <w:sz w:val="24"/>
-          <w:szCs w:val="24"/>
-          <w:lang w:val="uk-UA"/>
-        </w:rPr>
-      </w:r>
-    </w:p>
-    <w:p>
-      <w:pPr>
-        <w:pBdr/>
-        <w:spacing w:line="240" w:lineRule="auto"/>
-        <w:ind w:firstLine="0" w:left="7230"/>
-        <w:rPr>
-          <w:rFonts w:eastAsia="Times New Roman" w:cs="Times New Roman"/>
-          <w:color w:val="000000" w:themeColor="text1"/>
-          <w:sz w:val="24"/>
-          <w:szCs w:val="24"/>
-          <w:lang w:val="uk-UA"/>
-        </w:rPr>
-      </w:pPr>
-      <w:r>
-        <w:rPr>
-          <w:rFonts w:eastAsia="Times New Roman" w:cs="Times New Roman"/>
-          <w:color w:val="000000" w:themeColor="text1"/>
-          <w:szCs w:val="28"/>
-          <w:lang w:val="uk-UA"/>
-        </w:rPr>
-        <w:t xml:space="preserve"> </w:t>
-      </w:r>
-      <w:r>
-        <w:rPr>
-          <w:rFonts w:eastAsia="Times New Roman" w:cs="Times New Roman"/>
-          <w:color w:val="000000" w:themeColor="text1"/>
-          <w:sz w:val="24"/>
-          <w:szCs w:val="24"/>
-          <w:lang w:val="uk-UA"/>
-        </w:rPr>
-      </w:r>
-      <w:r>
-        <w:rPr>
-          <w:rFonts w:eastAsia="Times New Roman" w:cs="Times New Roman"/>
-          <w:color w:val="000000" w:themeColor="text1"/>
-          <w:sz w:val="24"/>
-          <w:szCs w:val="24"/>
-          <w:lang w:val="uk-UA"/>
-        </w:rPr>
-      </w:r>
-    </w:p>
-    <w:p>
-      <w:pPr>
-        <w:pBdr/>
-        <w:spacing w:line="240" w:lineRule="auto"/>
-        <w:ind w:firstLine="0" w:left="7230"/>
-        <w:rPr>
-          <w:rFonts w:eastAsia="Times New Roman" w:cs="Times New Roman"/>
-          <w:color w:val="000000" w:themeColor="text1"/>
-          <w:sz w:val="24"/>
-          <w:szCs w:val="24"/>
-          <w:lang w:val="uk-UA"/>
-        </w:rPr>
-      </w:pPr>
-      <w:r>
-        <w:rPr>
-          <w:rFonts w:eastAsia="Times New Roman" w:cs="Times New Roman"/>
-          <w:color w:val="000000" w:themeColor="text1"/>
-          <w:szCs w:val="28"/>
-          <w:lang w:val="uk-UA"/>
-        </w:rPr>
-        <w:t xml:space="preserve">ВИКОНАВ </w:t>
-      </w:r>
-      <w:r>
-        <w:rPr>
-          <w:rFonts w:eastAsia="Times New Roman" w:cs="Times New Roman"/>
-          <w:color w:val="000000" w:themeColor="text1"/>
-          <w:sz w:val="24"/>
-          <w:szCs w:val="24"/>
-          <w:lang w:val="uk-UA"/>
-        </w:rPr>
-      </w:r>
-      <w:r>
-        <w:rPr>
-          <w:rFonts w:eastAsia="Times New Roman" w:cs="Times New Roman"/>
-          <w:color w:val="000000" w:themeColor="text1"/>
-          <w:sz w:val="24"/>
-          <w:szCs w:val="24"/>
-          <w:lang w:val="uk-UA"/>
-        </w:rPr>
-      </w:r>
-    </w:p>
-    <w:p>
-      <w:pPr>
-        <w:pBdr/>
-        <w:spacing w:line="240" w:lineRule="auto"/>
-        <w:ind w:firstLine="0" w:left="7230"/>
-        <w:rPr>
-          <w:rFonts w:eastAsia="Times New Roman" w:cs="Times New Roman"/>
-          <w:color w:val="000000" w:themeColor="text1"/>
-          <w:sz w:val="24"/>
-          <w:szCs w:val="24"/>
-          <w:lang w:val="uk-UA"/>
-        </w:rPr>
-      </w:pPr>
-      <w:r>
-        <w:rPr>
-          <w:rFonts w:eastAsia="Times New Roman" w:cs="Times New Roman"/>
-          <w:color w:val="000000" w:themeColor="text1"/>
-          <w:szCs w:val="28"/>
-          <w:lang w:val="uk-UA"/>
-        </w:rPr>
-        <w:t xml:space="preserve">студент академічної групи КБ-24</w:t>
-      </w:r>
-      <w:r>
-        <w:rPr>
-          <w:rFonts w:eastAsia="Times New Roman" w:cs="Times New Roman"/>
-          <w:color w:val="000000" w:themeColor="text1"/>
-          <w:sz w:val="24"/>
-          <w:szCs w:val="24"/>
-          <w:lang w:val="uk-UA"/>
-        </w:rPr>
-      </w:r>
-      <w:r>
-        <w:rPr>
-          <w:rFonts w:eastAsia="Times New Roman" w:cs="Times New Roman"/>
-          <w:color w:val="000000" w:themeColor="text1"/>
-          <w:sz w:val="24"/>
-          <w:szCs w:val="24"/>
-          <w:lang w:val="uk-UA"/>
-        </w:rPr>
-      </w:r>
-    </w:p>
-    <w:p>
-      <w:pPr>
-        <w:pBdr/>
-        <w:spacing w:line="240" w:lineRule="auto"/>
-        <w:ind w:firstLine="0" w:left="7230"/>
-        <w:rPr>
-          <w:rFonts w:eastAsia="Times New Roman" w:cs="Times New Roman"/>
-          <w:color w:val="000000" w:themeColor="text1"/>
-          <w:szCs w:val="28"/>
-          <w:lang w:val="uk-UA"/>
-        </w:rPr>
-      </w:pPr>
-      <w:r>
-        <w:rPr>
-          <w:rFonts w:eastAsia="Times New Roman" w:cs="Times New Roman"/>
-          <w:color w:val="000000" w:themeColor="text1"/>
-          <w:szCs w:val="28"/>
-          <w:lang w:val="uk-UA"/>
-        </w:rPr>
-        <w:t xml:space="preserve">Марченко К. О.</w:t>
-      </w:r>
-      <w:r>
-        <w:rPr>
-          <w:rFonts w:eastAsia="Times New Roman" w:cs="Times New Roman"/>
-          <w:color w:val="000000" w:themeColor="text1"/>
-          <w:szCs w:val="28"/>
-          <w:lang w:val="uk-UA"/>
-        </w:rPr>
-      </w:r>
-      <w:r>
-        <w:rPr>
-          <w:rFonts w:eastAsia="Times New Roman" w:cs="Times New Roman"/>
-          <w:color w:val="000000" w:themeColor="text1"/>
-          <w:szCs w:val="28"/>
-          <w:lang w:val="uk-UA"/>
-        </w:rPr>
-      </w:r>
-    </w:p>
-    <w:p>
-      <w:pPr>
-        <w:pBdr/>
-        <w:spacing w:line="240" w:lineRule="auto"/>
-        <w:ind w:firstLine="0" w:left="7230"/>
-        <w:rPr>
-          <w:rFonts w:eastAsia="Times New Roman" w:cs="Times New Roman"/>
-          <w:color w:val="000000" w:themeColor="text1"/>
-          <w:sz w:val="24"/>
-          <w:szCs w:val="24"/>
-          <w:lang w:val="uk-UA"/>
-        </w:rPr>
-      </w:pPr>
-      <w:r>
-        <w:rPr>
-          <w:rFonts w:eastAsia="Times New Roman" w:cs="Times New Roman"/>
-          <w:color w:val="000000" w:themeColor="text1"/>
-          <w:sz w:val="24"/>
-          <w:szCs w:val="24"/>
-          <w:lang w:val="uk-UA"/>
-        </w:rPr>
-      </w:r>
-      <w:r>
-        <w:rPr>
-          <w:rFonts w:eastAsia="Times New Roman" w:cs="Times New Roman"/>
-          <w:color w:val="000000" w:themeColor="text1"/>
-          <w:sz w:val="24"/>
-          <w:szCs w:val="24"/>
-          <w:lang w:val="uk-UA"/>
-        </w:rPr>
-      </w:r>
-      <w:r>
-        <w:rPr>
-          <w:rFonts w:eastAsia="Times New Roman" w:cs="Times New Roman"/>
-          <w:color w:val="000000" w:themeColor="text1"/>
-          <w:sz w:val="24"/>
-          <w:szCs w:val="24"/>
-          <w:lang w:val="uk-UA"/>
-        </w:rPr>
-      </w:r>
-    </w:p>
-    <w:p>
-      <w:pPr>
-        <w:pBdr/>
-        <w:spacing w:line="240" w:lineRule="auto"/>
-        <w:ind w:firstLine="0" w:left="7230"/>
-        <w:rPr>
-          <w:rFonts w:eastAsia="Times New Roman" w:cs="Times New Roman"/>
-          <w:color w:val="000000" w:themeColor="text1"/>
-          <w:sz w:val="24"/>
-          <w:szCs w:val="24"/>
-          <w:lang w:val="uk-UA"/>
-        </w:rPr>
-      </w:pPr>
       <w:r>
         <w:rPr>
           <w:rFonts w:eastAsia="Times New Roman" w:cs="Times New Roman"/>
@@ -1017,15 +820,6 @@
           <w:lang w:val="uk-UA"/>
         </w:rPr>
         <w:t xml:space="preserve">ПЕРЕВІРИВ</w:t>
-      </w:r>
-      <w:r>
-        <w:rPr>
-          <w:rFonts w:eastAsia="Times New Roman" w:cs="Times New Roman"/>
-          <w:color w:val="000000" w:themeColor="text1"/>
-          <w:sz w:val="24"/>
-          <w:szCs w:val="24"/>
-          <w:lang w:val="uk-UA"/>
-        </w:rPr>
       </w:r>
       <w:r>
         <w:rPr>
@@ -1096,15 +890,6 @@
           <w:lang w:val="uk-UA"/>
         </w:rPr>
       </w:r>
-      <w:r>
-        <w:rPr>
-          <w:rFonts w:eastAsia="Times New Roman" w:cs="Times New Roman"/>
-          <w:color w:val="000000" w:themeColor="text1"/>
-          <w:sz w:val="24"/>
-          <w:szCs w:val="24"/>
-          <w:lang w:val="uk-UA"/>
-        </w:rPr>
-      </w:r>
     </w:p>
     <w:p>
       <w:pPr>
@@ -1137,15 +922,6 @@
           <w:lang w:val="uk-UA"/>
         </w:rPr>
       </w:r>
-      <w:r>
-        <w:rPr>
-          <w:rFonts w:eastAsia="Times New Roman" w:cs="Times New Roman"/>
-          <w:color w:val="000000" w:themeColor="text1"/>
-          <w:sz w:val="24"/>
-          <w:szCs w:val="24"/>
-          <w:lang w:val="uk-UA"/>
-        </w:rPr>
-      </w:r>
     </w:p>
     <w:p>
       <w:pPr>
@@ -1179,19 +955,10 @@
           <w:lang w:val="uk-UA"/>
         </w:rPr>
       </w:r>
-      <w:r>
-        <w:rPr>
-          <w:rFonts w:eastAsia="Times New Roman" w:cs="Times New Roman"/>
-          <w:color w:val="000000" w:themeColor="text1"/>
-          <w:sz w:val="24"/>
-          <w:szCs w:val="24"/>
-          <w:lang w:val="uk-UA"/>
-        </w:rPr>
-      </w:r>
     </w:p>
     <w:p>
       <w:pPr>
-        <w:pStyle w:val="958"/>
+        <w:pStyle w:val="748"/>
         <w:pBdr/>
         <w:spacing/>
         <w:ind w:firstLine="0"/>
@@ -1241,6 +1008,13 @@
           <w:lang w:val="uk-UA"/>
         </w:rPr>
       </w:r>
+      <w:r>
+        <w:rPr>
+          <w:color w:val="000000" w:themeColor="text1"/>
+          <w:szCs w:val="28"/>
+          <w:lang w:val="uk-UA"/>
+        </w:rPr>
+      </w:r>
     </w:p>
     <w:p>
       <w:pPr>
@@ -1288,11 +1062,6 @@
           <w:lang w:val="uk-UA"/>
         </w:rPr>
       </w:r>
-      <w:r>
-        <w:rPr>
-          <w:lang w:val="uk-UA"/>
-        </w:rPr>
-      </w:r>
     </w:p>
     <w:p>
       <w:pPr>
@@ -1308,11 +1077,6 @@
           <w:lang w:val="uk-UA"/>
         </w:rPr>
         <w:t xml:space="preserve">Варіант №8</w:t>
-      </w:r>
-      <w:r>
-        <w:rPr>
-          <w:lang w:val="uk-UA"/>
-        </w:rPr>
       </w:r>
       <w:r>
         <w:rPr>
@@ -1348,15 +1112,10 @@
           <w:lang w:val="uk-UA"/>
         </w:rPr>
       </w:r>
-      <w:r>
-        <w:rPr>
-          <w:lang w:val="uk-UA"/>
-        </w:rPr>
-      </w:r>
     </w:p>
     <w:p>
       <w:pPr>
-        <w:pStyle w:val="961"/>
+        <w:pStyle w:val="751"/>
         <w:numPr>
           <w:ilvl w:val="0"/>
           <w:numId w:val="1"/>
@@ -1379,11 +1138,10 @@
           <w:lang w:val="uk-UA"/>
         </w:rPr>
       </w:r>
-      <w:r/>
     </w:p>
     <w:p>
       <w:pPr>
-        <w:pStyle w:val="961"/>
+        <w:pStyle w:val="751"/>
         <w:numPr>
           <w:ilvl w:val="0"/>
           <w:numId w:val="1"/>
@@ -1403,11 +1161,7 @@
           <w:lang w:val="uk-UA"/>
         </w:rPr>
       </w:r>
-      <w:r>
-        <w:rPr>
-          <w:lang w:val="uk-UA"/>
-        </w:rPr>
-      </w:r>
+      <w:r/>
     </w:p>
     <w:p>
       <w:pPr>
@@ -1440,16 +1194,10 @@
           <w:highlight w:val="none"/>
         </w:rPr>
       </w:r>
-      <w:r>
-        <w:rPr>
-          <w:highlight w:val="none"/>
-          <w:lang w:val="uk-UA"/>
-        </w:rPr>
-      </w:r>
     </w:p>
     <w:p>
       <w:pPr>
-        <w:pStyle w:val="961"/>
+        <w:pStyle w:val="751"/>
         <w:numPr>
           <w:ilvl w:val="0"/>
           <w:numId w:val="19"/>
@@ -1474,15 +1222,10 @@
           <w:lang w:val="uk-UA"/>
         </w:rPr>
       </w:r>
-      <w:r>
-        <w:rPr>
-          <w:lang w:val="uk-UA"/>
-        </w:rPr>
-      </w:r>
     </w:p>
     <w:p>
       <w:pPr>
-        <w:pStyle w:val="961"/>
+        <w:pStyle w:val="751"/>
         <w:numPr>
           <w:ilvl w:val="0"/>
           <w:numId w:val="19"/>
@@ -1521,15 +1264,10 @@
           <w:lang w:val="uk-UA"/>
         </w:rPr>
       </w:r>
-      <w:r>
-        <w:rPr>
-          <w:lang w:val="uk-UA"/>
-        </w:rPr>
-      </w:r>
     </w:p>
     <w:p>
       <w:pPr>
-        <w:pStyle w:val="961"/>
+        <w:pStyle w:val="751"/>
         <w:numPr>
           <w:ilvl w:val="0"/>
           <w:numId w:val="19"/>
@@ -1561,8 +1299,3863 @@
           <w:lang w:val="uk-UA"/>
         </w:rPr>
       </w:r>
+    </w:p>
+    <w:p>
+      <w:pPr>
+        <w:pStyle w:val="733"/>
+        <w:keepNext w:val="true"/>
+        <w:widowControl w:val="true"/>
+        <w:numPr>
+          <w:ilvl w:val="0"/>
+          <w:numId w:val="20"/>
+        </w:numPr>
+        <w:pBdr/>
+        <w:tabs>
+          <w:tab w:val="left" w:leader="none" w:pos="0"/>
+          <w:tab w:val="clear" w:leader="none" w:pos="643"/>
+        </w:tabs>
+        <w:bidi w:val="false"/>
+        <w:spacing w:after="140" w:before="0" w:line="276" w:lineRule="auto"/>
+        <w:ind w:right="0" w:firstLine="0" w:left="0"/>
+        <w:jc w:val="both"/>
+        <w:rPr>
+          <w:rFonts w:ascii="Times New Roman" w:hAnsi="Times New Roman"/>
+          <w:sz w:val="28"/>
+          <w:szCs w:val="28"/>
+        </w:rPr>
+      </w:pPr>
       <w:r>
         <w:rPr>
+          <w:sz w:val="28"/>
+          <w:szCs w:val="28"/>
+        </w:rPr>
+        <w:t xml:space="preserve">Аналіз та планування проєкту "Електронний довідник Укрпошти"</w:t>
+      </w:r>
+      <w:r>
+        <w:rPr>
+          <w:rFonts w:ascii="Times New Roman" w:hAnsi="Times New Roman"/>
+          <w:sz w:val="28"/>
+          <w:szCs w:val="28"/>
+        </w:rPr>
+      </w:r>
+      <w:r>
+        <w:rPr>
+          <w:rFonts w:ascii="Times New Roman" w:hAnsi="Times New Roman"/>
+          <w:sz w:val="28"/>
+          <w:szCs w:val="28"/>
+        </w:rPr>
+      </w:r>
+    </w:p>
+    <w:p>
+      <w:pPr>
+        <w:pStyle w:val="734"/>
+        <w:pBdr/>
+        <w:bidi w:val="false"/>
+        <w:spacing w:after="140" w:before="0" w:line="276" w:lineRule="auto"/>
+        <w:ind w:firstLine="0"/>
+        <w:jc w:val="left"/>
+        <w:rPr/>
+      </w:pPr>
+      <w:r>
+        <w:t xml:space="preserve">3.1 Аналіз задач ІТ-проєкта та вимог до програмного забезпечення</w:t>
+      </w:r>
+      <w:r/>
+      <w:r/>
+    </w:p>
+    <w:p>
+      <w:pPr>
+        <w:pStyle w:val="735"/>
+        <w:pBdr/>
+        <w:bidi w:val="false"/>
+        <w:spacing w:after="140" w:before="0" w:line="276" w:lineRule="auto"/>
+        <w:ind w:firstLine="0"/>
+        <w:jc w:val="left"/>
+        <w:rPr/>
+      </w:pPr>
+      <w:r>
+        <w:t xml:space="preserve">Основні функціональні вимоги:</w:t>
+      </w:r>
+      <w:r/>
+      <w:r/>
+    </w:p>
+    <w:p>
+      <w:pPr>
+        <w:pStyle w:val="1_142"/>
+        <w:numPr>
+          <w:ilvl w:val="0"/>
+          <w:numId w:val="21"/>
+        </w:numPr>
+        <w:pBdr/>
+        <w:tabs>
+          <w:tab w:val="left" w:leader="none" w:pos="270"/>
+          <w:tab w:val="clear" w:leader="none" w:pos="709"/>
+        </w:tabs>
+        <w:bidi w:val="false"/>
+        <w:spacing w:after="0" w:before="0"/>
+        <w:ind w:right="0" w:firstLine="11" w:left="0"/>
+        <w:jc w:val="left"/>
+        <w:rPr/>
+      </w:pPr>
+      <w:r>
+        <w:rPr>
+          <w:rStyle w:val="750"/>
+        </w:rPr>
+        <w:t xml:space="preserve">Пошук записів</w:t>
+      </w:r>
+      <w:r>
+        <w:t xml:space="preserve">: за п'ятизначним індексом або назвою населеного пункту </w:t>
+      </w:r>
+      <w:r/>
+      <w:r/>
+    </w:p>
+    <w:p>
+      <w:pPr>
+        <w:pStyle w:val="1_142"/>
+        <w:numPr>
+          <w:ilvl w:val="0"/>
+          <w:numId w:val="21"/>
+        </w:numPr>
+        <w:pBdr/>
+        <w:tabs>
+          <w:tab w:val="left" w:leader="none" w:pos="270"/>
+          <w:tab w:val="clear" w:leader="none" w:pos="709"/>
+        </w:tabs>
+        <w:bidi w:val="false"/>
+        <w:spacing w:after="0" w:before="0"/>
+        <w:ind w:right="0" w:firstLine="11" w:left="0"/>
+        <w:jc w:val="left"/>
+        <w:rPr/>
+      </w:pPr>
+      <w:r>
+        <w:rPr>
+          <w:rStyle w:val="750"/>
+        </w:rPr>
+        <w:t xml:space="preserve">Виведення даних</w:t>
+      </w:r>
+      <w:r>
+        <w:t xml:space="preserve">: весь довідник на екран або у текстовий файл </w:t>
+      </w:r>
+      <w:r/>
+      <w:r/>
+    </w:p>
+    <w:p>
+      <w:pPr>
+        <w:pStyle w:val="1_142"/>
+        <w:numPr>
+          <w:ilvl w:val="0"/>
+          <w:numId w:val="21"/>
+        </w:numPr>
+        <w:pBdr/>
+        <w:tabs>
+          <w:tab w:val="left" w:leader="none" w:pos="270"/>
+          <w:tab w:val="clear" w:leader="none" w:pos="709"/>
+        </w:tabs>
+        <w:bidi w:val="false"/>
+        <w:spacing w:after="0" w:before="0"/>
+        <w:ind w:right="0" w:firstLine="11" w:left="0"/>
+        <w:jc w:val="left"/>
+        <w:rPr/>
+      </w:pPr>
+      <w:r>
+        <w:rPr>
+          <w:rStyle w:val="750"/>
+        </w:rPr>
+        <w:t xml:space="preserve">Додавання записів</w:t>
+      </w:r>
+      <w:r>
+        <w:t xml:space="preserve">: можливість внесення нових записів в довідник </w:t>
+      </w:r>
+      <w:r/>
+      <w:r/>
+    </w:p>
+    <w:p>
+      <w:pPr>
+        <w:pStyle w:val="1_142"/>
+        <w:numPr>
+          <w:ilvl w:val="0"/>
+          <w:numId w:val="21"/>
+        </w:numPr>
+        <w:pBdr/>
+        <w:tabs>
+          <w:tab w:val="left" w:leader="none" w:pos="270"/>
+          <w:tab w:val="clear" w:leader="none" w:pos="709"/>
+        </w:tabs>
+        <w:bidi w:val="false"/>
+        <w:spacing w:after="0" w:before="0"/>
+        <w:ind w:right="0" w:firstLine="11" w:left="0"/>
+        <w:jc w:val="left"/>
+        <w:rPr/>
+      </w:pPr>
+      <w:r>
+        <w:rPr>
+          <w:rStyle w:val="750"/>
+        </w:rPr>
+        <w:t xml:space="preserve">Вилучення записів</w:t>
+      </w:r>
+      <w:r>
+        <w:t xml:space="preserve">: видалення обраних користувачем записів </w:t>
+      </w:r>
+      <w:r/>
+      <w:r/>
+    </w:p>
+    <w:p>
+      <w:pPr>
+        <w:pStyle w:val="1_142"/>
+        <w:numPr>
+          <w:ilvl w:val="0"/>
+          <w:numId w:val="21"/>
+        </w:numPr>
+        <w:pBdr/>
+        <w:tabs>
+          <w:tab w:val="left" w:leader="none" w:pos="270"/>
+          <w:tab w:val="clear" w:leader="none" w:pos="709"/>
+        </w:tabs>
+        <w:bidi w:val="false"/>
+        <w:spacing w:after="0" w:before="0"/>
+        <w:ind w:right="0" w:firstLine="11" w:left="0"/>
+        <w:jc w:val="left"/>
+        <w:rPr/>
+      </w:pPr>
+      <w:r>
+        <w:rPr>
+          <w:rStyle w:val="750"/>
+        </w:rPr>
+        <w:t xml:space="preserve">Автоматичне збереження</w:t>
+      </w:r>
+      <w:r>
+        <w:t xml:space="preserve">: запис даних у файл при завершенні роботи </w:t>
+      </w:r>
+      <w:r/>
+      <w:r/>
+    </w:p>
+    <w:p>
+      <w:pPr>
+        <w:pStyle w:val="1_142"/>
+        <w:numPr>
+          <w:ilvl w:val="0"/>
+          <w:numId w:val="21"/>
+        </w:numPr>
+        <w:pBdr/>
+        <w:tabs>
+          <w:tab w:val="left" w:leader="none" w:pos="270"/>
+          <w:tab w:val="clear" w:leader="none" w:pos="709"/>
+        </w:tabs>
+        <w:bidi w:val="false"/>
+        <w:spacing/>
+        <w:ind w:right="0" w:firstLine="11" w:left="0"/>
+        <w:jc w:val="left"/>
+        <w:rPr/>
+      </w:pPr>
+      <w:r>
+        <w:rPr>
+          <w:rStyle w:val="750"/>
+        </w:rPr>
+        <w:t xml:space="preserve">Автоматичне завантаження</w:t>
+      </w:r>
+      <w:r>
+        <w:t xml:space="preserve">: читання даних з файлу при запуску програми </w:t>
+      </w:r>
+      <w:r/>
+      <w:r/>
+    </w:p>
+    <w:p>
+      <w:pPr>
+        <w:pStyle w:val="735"/>
+        <w:pBdr/>
+        <w:bidi w:val="false"/>
+        <w:spacing w:after="140" w:before="0" w:line="276" w:lineRule="auto"/>
+        <w:ind w:right="0" w:firstLine="0" w:left="0"/>
+        <w:jc w:val="left"/>
+        <w:rPr/>
+      </w:pPr>
+      <w:r>
+        <w:t xml:space="preserve">Структура даних запису:</w:t>
+      </w:r>
+      <w:r/>
+      <w:r/>
+    </w:p>
+    <w:p>
+      <w:pPr>
+        <w:pStyle w:val="1_142"/>
+        <w:numPr>
+          <w:ilvl w:val="0"/>
+          <w:numId w:val="36"/>
+        </w:numPr>
+        <w:pBdr/>
+        <w:tabs>
+          <w:tab w:val="left" w:leader="none" w:pos="270"/>
+          <w:tab w:val="clear" w:leader="none" w:pos="720"/>
+        </w:tabs>
+        <w:spacing w:after="0" w:before="0"/>
+        <w:ind w:right="0" w:firstLine="0" w:left="0"/>
+        <w:rPr/>
+      </w:pPr>
+      <w:r>
+        <w:t xml:space="preserve">П'ятизначний індекс (</w:t>
+      </w:r>
+      <w:r>
+        <w:rPr>
+          <w:rStyle w:val="1_140"/>
+        </w:rPr>
+        <w:t xml:space="preserve">int</w:t>
+      </w:r>
+      <w:r>
+        <w:t xml:space="preserve"> або </w:t>
+      </w:r>
+      <w:r>
+        <w:rPr>
+          <w:rStyle w:val="1_140"/>
+        </w:rPr>
+        <w:t xml:space="preserve">string</w:t>
+      </w:r>
+      <w:r>
+        <w:t xml:space="preserve">) </w:t>
+      </w:r>
+      <w:r/>
+      <w:r/>
+    </w:p>
+    <w:p>
+      <w:pPr>
+        <w:pStyle w:val="1_142"/>
+        <w:numPr>
+          <w:ilvl w:val="0"/>
+          <w:numId w:val="22"/>
+        </w:numPr>
+        <w:pBdr/>
+        <w:tabs>
+          <w:tab w:val="left" w:leader="none" w:pos="270"/>
+          <w:tab w:val="clear" w:leader="none" w:pos="709"/>
+        </w:tabs>
+        <w:bidi w:val="false"/>
+        <w:spacing w:after="0" w:before="0"/>
+        <w:ind w:right="0" w:firstLine="0" w:left="0"/>
+        <w:jc w:val="left"/>
+        <w:rPr/>
+      </w:pPr>
+      <w:r>
+        <w:t xml:space="preserve">Область (</w:t>
+      </w:r>
+      <w:r>
+        <w:rPr>
+          <w:rStyle w:val="1_140"/>
+        </w:rPr>
+        <w:t xml:space="preserve">string</w:t>
+      </w:r>
+      <w:r>
+        <w:t xml:space="preserve">) </w:t>
+      </w:r>
+      <w:r/>
+      <w:r/>
+    </w:p>
+    <w:p>
+      <w:pPr>
+        <w:pStyle w:val="1_142"/>
+        <w:numPr>
+          <w:ilvl w:val="0"/>
+          <w:numId w:val="22"/>
+        </w:numPr>
+        <w:pBdr/>
+        <w:tabs>
+          <w:tab w:val="left" w:leader="none" w:pos="270"/>
+          <w:tab w:val="clear" w:leader="none" w:pos="709"/>
+        </w:tabs>
+        <w:bidi w:val="false"/>
+        <w:spacing w:after="0" w:before="0"/>
+        <w:ind w:right="0" w:firstLine="0" w:left="0"/>
+        <w:jc w:val="left"/>
+        <w:rPr/>
+      </w:pPr>
+      <w:r>
+        <w:t xml:space="preserve">Район (</w:t>
+      </w:r>
+      <w:r>
+        <w:rPr>
+          <w:rStyle w:val="1_140"/>
+        </w:rPr>
+        <w:t xml:space="preserve">string</w:t>
+      </w:r>
+      <w:r>
+        <w:t xml:space="preserve">) </w:t>
+      </w:r>
+      <w:r/>
+      <w:r/>
+    </w:p>
+    <w:p>
+      <w:pPr>
+        <w:pStyle w:val="1_142"/>
+        <w:numPr>
+          <w:ilvl w:val="0"/>
+          <w:numId w:val="22"/>
+        </w:numPr>
+        <w:pBdr/>
+        <w:tabs>
+          <w:tab w:val="left" w:leader="none" w:pos="270"/>
+          <w:tab w:val="clear" w:leader="none" w:pos="709"/>
+        </w:tabs>
+        <w:bidi w:val="false"/>
+        <w:spacing w:after="0" w:before="0"/>
+        <w:ind w:right="0" w:firstLine="0" w:left="0"/>
+        <w:jc w:val="left"/>
+        <w:rPr/>
+      </w:pPr>
+      <w:r>
+        <w:t xml:space="preserve">Населений пункт (</w:t>
+      </w:r>
+      <w:r>
+        <w:rPr>
+          <w:rStyle w:val="1_140"/>
+        </w:rPr>
+        <w:t xml:space="preserve">string</w:t>
+      </w:r>
+      <w:r>
+        <w:t xml:space="preserve">) </w:t>
+      </w:r>
+      <w:r/>
+      <w:r/>
+    </w:p>
+    <w:p>
+      <w:pPr>
+        <w:pStyle w:val="1_142"/>
+        <w:numPr>
+          <w:ilvl w:val="0"/>
+          <w:numId w:val="22"/>
+        </w:numPr>
+        <w:pBdr/>
+        <w:tabs>
+          <w:tab w:val="left" w:leader="none" w:pos="270"/>
+          <w:tab w:val="clear" w:leader="none" w:pos="709"/>
+        </w:tabs>
+        <w:bidi w:val="false"/>
+        <w:spacing/>
+        <w:ind w:right="0" w:firstLine="0" w:left="0"/>
+        <w:jc w:val="left"/>
+        <w:rPr/>
+      </w:pPr>
+      <w:r>
+        <w:t xml:space="preserve">ВПЗ, що обслуговує (</w:t>
+      </w:r>
+      <w:r>
+        <w:rPr>
+          <w:rStyle w:val="1_140"/>
+        </w:rPr>
+        <w:t xml:space="preserve">string</w:t>
+      </w:r>
+      <w:r>
+        <w:t xml:space="preserve">) </w:t>
+      </w:r>
+      <w:r/>
+      <w:r/>
+    </w:p>
+    <w:p>
+      <w:pPr>
+        <w:pStyle w:val="734"/>
+        <w:pBdr/>
+        <w:bidi w:val="false"/>
+        <w:spacing w:after="140" w:before="0" w:line="276" w:lineRule="auto"/>
+        <w:ind w:right="0" w:firstLine="0" w:left="0"/>
+        <w:jc w:val="left"/>
+        <w:rPr/>
+      </w:pPr>
+      <w:r>
+        <w:t xml:space="preserve">3.2 Специфікації ПЗ та архітектура програмного засобу</w:t>
+      </w:r>
+      <w:r/>
+      <w:r/>
+    </w:p>
+    <w:p>
+      <w:pPr>
+        <w:pStyle w:val="735"/>
+        <w:pBdr/>
+        <w:bidi w:val="false"/>
+        <w:spacing w:after="140" w:before="0" w:line="276" w:lineRule="auto"/>
+        <w:ind w:right="0" w:firstLine="0" w:left="0"/>
+        <w:jc w:val="left"/>
+        <w:rPr/>
+      </w:pPr>
+      <w:r>
+        <w:t xml:space="preserve">Концептуальні проєктні рішення:</w:t>
+      </w:r>
+      <w:r/>
+      <w:r/>
+    </w:p>
+    <w:p>
+      <w:pPr>
+        <w:pStyle w:val="1_142"/>
+        <w:numPr>
+          <w:ilvl w:val="0"/>
+          <w:numId w:val="23"/>
+        </w:numPr>
+        <w:pBdr/>
+        <w:tabs>
+          <w:tab w:val="left" w:leader="none" w:pos="270"/>
+          <w:tab w:val="clear" w:leader="none" w:pos="709"/>
+        </w:tabs>
+        <w:bidi w:val="false"/>
+        <w:spacing w:after="0" w:before="0"/>
+        <w:ind w:right="0" w:firstLine="11" w:left="0"/>
+        <w:jc w:val="left"/>
+        <w:rPr/>
+      </w:pPr>
+      <w:r>
+        <w:rPr>
+          <w:rStyle w:val="750"/>
+        </w:rPr>
+        <w:t xml:space="preserve">Модульна архітектура</w:t>
+      </w:r>
+      <w:r>
+        <w:t xml:space="preserve">: розділення функціональності на окремі модулі </w:t>
+      </w:r>
+      <w:r/>
+      <w:r/>
+    </w:p>
+    <w:p>
+      <w:pPr>
+        <w:pStyle w:val="1_142"/>
+        <w:numPr>
+          <w:ilvl w:val="0"/>
+          <w:numId w:val="23"/>
+        </w:numPr>
+        <w:pBdr/>
+        <w:tabs>
+          <w:tab w:val="left" w:leader="none" w:pos="270"/>
+          <w:tab w:val="clear" w:leader="none" w:pos="709"/>
+        </w:tabs>
+        <w:bidi w:val="false"/>
+        <w:spacing w:after="0" w:before="0"/>
+        <w:ind w:right="0" w:firstLine="11" w:left="0"/>
+        <w:jc w:val="left"/>
+        <w:rPr/>
+      </w:pPr>
+      <w:r>
+        <w:rPr>
+          <w:rStyle w:val="750"/>
+        </w:rPr>
+        <w:t xml:space="preserve">Відокремлення даних</w:t>
+      </w:r>
+      <w:r>
+        <w:t xml:space="preserve">: використання динамічної структури для зберігання </w:t>
+      </w:r>
+      <w:r/>
+      <w:r/>
+    </w:p>
+    <w:p>
+      <w:pPr>
+        <w:pStyle w:val="1_142"/>
+        <w:numPr>
+          <w:ilvl w:val="0"/>
+          <w:numId w:val="23"/>
+        </w:numPr>
+        <w:pBdr/>
+        <w:tabs>
+          <w:tab w:val="left" w:leader="none" w:pos="270"/>
+          <w:tab w:val="clear" w:leader="none" w:pos="709"/>
+        </w:tabs>
+        <w:bidi w:val="false"/>
+        <w:spacing/>
+        <w:ind w:right="0" w:firstLine="11" w:left="0"/>
+        <w:jc w:val="left"/>
+        <w:rPr/>
+      </w:pPr>
+      <w:r>
+        <w:rPr>
+          <w:rStyle w:val="750"/>
+        </w:rPr>
+        <w:t xml:space="preserve">Файлова система</w:t>
+      </w:r>
+      <w:r>
+        <w:t xml:space="preserve">: бінарний файл для постійного зберігання </w:t>
+      </w:r>
+      <w:r/>
+      <w:r/>
+    </w:p>
+    <w:p>
+      <w:pPr>
+        <w:pStyle w:val="735"/>
+        <w:pBdr/>
+        <w:bidi w:val="false"/>
+        <w:spacing w:after="140" w:before="0" w:line="276" w:lineRule="auto"/>
+        <w:ind w:right="0" w:firstLine="11" w:left="0"/>
+        <w:jc w:val="left"/>
+        <w:rPr/>
+      </w:pPr>
+      <w:r>
+        <w:t xml:space="preserve">Архітектура програмного засобу:</w:t>
+      </w:r>
+      <w:r/>
+      <w:r/>
+    </w:p>
+    <w:p>
+      <w:pPr>
+        <w:pStyle w:val="1_142"/>
+        <w:numPr>
+          <w:ilvl w:val="0"/>
+          <w:numId w:val="37"/>
+        </w:numPr>
+        <w:pBdr/>
+        <w:tabs>
+          <w:tab w:val="left" w:leader="none" w:pos="270"/>
+          <w:tab w:val="clear" w:leader="none" w:pos="720"/>
+        </w:tabs>
+        <w:spacing w:after="0" w:before="0"/>
+        <w:ind w:right="0" w:firstLine="11" w:left="0"/>
+        <w:rPr/>
+      </w:pPr>
+      <w:r>
+        <w:rPr>
+          <w:rStyle w:val="1_141"/>
+        </w:rPr>
+        <w:t xml:space="preserve">Main Module</w:t>
+      </w:r>
+      <w:r>
+        <w:t xml:space="preserve"> </w:t>
+      </w:r>
+      <w:r>
+        <w:rPr>
+          <w:b w:val="0"/>
+          <w:bCs w:val="0"/>
+        </w:rPr>
+        <w:t xml:space="preserve">—</w:t>
+      </w:r>
+      <w:r>
+        <w:t xml:space="preserve"> Головний модуль, меню користувача</w:t>
+      </w:r>
+      <w:r/>
+      <w:r/>
+    </w:p>
+    <w:p>
+      <w:pPr>
+        <w:pStyle w:val="1_142"/>
+        <w:numPr>
+          <w:ilvl w:val="0"/>
+          <w:numId w:val="37"/>
+        </w:numPr>
+        <w:pBdr/>
+        <w:tabs>
+          <w:tab w:val="left" w:leader="none" w:pos="270"/>
+          <w:tab w:val="clear" w:leader="none" w:pos="720"/>
+        </w:tabs>
+        <w:spacing w:after="0" w:before="0"/>
+        <w:ind w:right="0" w:firstLine="11" w:left="0"/>
+        <w:rPr/>
+      </w:pPr>
+      <w:r>
+        <w:rPr>
+          <w:rStyle w:val="1_141"/>
+        </w:rPr>
+        <w:t xml:space="preserve">Data Manager</w:t>
+      </w:r>
+      <w:r>
+        <w:t xml:space="preserve"> — Управління даними, завантаження/збереження</w:t>
+      </w:r>
+      <w:r/>
+      <w:r/>
+    </w:p>
+    <w:p>
+      <w:pPr>
+        <w:pStyle w:val="1_142"/>
+        <w:numPr>
+          <w:ilvl w:val="0"/>
+          <w:numId w:val="37"/>
+        </w:numPr>
+        <w:pBdr/>
+        <w:tabs>
+          <w:tab w:val="left" w:leader="none" w:pos="270"/>
+          <w:tab w:val="clear" w:leader="none" w:pos="720"/>
+        </w:tabs>
+        <w:spacing w:after="0" w:before="0"/>
+        <w:ind w:right="0" w:firstLine="11" w:left="0"/>
+        <w:rPr/>
+      </w:pPr>
+      <w:r>
+        <w:rPr>
+          <w:rStyle w:val="1_141"/>
+        </w:rPr>
+        <w:t xml:space="preserve">Data Structure</w:t>
+      </w:r>
+      <w:r>
+        <w:t xml:space="preserve"> — Динамічна структура даних (список)</w:t>
+      </w:r>
+      <w:r/>
+      <w:r/>
+    </w:p>
+    <w:p>
+      <w:pPr>
+        <w:pStyle w:val="1_142"/>
+        <w:numPr>
+          <w:ilvl w:val="0"/>
+          <w:numId w:val="37"/>
+        </w:numPr>
+        <w:pBdr/>
+        <w:tabs>
+          <w:tab w:val="left" w:leader="none" w:pos="270"/>
+          <w:tab w:val="clear" w:leader="none" w:pos="720"/>
+        </w:tabs>
+        <w:spacing w:after="0" w:before="0"/>
+        <w:ind w:right="0" w:firstLine="11" w:left="0"/>
+        <w:rPr/>
+      </w:pPr>
+      <w:r>
+        <w:rPr>
+          <w:rStyle w:val="1_141"/>
+        </w:rPr>
+        <w:t xml:space="preserve">File Operations</w:t>
+      </w:r>
+      <w:r>
+        <w:t xml:space="preserve"> — Операції з файлами</w:t>
+      </w:r>
+      <w:r/>
+      <w:r/>
+    </w:p>
+    <w:p>
+      <w:pPr>
+        <w:pStyle w:val="735"/>
+        <w:pBdr/>
+        <w:bidi w:val="false"/>
+        <w:spacing w:after="140" w:before="0" w:line="276" w:lineRule="auto"/>
+        <w:ind w:right="0" w:firstLine="11" w:left="0"/>
+        <w:jc w:val="both"/>
+        <w:rPr/>
+      </w:pPr>
+      <w:r>
+        <w:t xml:space="preserve">Інтерфейси модулів:</w:t>
+      </w:r>
+      <w:r/>
+      <w:r/>
+    </w:p>
+    <w:p>
+      <w:pPr>
+        <w:pStyle w:val="1_142"/>
+        <w:numPr>
+          <w:ilvl w:val="0"/>
+          <w:numId w:val="24"/>
+        </w:numPr>
+        <w:pBdr/>
+        <w:tabs>
+          <w:tab w:val="left" w:leader="none" w:pos="270"/>
+          <w:tab w:val="clear" w:leader="none" w:pos="709"/>
+        </w:tabs>
+        <w:bidi w:val="false"/>
+        <w:spacing w:after="0" w:before="0"/>
+        <w:ind w:right="0" w:firstLine="11" w:left="0"/>
+        <w:jc w:val="left"/>
+        <w:rPr/>
+      </w:pPr>
+      <w:r>
+        <w:rPr>
+          <w:rStyle w:val="750"/>
+        </w:rPr>
+        <w:t xml:space="preserve">Пошук</w:t>
+      </w:r>
+      <w:r>
+        <w:t xml:space="preserve">: </w:t>
+      </w:r>
+      <w:r>
+        <w:rPr>
+          <w:rStyle w:val="1_140"/>
+        </w:rPr>
+        <w:t xml:space="preserve">searchByIndex()</w:t>
+      </w:r>
+      <w:r>
+        <w:t xml:space="preserve">, </w:t>
+      </w:r>
+      <w:r>
+        <w:rPr>
+          <w:rStyle w:val="1_140"/>
+        </w:rPr>
+        <w:t xml:space="preserve">searchByCity()</w:t>
+      </w:r>
+      <w:r>
+        <w:t xml:space="preserve"> </w:t>
+      </w:r>
+      <w:r/>
+      <w:r/>
+    </w:p>
+    <w:p>
+      <w:pPr>
+        <w:pStyle w:val="1_142"/>
+        <w:numPr>
+          <w:ilvl w:val="0"/>
+          <w:numId w:val="24"/>
+        </w:numPr>
+        <w:pBdr/>
+        <w:tabs>
+          <w:tab w:val="left" w:leader="none" w:pos="270"/>
+          <w:tab w:val="clear" w:leader="none" w:pos="709"/>
+        </w:tabs>
+        <w:bidi w:val="false"/>
+        <w:spacing w:after="0" w:before="0"/>
+        <w:ind w:right="0" w:firstLine="11" w:left="0"/>
+        <w:jc w:val="left"/>
+        <w:rPr/>
+      </w:pPr>
+      <w:r>
+        <w:rPr>
+          <w:rStyle w:val="750"/>
+        </w:rPr>
+        <w:t xml:space="preserve">Виведення</w:t>
+      </w:r>
+      <w:r>
+        <w:t xml:space="preserve">: </w:t>
+      </w:r>
+      <w:r>
+        <w:rPr>
+          <w:rStyle w:val="1_140"/>
+        </w:rPr>
+        <w:t xml:space="preserve">displayAll()</w:t>
+      </w:r>
+      <w:r>
+        <w:t xml:space="preserve">, </w:t>
+      </w:r>
+      <w:r>
+        <w:rPr>
+          <w:rStyle w:val="1_140"/>
+        </w:rPr>
+        <w:t xml:space="preserve">exportToFile()</w:t>
+      </w:r>
+      <w:r>
+        <w:t xml:space="preserve"> </w:t>
+      </w:r>
+      <w:r/>
+      <w:r/>
+    </w:p>
+    <w:p>
+      <w:pPr>
+        <w:pStyle w:val="1_142"/>
+        <w:numPr>
+          <w:ilvl w:val="0"/>
+          <w:numId w:val="24"/>
+        </w:numPr>
+        <w:pBdr/>
+        <w:tabs>
+          <w:tab w:val="left" w:leader="none" w:pos="270"/>
+          <w:tab w:val="clear" w:leader="none" w:pos="709"/>
+        </w:tabs>
+        <w:bidi w:val="false"/>
+        <w:spacing w:after="0" w:before="0"/>
+        <w:ind w:right="0" w:firstLine="11" w:left="0"/>
+        <w:jc w:val="left"/>
+        <w:rPr/>
+      </w:pPr>
+      <w:r>
+        <w:rPr>
+          <w:rStyle w:val="750"/>
+        </w:rPr>
+        <w:t xml:space="preserve">Модифікація</w:t>
+      </w:r>
+      <w:r>
+        <w:t xml:space="preserve">: </w:t>
+      </w:r>
+      <w:r>
+        <w:rPr>
+          <w:rStyle w:val="1_140"/>
+        </w:rPr>
+        <w:t xml:space="preserve">addRecord()</w:t>
+      </w:r>
+      <w:r>
+        <w:t xml:space="preserve">, </w:t>
+      </w:r>
+      <w:r>
+        <w:rPr>
+          <w:rStyle w:val="1_140"/>
+        </w:rPr>
+        <w:t xml:space="preserve">deleteRecord()</w:t>
+      </w:r>
+      <w:r>
+        <w:t xml:space="preserve"> </w:t>
+      </w:r>
+      <w:r/>
+      <w:r/>
+    </w:p>
+    <w:p>
+      <w:pPr>
+        <w:pStyle w:val="1_142"/>
+        <w:numPr>
+          <w:ilvl w:val="0"/>
+          <w:numId w:val="24"/>
+        </w:numPr>
+        <w:pBdr/>
+        <w:tabs>
+          <w:tab w:val="left" w:leader="none" w:pos="270"/>
+          <w:tab w:val="clear" w:leader="none" w:pos="709"/>
+        </w:tabs>
+        <w:bidi w:val="false"/>
+        <w:spacing/>
+        <w:ind w:right="0" w:firstLine="11" w:left="0"/>
+        <w:jc w:val="left"/>
+        <w:rPr/>
+      </w:pPr>
+      <w:r>
+        <w:rPr>
+          <w:rStyle w:val="750"/>
+        </w:rPr>
+        <w:t xml:space="preserve">Файлові операції</w:t>
+      </w:r>
+      <w:r>
+        <w:t xml:space="preserve">: </w:t>
+      </w:r>
+      <w:r>
+        <w:rPr>
+          <w:rStyle w:val="1_140"/>
+        </w:rPr>
+        <w:t xml:space="preserve">loadFromFile()</w:t>
+      </w:r>
+      <w:r>
+        <w:t xml:space="preserve">, </w:t>
+      </w:r>
+      <w:r>
+        <w:rPr>
+          <w:rStyle w:val="1_140"/>
+        </w:rPr>
+        <w:t xml:space="preserve">saveToFile()</w:t>
+      </w:r>
+      <w:r>
+        <w:t xml:space="preserve"> </w:t>
+      </w:r>
+      <w:r/>
+      <w:r/>
+    </w:p>
+    <w:p>
+      <w:pPr>
+        <w:pStyle w:val="734"/>
+        <w:pBdr/>
+        <w:bidi w:val="false"/>
+        <w:spacing w:after="140" w:before="0" w:line="276" w:lineRule="auto"/>
+        <w:ind w:right="0" w:firstLine="11" w:left="0"/>
+        <w:jc w:val="left"/>
+        <w:rPr/>
+      </w:pPr>
+      <w:r>
+        <w:t xml:space="preserve">3.3 Обрана динамічна структура даних</w:t>
+      </w:r>
+      <w:r/>
+      <w:r/>
+    </w:p>
+    <w:p>
+      <w:pPr>
+        <w:pStyle w:val="735"/>
+        <w:pBdr/>
+        <w:bidi w:val="false"/>
+        <w:spacing w:after="140" w:before="0" w:line="276" w:lineRule="auto"/>
+        <w:ind w:right="0" w:firstLine="11" w:left="0"/>
+        <w:jc w:val="left"/>
+        <w:rPr/>
+      </w:pPr>
+      <w:r>
+        <w:t xml:space="preserve">Обраний тип: Двозв'язний список (Doubly Linked List)</w:t>
+      </w:r>
+      <w:r/>
+      <w:r/>
+    </w:p>
+    <w:p>
+      <w:pPr>
+        <w:pStyle w:val="735"/>
+        <w:pBdr/>
+        <w:bidi w:val="false"/>
+        <w:spacing w:after="140" w:before="0" w:line="276" w:lineRule="auto"/>
+        <w:ind w:right="0" w:firstLine="11" w:left="0"/>
+        <w:jc w:val="left"/>
+        <w:rPr/>
+      </w:pPr>
+      <w:r>
+        <w:t xml:space="preserve">Обґрунтування вибору:</w:t>
+      </w:r>
+      <w:r/>
+      <w:r/>
+    </w:p>
+    <w:p>
+      <w:pPr>
+        <w:pStyle w:val="1_142"/>
+        <w:numPr>
+          <w:ilvl w:val="0"/>
+          <w:numId w:val="25"/>
+        </w:numPr>
+        <w:pBdr/>
+        <w:tabs>
+          <w:tab w:val="left" w:leader="none" w:pos="270"/>
+          <w:tab w:val="clear" w:leader="none" w:pos="709"/>
+        </w:tabs>
+        <w:bidi w:val="false"/>
+        <w:spacing w:after="0" w:before="0"/>
+        <w:ind w:right="0" w:firstLine="11" w:left="0"/>
+        <w:jc w:val="left"/>
+        <w:rPr/>
+      </w:pPr>
+      <w:r>
+        <w:rPr>
+          <w:rStyle w:val="750"/>
+        </w:rPr>
+        <w:t xml:space="preserve">Ефективність вставки/видалення</w:t>
+      </w:r>
+      <w:r>
+        <w:t xml:space="preserve">: O(1) при наявності вказівника на елемент </w:t>
+      </w:r>
+      <w:r/>
+      <w:r/>
+    </w:p>
+    <w:p>
+      <w:pPr>
+        <w:pStyle w:val="1_142"/>
+        <w:numPr>
+          <w:ilvl w:val="0"/>
+          <w:numId w:val="25"/>
+        </w:numPr>
+        <w:pBdr/>
+        <w:tabs>
+          <w:tab w:val="left" w:leader="none" w:pos="270"/>
+          <w:tab w:val="clear" w:leader="none" w:pos="709"/>
+        </w:tabs>
+        <w:bidi w:val="false"/>
+        <w:spacing w:after="0" w:before="0"/>
+        <w:ind w:right="0" w:firstLine="11" w:left="0"/>
+        <w:jc w:val="left"/>
+        <w:rPr/>
+      </w:pPr>
+      <w:r>
+        <w:rPr>
+          <w:rStyle w:val="750"/>
+        </w:rPr>
+        <w:t xml:space="preserve">Гнучкість</w:t>
+      </w:r>
+      <w:r>
+        <w:t xml:space="preserve">: можливість руху в обидва боки </w:t>
+      </w:r>
+      <w:r/>
+      <w:r/>
+    </w:p>
+    <w:p>
+      <w:pPr>
+        <w:pStyle w:val="1_142"/>
+        <w:numPr>
+          <w:ilvl w:val="0"/>
+          <w:numId w:val="25"/>
+        </w:numPr>
+        <w:pBdr/>
+        <w:tabs>
+          <w:tab w:val="left" w:leader="none" w:pos="270"/>
+          <w:tab w:val="clear" w:leader="none" w:pos="709"/>
+        </w:tabs>
+        <w:bidi w:val="false"/>
+        <w:spacing w:after="0" w:before="0"/>
+        <w:ind w:right="0" w:firstLine="11" w:left="0"/>
+        <w:jc w:val="left"/>
+        <w:rPr/>
+      </w:pPr>
+      <w:r>
+        <w:rPr>
+          <w:rStyle w:val="750"/>
+        </w:rPr>
+        <w:t xml:space="preserve">Динамічність</w:t>
+      </w:r>
+      <w:r>
+        <w:t xml:space="preserve">: розмір змінюється під час виконання </w:t>
+      </w:r>
+      <w:r/>
+      <w:r/>
+    </w:p>
+    <w:p>
+      <w:pPr>
+        <w:pStyle w:val="1_142"/>
+        <w:numPr>
+          <w:ilvl w:val="0"/>
+          <w:numId w:val="25"/>
+        </w:numPr>
+        <w:pBdr/>
+        <w:tabs>
+          <w:tab w:val="left" w:leader="none" w:pos="270"/>
+          <w:tab w:val="clear" w:leader="none" w:pos="709"/>
+        </w:tabs>
+        <w:bidi w:val="false"/>
+        <w:spacing w:after="0" w:before="0"/>
+        <w:ind w:right="0" w:firstLine="11" w:left="0"/>
+        <w:jc w:val="both"/>
+        <w:rPr/>
+      </w:pPr>
+      <w:r>
+        <w:rPr>
+          <w:rStyle w:val="750"/>
+        </w:rPr>
+        <w:t xml:space="preserve">Простота реалізації</w:t>
+      </w:r>
+      <w:r>
+        <w:t xml:space="preserve">: відносно проста для розуміння та налагодження </w:t>
+      </w:r>
+      <w:r/>
+      <w:r/>
+    </w:p>
+    <w:p>
+      <w:pPr>
+        <w:pStyle w:val="1_142"/>
+        <w:numPr>
+          <w:ilvl w:val="0"/>
+          <w:numId w:val="25"/>
+        </w:numPr>
+        <w:pBdr/>
+        <w:tabs>
+          <w:tab w:val="left" w:leader="none" w:pos="270"/>
+          <w:tab w:val="clear" w:leader="none" w:pos="709"/>
+        </w:tabs>
+        <w:bidi w:val="false"/>
+        <w:spacing/>
+        <w:ind w:right="0" w:firstLine="11" w:left="0"/>
+        <w:jc w:val="both"/>
+        <w:rPr/>
+      </w:pPr>
+      <w:r>
+        <w:rPr>
+          <w:rStyle w:val="750"/>
+        </w:rPr>
+        <w:t xml:space="preserve">Оптимальність для завдання</w:t>
+      </w:r>
+      <w:r>
+        <w:t xml:space="preserve">: підходить для частих операцій додавання/видалення </w:t>
+      </w:r>
+      <w:r/>
+      <w:r/>
+    </w:p>
+    <w:p>
+      <w:pPr>
+        <w:pStyle w:val="735"/>
+        <w:pBdr/>
+        <w:bidi w:val="false"/>
+        <w:spacing w:after="140" w:before="0" w:line="276" w:lineRule="auto"/>
+        <w:ind w:right="0" w:firstLine="11" w:left="0"/>
+        <w:jc w:val="left"/>
+        <w:rPr/>
+      </w:pPr>
+      <w:r>
+        <w:t xml:space="preserve">Альтернативи та їх недоліки:</w:t>
+      </w:r>
+      <w:r/>
+      <w:r/>
+    </w:p>
+    <w:p>
+      <w:pPr>
+        <w:pStyle w:val="1_142"/>
+        <w:numPr>
+          <w:ilvl w:val="0"/>
+          <w:numId w:val="26"/>
+        </w:numPr>
+        <w:pBdr/>
+        <w:tabs>
+          <w:tab w:val="left" w:leader="none" w:pos="270"/>
+          <w:tab w:val="clear" w:leader="none" w:pos="709"/>
+        </w:tabs>
+        <w:bidi w:val="false"/>
+        <w:spacing w:after="0" w:before="0"/>
+        <w:ind w:right="0" w:firstLine="11" w:left="0"/>
+        <w:jc w:val="left"/>
+        <w:rPr/>
+      </w:pPr>
+      <w:r>
+        <w:rPr>
+          <w:rStyle w:val="750"/>
+        </w:rPr>
+        <w:t xml:space="preserve">Масив</w:t>
+      </w:r>
+      <w:r>
+        <w:t xml:space="preserve">: фіксований розмір, повільне видалення/вставка </w:t>
+      </w:r>
+      <w:r/>
+      <w:r/>
+    </w:p>
+    <w:p>
+      <w:pPr>
+        <w:pStyle w:val="1_142"/>
+        <w:numPr>
+          <w:ilvl w:val="0"/>
+          <w:numId w:val="26"/>
+        </w:numPr>
+        <w:pBdr/>
+        <w:tabs>
+          <w:tab w:val="left" w:leader="none" w:pos="270"/>
+          <w:tab w:val="clear" w:leader="none" w:pos="709"/>
+        </w:tabs>
+        <w:bidi w:val="false"/>
+        <w:spacing w:after="0" w:before="0"/>
+        <w:ind w:right="0" w:firstLine="11" w:left="0"/>
+        <w:jc w:val="left"/>
+        <w:rPr/>
+      </w:pPr>
+      <w:r>
+        <w:rPr>
+          <w:rStyle w:val="750"/>
+        </w:rPr>
+        <w:t xml:space="preserve">Бінарне дерево</w:t>
+      </w:r>
+      <w:r>
+        <w:t xml:space="preserve">: складніше для реалізації, потребує балансування </w:t>
+      </w:r>
+      <w:r/>
+      <w:r/>
+    </w:p>
+    <w:p>
+      <w:pPr>
+        <w:pStyle w:val="1_142"/>
+        <w:numPr>
+          <w:ilvl w:val="0"/>
+          <w:numId w:val="26"/>
+        </w:numPr>
+        <w:pBdr/>
+        <w:tabs>
+          <w:tab w:val="left" w:leader="none" w:pos="270"/>
+          <w:tab w:val="clear" w:leader="none" w:pos="709"/>
+        </w:tabs>
+        <w:bidi w:val="false"/>
+        <w:spacing/>
+        <w:ind w:right="0" w:firstLine="11" w:left="0"/>
+        <w:jc w:val="left"/>
+        <w:rPr/>
+      </w:pPr>
+      <w:r>
+        <w:rPr>
+          <w:rStyle w:val="750"/>
+        </w:rPr>
+        <w:t xml:space="preserve">Хеш-таблиця</w:t>
+      </w:r>
+      <w:r>
+        <w:t xml:space="preserve">: складніше реалізувати, проблеми з колізіями </w:t>
+      </w:r>
+      <w:r/>
+      <w:r/>
+    </w:p>
+    <w:p>
+      <w:pPr>
+        <w:pStyle w:val="734"/>
+        <w:pBdr/>
+        <w:bidi w:val="false"/>
+        <w:spacing w:after="140" w:before="0" w:line="276" w:lineRule="auto"/>
+        <w:ind w:right="0" w:firstLine="11" w:left="0"/>
+        <w:jc w:val="left"/>
+        <w:rPr/>
+      </w:pPr>
+      <w:r>
+        <w:t xml:space="preserve">3.4 Опис структури даних</w:t>
+      </w:r>
+      <w:r/>
+      <w:r/>
+    </w:p>
+    <w:p>
+      <w:pPr>
+        <w:pStyle w:val="735"/>
+        <w:pBdr/>
+        <w:bidi w:val="false"/>
+        <w:spacing w:after="140" w:before="0" w:line="276" w:lineRule="auto"/>
+        <w:ind w:right="0" w:firstLine="11" w:left="0"/>
+        <w:jc w:val="left"/>
+        <w:rPr/>
+      </w:pPr>
+      <w:r>
+        <w:t xml:space="preserve">Заголовковий файл: </w:t>
+      </w:r>
+      <w:r>
+        <w:rPr>
+          <w:rStyle w:val="1_141"/>
+        </w:rPr>
+        <w:t xml:space="preserve">struct_type_project_</w:t>
+      </w:r>
+      <w:r>
+        <w:rPr>
+          <w:rStyle w:val="1_141"/>
+        </w:rPr>
+        <w:t xml:space="preserve">8</w:t>
+      </w:r>
+      <w:r>
+        <w:rPr>
+          <w:rStyle w:val="1_141"/>
+        </w:rPr>
+        <w:t xml:space="preserve">.h</w:t>
+      </w:r>
+      <w:r/>
+      <w:r/>
+    </w:p>
+    <w:p>
+      <w:pPr>
+        <w:pStyle w:val="1_143"/>
+        <w:pBdr/>
+        <w:bidi w:val="false"/>
+        <w:spacing w:after="140" w:before="0" w:line="276" w:lineRule="auto"/>
+        <w:ind w:right="0" w:firstLine="11" w:left="0"/>
+        <w:jc w:val="left"/>
+        <w:rPr/>
+      </w:pPr>
+      <w:r>
+        <w:rPr>
+          <w:rStyle w:val="1_140"/>
+        </w:rPr>
+        <w:t xml:space="preserve">#ifndef STRUCT_TYPE_PROJECT_N_H</w:t>
+      </w:r>
+      <w:r/>
+      <w:r/>
+    </w:p>
+    <w:p>
+      <w:pPr>
+        <w:pStyle w:val="1_143"/>
+        <w:pBdr/>
+        <w:bidi w:val="false"/>
+        <w:spacing w:after="140" w:before="0" w:line="276" w:lineRule="auto"/>
+        <w:ind w:right="0" w:firstLine="11" w:left="0"/>
+        <w:jc w:val="left"/>
+        <w:rPr/>
+      </w:pPr>
+      <w:r>
+        <w:rPr>
+          <w:rStyle w:val="1_140"/>
+        </w:rPr>
+        <w:t xml:space="preserve">#define STRUCT_TYPE_PROJECT_N_H</w:t>
+      </w:r>
+      <w:r/>
+      <w:r/>
+    </w:p>
+    <w:p>
+      <w:pPr>
+        <w:pStyle w:val="1_143"/>
+        <w:pBdr/>
+        <w:bidi w:val="false"/>
+        <w:spacing w:after="140" w:before="0" w:line="276" w:lineRule="auto"/>
+        <w:ind w:right="0" w:firstLine="11" w:left="0"/>
+        <w:jc w:val="left"/>
+        <w:rPr/>
+      </w:pPr>
+      <w:r/>
+      <w:r/>
+      <w:r/>
+    </w:p>
+    <w:p>
+      <w:pPr>
+        <w:pStyle w:val="1_143"/>
+        <w:pBdr/>
+        <w:bidi w:val="false"/>
+        <w:spacing w:after="140" w:before="0" w:line="276" w:lineRule="auto"/>
+        <w:ind w:right="0" w:firstLine="11" w:left="0"/>
+        <w:jc w:val="left"/>
+        <w:rPr/>
+      </w:pPr>
+      <w:r>
+        <w:rPr>
+          <w:rStyle w:val="1_140"/>
+        </w:rPr>
+        <w:t xml:space="preserve">#include &lt;string&gt;</w:t>
+      </w:r>
+      <w:r/>
+      <w:r/>
+    </w:p>
+    <w:p>
+      <w:pPr>
+        <w:pStyle w:val="1_143"/>
+        <w:pBdr/>
+        <w:bidi w:val="false"/>
+        <w:spacing w:after="140" w:before="0" w:line="276" w:lineRule="auto"/>
+        <w:ind w:right="0" w:firstLine="11" w:left="0"/>
+        <w:jc w:val="left"/>
+        <w:rPr/>
+      </w:pPr>
+      <w:r/>
+      <w:r/>
+      <w:r/>
+    </w:p>
+    <w:p>
+      <w:pPr>
+        <w:pStyle w:val="1_143"/>
+        <w:pBdr/>
+        <w:bidi w:val="false"/>
+        <w:spacing w:after="140" w:before="0" w:line="276" w:lineRule="auto"/>
+        <w:ind w:right="0" w:firstLine="11" w:left="0"/>
+        <w:jc w:val="left"/>
+        <w:rPr/>
+      </w:pPr>
+      <w:r>
+        <w:rPr>
+          <w:rStyle w:val="1_140"/>
+        </w:rPr>
+        <w:t xml:space="preserve">// Структура для зберігання інформації про поштове відділення</w:t>
+      </w:r>
+      <w:r/>
+      <w:r/>
+    </w:p>
+    <w:p>
+      <w:pPr>
+        <w:pStyle w:val="1_143"/>
+        <w:pBdr/>
+        <w:bidi w:val="false"/>
+        <w:spacing w:after="140" w:before="0" w:line="276" w:lineRule="auto"/>
+        <w:ind w:right="0" w:firstLine="11" w:left="0"/>
+        <w:jc w:val="left"/>
+        <w:rPr/>
+      </w:pPr>
+      <w:r>
+        <w:rPr>
+          <w:rStyle w:val="1_140"/>
+        </w:rPr>
+        <w:t xml:space="preserve">struct PostalRecord {</w:t>
+      </w:r>
+      <w:r/>
+      <w:r/>
+    </w:p>
+    <w:p>
+      <w:pPr>
+        <w:pStyle w:val="1_143"/>
+        <w:pBdr/>
+        <w:bidi w:val="false"/>
+        <w:spacing w:after="140" w:before="0" w:line="276" w:lineRule="auto"/>
+        <w:ind w:right="0" w:firstLine="11" w:left="0"/>
+        <w:jc w:val="left"/>
+        <w:rPr/>
+      </w:pPr>
+      <w:r>
+        <w:rPr>
+          <w:rStyle w:val="1_140"/>
+        </w:rPr>
+        <w:t xml:space="preserve">    </w:t>
+      </w:r>
+      <w:r>
+        <w:rPr>
+          <w:rStyle w:val="1_140"/>
+        </w:rPr>
+        <w:t xml:space="preserve">int index;                  // П'ятизначний індекс</w:t>
+      </w:r>
+      <w:r/>
+      <w:r/>
+    </w:p>
+    <w:p>
+      <w:pPr>
+        <w:pStyle w:val="1_143"/>
+        <w:pBdr/>
+        <w:bidi w:val="false"/>
+        <w:spacing w:after="140" w:before="0" w:line="276" w:lineRule="auto"/>
+        <w:ind w:right="0" w:firstLine="11" w:left="0"/>
+        <w:jc w:val="left"/>
+        <w:rPr/>
+      </w:pPr>
+      <w:r>
+        <w:rPr>
+          <w:rStyle w:val="1_140"/>
+        </w:rPr>
+        <w:t xml:space="preserve">    </w:t>
+      </w:r>
+      <w:r>
+        <w:rPr>
+          <w:rStyle w:val="1_140"/>
+        </w:rPr>
+        <w:t xml:space="preserve">s</w:t>
+      </w:r>
+      <w:r>
+        <w:rPr>
+          <w:rStyle w:val="1_140"/>
+        </w:rPr>
+        <w:t xml:space="preserve">t</w:t>
+      </w:r>
+      <w:r>
+        <w:rPr>
+          <w:rStyle w:val="1_140"/>
+        </w:rPr>
+        <w:t xml:space="preserve">d::string region;         // Область</w:t>
+      </w:r>
+      <w:r/>
+      <w:r/>
+    </w:p>
+    <w:p>
+      <w:pPr>
+        <w:pStyle w:val="1_143"/>
+        <w:pBdr/>
+        <w:bidi w:val="false"/>
+        <w:spacing w:after="140" w:before="0" w:line="276" w:lineRule="auto"/>
+        <w:ind w:right="0" w:firstLine="11" w:left="0"/>
+        <w:jc w:val="left"/>
+        <w:rPr/>
+      </w:pPr>
+      <w:r>
+        <w:rPr>
+          <w:rStyle w:val="1_140"/>
+        </w:rPr>
+        <w:t xml:space="preserve">    </w:t>
+      </w:r>
+      <w:r>
+        <w:rPr>
+          <w:rStyle w:val="1_140"/>
+        </w:rPr>
+        <w:t xml:space="preserve">std::string district;       // Район</w:t>
+      </w:r>
+      <w:r/>
+      <w:r/>
+    </w:p>
+    <w:p>
+      <w:pPr>
+        <w:pStyle w:val="1_143"/>
+        <w:pBdr/>
+        <w:bidi w:val="false"/>
+        <w:spacing w:after="140" w:before="0" w:line="276" w:lineRule="auto"/>
+        <w:ind w:right="0" w:firstLine="11" w:left="0"/>
+        <w:jc w:val="left"/>
+        <w:rPr/>
+      </w:pPr>
+      <w:r>
+        <w:rPr>
+          <w:rStyle w:val="1_140"/>
+        </w:rPr>
+        <w:t xml:space="preserve">    </w:t>
+      </w:r>
+      <w:r>
+        <w:rPr>
+          <w:rStyle w:val="1_140"/>
+        </w:rPr>
+        <w:t xml:space="preserve">std::string city;          // Населений пункт</w:t>
+      </w:r>
+      <w:r/>
+      <w:r/>
+    </w:p>
+    <w:p>
+      <w:pPr>
+        <w:pStyle w:val="1_143"/>
+        <w:pBdr/>
+        <w:bidi w:val="false"/>
+        <w:spacing w:after="140" w:before="0" w:line="276" w:lineRule="auto"/>
+        <w:ind w:right="0" w:firstLine="11" w:left="0"/>
+        <w:jc w:val="left"/>
+        <w:rPr/>
+      </w:pPr>
+      <w:r>
+        <w:rPr>
+          <w:rStyle w:val="1_140"/>
+        </w:rPr>
+        <w:t xml:space="preserve">    </w:t>
+      </w:r>
+      <w:r>
+        <w:rPr>
+          <w:rStyle w:val="1_140"/>
+        </w:rPr>
+        <w:t xml:space="preserve">std::string postal_office; // ВПЗ, що обслуговує</w:t>
+      </w:r>
+      <w:r/>
+      <w:r/>
+    </w:p>
+    <w:p>
+      <w:pPr>
+        <w:pStyle w:val="1_143"/>
+        <w:pBdr/>
+        <w:bidi w:val="false"/>
+        <w:spacing w:after="140" w:before="0" w:line="276" w:lineRule="auto"/>
+        <w:ind w:right="0" w:firstLine="11" w:left="0"/>
+        <w:jc w:val="left"/>
+        <w:rPr/>
+      </w:pPr>
+      <w:r>
+        <w:rPr>
+          <w:rStyle w:val="1_140"/>
+        </w:rPr>
+        <w:t xml:space="preserve">    </w:t>
+      </w:r>
+      <w:r/>
+      <w:r/>
+    </w:p>
+    <w:p>
+      <w:pPr>
+        <w:pStyle w:val="1_143"/>
+        <w:pBdr/>
+        <w:bidi w:val="false"/>
+        <w:spacing w:after="140" w:before="0" w:line="276" w:lineRule="auto"/>
+        <w:ind w:right="0" w:firstLine="11" w:left="0"/>
+        <w:jc w:val="left"/>
+        <w:rPr/>
+      </w:pPr>
+      <w:r>
+        <w:rPr>
+          <w:rStyle w:val="1_140"/>
+        </w:rPr>
+        <w:t xml:space="preserve">    </w:t>
+      </w:r>
+      <w:r>
+        <w:rPr>
+          <w:rStyle w:val="1_140"/>
+        </w:rPr>
+        <w:t xml:space="preserve">// Конструктори</w:t>
+      </w:r>
+      <w:r/>
+      <w:r/>
+    </w:p>
+    <w:p>
+      <w:pPr>
+        <w:pStyle w:val="1_143"/>
+        <w:pBdr/>
+        <w:bidi w:val="false"/>
+        <w:spacing w:after="140" w:before="0" w:line="276" w:lineRule="auto"/>
+        <w:ind w:right="0" w:firstLine="11" w:left="0"/>
+        <w:jc w:val="left"/>
+        <w:rPr/>
+      </w:pPr>
+      <w:r>
+        <w:rPr>
+          <w:rStyle w:val="1_140"/>
+        </w:rPr>
+        <w:t xml:space="preserve">    </w:t>
+      </w:r>
+      <w:r>
+        <w:rPr>
+          <w:rStyle w:val="1_140"/>
+        </w:rPr>
+        <w:t xml:space="preserve">PostalRecord();</w:t>
+      </w:r>
+      <w:r/>
+      <w:r/>
+    </w:p>
+    <w:p>
+      <w:pPr>
+        <w:pStyle w:val="1_143"/>
+        <w:pBdr/>
+        <w:bidi w:val="false"/>
+        <w:spacing w:after="140" w:before="0" w:line="276" w:lineRule="auto"/>
+        <w:ind w:right="0" w:firstLine="11" w:left="0"/>
+        <w:jc w:val="left"/>
+        <w:rPr/>
+      </w:pPr>
+      <w:r>
+        <w:rPr>
+          <w:rStyle w:val="1_140"/>
+        </w:rPr>
+        <w:t xml:space="preserve">    </w:t>
+      </w:r>
+      <w:r>
+        <w:rPr>
+          <w:rStyle w:val="1_140"/>
+        </w:rPr>
+        <w:t xml:space="preserve">PostalRecord(int idx, const std::string&amp; reg, const std::string&amp; dist, </w:t>
+      </w:r>
+      <w:r/>
+      <w:r/>
+    </w:p>
+    <w:p>
+      <w:pPr>
+        <w:pStyle w:val="1_143"/>
+        <w:pBdr/>
+        <w:bidi w:val="false"/>
+        <w:spacing w:after="140" w:before="0" w:line="276" w:lineRule="auto"/>
+        <w:ind w:right="0" w:firstLine="11" w:left="0"/>
+        <w:jc w:val="left"/>
+        <w:rPr/>
+      </w:pPr>
+      <w:r>
+        <w:rPr>
+          <w:rStyle w:val="1_140"/>
+        </w:rPr>
+        <w:t xml:space="preserve">                </w:t>
+      </w:r>
+      <w:r>
+        <w:rPr>
+          <w:rStyle w:val="1_140"/>
+        </w:rPr>
+        <w:t xml:space="preserve">const std::string&amp; c, const std::string&amp; office);</w:t>
+      </w:r>
+      <w:r/>
+      <w:r/>
+    </w:p>
+    <w:p>
+      <w:pPr>
+        <w:pStyle w:val="1_143"/>
+        <w:pBdr/>
+        <w:bidi w:val="false"/>
+        <w:spacing w:after="140" w:before="0" w:line="276" w:lineRule="auto"/>
+        <w:ind w:right="0" w:firstLine="11" w:left="0"/>
+        <w:jc w:val="left"/>
+        <w:rPr/>
+      </w:pPr>
+      <w:r>
+        <w:rPr>
+          <w:rStyle w:val="1_140"/>
+        </w:rPr>
+        <w:t xml:space="preserve">};</w:t>
+      </w:r>
+      <w:r/>
+      <w:r/>
+    </w:p>
+    <w:p>
+      <w:pPr>
+        <w:pStyle w:val="1_143"/>
+        <w:pBdr/>
+        <w:bidi w:val="false"/>
+        <w:spacing w:after="140" w:before="0" w:line="276" w:lineRule="auto"/>
+        <w:ind w:right="0" w:firstLine="11" w:left="0"/>
+        <w:jc w:val="left"/>
+        <w:rPr/>
+      </w:pPr>
+      <w:r/>
+      <w:r/>
+      <w:r/>
+    </w:p>
+    <w:p>
+      <w:pPr>
+        <w:pStyle w:val="1_143"/>
+        <w:pBdr/>
+        <w:bidi w:val="false"/>
+        <w:spacing w:after="140" w:before="0" w:line="276" w:lineRule="auto"/>
+        <w:ind w:right="0" w:firstLine="11" w:left="0"/>
+        <w:jc w:val="left"/>
+        <w:rPr/>
+      </w:pPr>
+      <w:r>
+        <w:rPr>
+          <w:rStyle w:val="1_140"/>
+        </w:rPr>
+        <w:t xml:space="preserve">// Вузол двозв'язного списку</w:t>
+      </w:r>
+      <w:r/>
+      <w:r/>
+    </w:p>
+    <w:p>
+      <w:pPr>
+        <w:pStyle w:val="1_143"/>
+        <w:pBdr/>
+        <w:bidi w:val="false"/>
+        <w:spacing w:after="140" w:before="0" w:line="276" w:lineRule="auto"/>
+        <w:ind w:right="0" w:firstLine="11" w:left="0"/>
+        <w:jc w:val="left"/>
+        <w:rPr/>
+      </w:pPr>
+      <w:r>
+        <w:rPr>
+          <w:rStyle w:val="1_140"/>
+        </w:rPr>
+        <w:t xml:space="preserve">struct ListNode {</w:t>
+      </w:r>
+      <w:r/>
+      <w:r/>
+    </w:p>
+    <w:p>
+      <w:pPr>
+        <w:pStyle w:val="1_143"/>
+        <w:pBdr/>
+        <w:bidi w:val="false"/>
+        <w:spacing w:after="140" w:before="0" w:line="276" w:lineRule="auto"/>
+        <w:ind w:right="0" w:firstLine="11" w:left="0"/>
+        <w:jc w:val="left"/>
+        <w:rPr/>
+      </w:pPr>
+      <w:r>
+        <w:rPr>
+          <w:rStyle w:val="1_140"/>
+        </w:rPr>
+        <w:t xml:space="preserve">    </w:t>
+      </w:r>
+      <w:r>
+        <w:rPr>
+          <w:rStyle w:val="1_140"/>
+        </w:rPr>
+        <w:t xml:space="preserve">PostalRecord data;     // Дані запису</w:t>
+      </w:r>
+      <w:r/>
+      <w:r/>
+    </w:p>
+    <w:p>
+      <w:pPr>
+        <w:pStyle w:val="1_143"/>
+        <w:pBdr/>
+        <w:bidi w:val="false"/>
+        <w:spacing w:after="140" w:before="0" w:line="276" w:lineRule="auto"/>
+        <w:ind w:right="0" w:firstLine="11" w:left="0"/>
+        <w:jc w:val="left"/>
+        <w:rPr/>
+      </w:pPr>
+      <w:r>
+        <w:rPr>
+          <w:rStyle w:val="1_140"/>
+        </w:rPr>
+        <w:t xml:space="preserve">    </w:t>
+      </w:r>
+      <w:r>
+        <w:rPr>
+          <w:rStyle w:val="1_140"/>
+        </w:rPr>
+        <w:t xml:space="preserve">ListNode* next;        // Вказівник на наступний елемент</w:t>
+      </w:r>
+      <w:r/>
+      <w:r/>
+    </w:p>
+    <w:p>
+      <w:pPr>
+        <w:pStyle w:val="1_143"/>
+        <w:pBdr/>
+        <w:bidi w:val="false"/>
+        <w:spacing w:after="140" w:before="0" w:line="276" w:lineRule="auto"/>
+        <w:ind w:right="0" w:firstLine="11" w:left="0"/>
+        <w:jc w:val="left"/>
+        <w:rPr/>
+      </w:pPr>
+      <w:r>
+        <w:rPr>
+          <w:rStyle w:val="1_140"/>
+        </w:rPr>
+        <w:t xml:space="preserve">    </w:t>
+      </w:r>
+      <w:r>
+        <w:rPr>
+          <w:rStyle w:val="1_140"/>
+        </w:rPr>
+        <w:t xml:space="preserve">ListNode* prev;        // Вказівник на попередній елемент</w:t>
+      </w:r>
+      <w:r/>
+      <w:r/>
+    </w:p>
+    <w:p>
+      <w:pPr>
+        <w:pStyle w:val="1_143"/>
+        <w:pBdr/>
+        <w:bidi w:val="false"/>
+        <w:spacing w:after="140" w:before="0" w:line="276" w:lineRule="auto"/>
+        <w:ind w:right="0" w:firstLine="11" w:left="0"/>
+        <w:jc w:val="left"/>
+        <w:rPr/>
+      </w:pPr>
+      <w:r>
+        <w:rPr>
+          <w:rStyle w:val="1_140"/>
+        </w:rPr>
+        <w:t xml:space="preserve">    </w:t>
+      </w:r>
+      <w:r/>
+      <w:r/>
+    </w:p>
+    <w:p>
+      <w:pPr>
+        <w:pStyle w:val="1_143"/>
+        <w:pBdr/>
+        <w:bidi w:val="false"/>
+        <w:spacing w:after="140" w:before="0" w:line="276" w:lineRule="auto"/>
+        <w:ind w:right="0" w:firstLine="11" w:left="0"/>
+        <w:jc w:val="left"/>
+        <w:rPr/>
+      </w:pPr>
+      <w:r>
+        <w:rPr>
+          <w:rStyle w:val="1_140"/>
+        </w:rPr>
+        <w:t xml:space="preserve">    </w:t>
+      </w:r>
+      <w:r>
+        <w:rPr>
+          <w:rStyle w:val="1_140"/>
+        </w:rPr>
+        <w:t xml:space="preserve">// Конструктори</w:t>
+      </w:r>
+      <w:r/>
+      <w:r/>
+    </w:p>
+    <w:p>
+      <w:pPr>
+        <w:pStyle w:val="1_143"/>
+        <w:pBdr/>
+        <w:bidi w:val="false"/>
+        <w:spacing w:after="140" w:before="0" w:line="276" w:lineRule="auto"/>
+        <w:ind w:right="0" w:firstLine="11" w:left="0"/>
+        <w:jc w:val="left"/>
+        <w:rPr/>
+      </w:pPr>
+      <w:r>
+        <w:rPr>
+          <w:rStyle w:val="1_140"/>
+        </w:rPr>
+        <w:t xml:space="preserve">    </w:t>
+      </w:r>
+      <w:r>
+        <w:rPr>
+          <w:rStyle w:val="1_140"/>
+        </w:rPr>
+        <w:t xml:space="preserve">ListNode();</w:t>
+      </w:r>
+      <w:r/>
+      <w:r/>
+    </w:p>
+    <w:p>
+      <w:pPr>
+        <w:pStyle w:val="1_143"/>
+        <w:pBdr/>
+        <w:bidi w:val="false"/>
+        <w:spacing w:after="140" w:before="0" w:line="276" w:lineRule="auto"/>
+        <w:ind w:right="0" w:firstLine="11" w:left="0"/>
+        <w:jc w:val="left"/>
+        <w:rPr/>
+      </w:pPr>
+      <w:r>
+        <w:rPr>
+          <w:rStyle w:val="1_140"/>
+        </w:rPr>
+        <w:t xml:space="preserve">    </w:t>
+      </w:r>
+      <w:r>
+        <w:rPr>
+          <w:rStyle w:val="1_140"/>
+        </w:rPr>
+        <w:t xml:space="preserve">ListNode(const PostalRecord&amp; record);</w:t>
+      </w:r>
+      <w:r/>
+      <w:r/>
+    </w:p>
+    <w:p>
+      <w:pPr>
+        <w:pStyle w:val="1_143"/>
+        <w:pBdr/>
+        <w:bidi w:val="false"/>
+        <w:spacing w:after="140" w:before="0" w:line="276" w:lineRule="auto"/>
+        <w:ind w:right="0" w:firstLine="11" w:left="0"/>
+        <w:jc w:val="left"/>
+        <w:rPr/>
+      </w:pPr>
+      <w:r>
+        <w:rPr>
+          <w:rStyle w:val="1_140"/>
+        </w:rPr>
+        <w:t xml:space="preserve">};</w:t>
+      </w:r>
+      <w:r/>
+      <w:r/>
+    </w:p>
+    <w:p>
+      <w:pPr>
+        <w:pStyle w:val="1_143"/>
+        <w:pBdr/>
+        <w:bidi w:val="false"/>
+        <w:spacing w:after="140" w:before="0" w:line="276" w:lineRule="auto"/>
+        <w:ind w:right="0" w:firstLine="11" w:left="0"/>
+        <w:jc w:val="left"/>
+        <w:rPr/>
+      </w:pPr>
+      <w:r/>
+      <w:r/>
+      <w:r/>
+    </w:p>
+    <w:p>
+      <w:pPr>
+        <w:pStyle w:val="1_143"/>
+        <w:pBdr/>
+        <w:bidi w:val="false"/>
+        <w:spacing w:after="140" w:before="0" w:line="276" w:lineRule="auto"/>
+        <w:ind w:right="0" w:firstLine="11" w:left="0"/>
+        <w:jc w:val="left"/>
+        <w:rPr/>
+      </w:pPr>
+      <w:r>
+        <w:rPr>
+          <w:rStyle w:val="1_140"/>
+        </w:rPr>
+        <w:t xml:space="preserve">// Клас для управління двозв'язним списком</w:t>
+      </w:r>
+      <w:r/>
+      <w:r/>
+    </w:p>
+    <w:p>
+      <w:pPr>
+        <w:pStyle w:val="1_143"/>
+        <w:pBdr/>
+        <w:bidi w:val="false"/>
+        <w:spacing w:after="140" w:before="0" w:line="276" w:lineRule="auto"/>
+        <w:ind w:right="0" w:firstLine="11" w:left="0"/>
+        <w:jc w:val="left"/>
+        <w:rPr/>
+      </w:pPr>
+      <w:r>
+        <w:rPr>
+          <w:rStyle w:val="1_140"/>
+        </w:rPr>
+        <w:t xml:space="preserve">class PostalDatabase {</w:t>
+      </w:r>
+      <w:r/>
+      <w:r/>
+    </w:p>
+    <w:p>
+      <w:pPr>
+        <w:pStyle w:val="1_143"/>
+        <w:pBdr/>
+        <w:bidi w:val="false"/>
+        <w:spacing w:after="140" w:before="0" w:line="276" w:lineRule="auto"/>
+        <w:ind w:right="0" w:firstLine="11" w:left="0"/>
+        <w:jc w:val="left"/>
+        <w:rPr/>
+      </w:pPr>
+      <w:r>
+        <w:rPr>
+          <w:rStyle w:val="1_140"/>
+        </w:rPr>
+        <w:t xml:space="preserve">private:</w:t>
+      </w:r>
+      <w:r/>
+      <w:r/>
+    </w:p>
+    <w:p>
+      <w:pPr>
+        <w:pStyle w:val="1_143"/>
+        <w:pBdr/>
+        <w:bidi w:val="false"/>
+        <w:spacing w:after="140" w:before="0" w:line="276" w:lineRule="auto"/>
+        <w:ind w:right="0" w:firstLine="11" w:left="0"/>
+        <w:jc w:val="left"/>
+        <w:rPr/>
+      </w:pPr>
+      <w:r>
+        <w:rPr>
+          <w:rStyle w:val="1_140"/>
+        </w:rPr>
+        <w:t xml:space="preserve">    </w:t>
+      </w:r>
+      <w:r>
+        <w:rPr>
+          <w:rStyle w:val="1_140"/>
+        </w:rPr>
+        <w:t xml:space="preserve">ListNode* head;        // Вказівник на початок списку</w:t>
+      </w:r>
+      <w:r/>
+      <w:r/>
+    </w:p>
+    <w:p>
+      <w:pPr>
+        <w:pStyle w:val="1_143"/>
+        <w:pBdr/>
+        <w:bidi w:val="false"/>
+        <w:spacing w:after="140" w:before="0" w:line="276" w:lineRule="auto"/>
+        <w:ind w:right="0" w:firstLine="11" w:left="0"/>
+        <w:jc w:val="left"/>
+        <w:rPr/>
+      </w:pPr>
+      <w:r>
+        <w:rPr>
+          <w:rStyle w:val="1_140"/>
+        </w:rPr>
+        <w:t xml:space="preserve">    </w:t>
+      </w:r>
+      <w:r>
+        <w:rPr>
+          <w:rStyle w:val="1_140"/>
+        </w:rPr>
+        <w:t xml:space="preserve">ListNode* tail;        // Вказівник на кінець списку</w:t>
+      </w:r>
+      <w:r/>
+      <w:r/>
+    </w:p>
+    <w:p>
+      <w:pPr>
+        <w:pStyle w:val="1_143"/>
+        <w:pBdr/>
+        <w:bidi w:val="false"/>
+        <w:spacing w:after="140" w:before="0" w:line="276" w:lineRule="auto"/>
+        <w:ind w:right="0" w:firstLine="11" w:left="0"/>
+        <w:jc w:val="left"/>
+        <w:rPr/>
+      </w:pPr>
+      <w:r>
+        <w:rPr>
+          <w:rStyle w:val="1_140"/>
+        </w:rPr>
+        <w:t xml:space="preserve">    </w:t>
+      </w:r>
+      <w:r>
+        <w:rPr>
+          <w:rStyle w:val="1_140"/>
+        </w:rPr>
+        <w:t xml:space="preserve">int size;              // Кількість елементів</w:t>
+      </w:r>
+      <w:r/>
+      <w:r/>
+    </w:p>
+    <w:p>
+      <w:pPr>
+        <w:pStyle w:val="1_143"/>
+        <w:pBdr/>
+        <w:bidi w:val="false"/>
+        <w:spacing w:after="140" w:before="0" w:line="276" w:lineRule="auto"/>
+        <w:ind w:right="0" w:firstLine="11" w:left="0"/>
+        <w:jc w:val="left"/>
+        <w:rPr/>
+      </w:pPr>
+      <w:r>
+        <w:rPr>
+          <w:rStyle w:val="1_140"/>
+        </w:rPr>
+        <w:t xml:space="preserve">    </w:t>
+      </w:r>
+      <w:r/>
+      <w:r/>
+    </w:p>
+    <w:p>
+      <w:pPr>
+        <w:pStyle w:val="1_143"/>
+        <w:pBdr/>
+        <w:bidi w:val="false"/>
+        <w:spacing w:after="140" w:before="0" w:line="276" w:lineRule="auto"/>
+        <w:ind w:right="0" w:firstLine="11" w:left="0"/>
+        <w:jc w:val="left"/>
+        <w:rPr/>
+      </w:pPr>
+      <w:r>
+        <w:rPr>
+          <w:rStyle w:val="1_140"/>
+        </w:rPr>
+        <w:t xml:space="preserve">public:</w:t>
+      </w:r>
+      <w:r/>
+      <w:r/>
+    </w:p>
+    <w:p>
+      <w:pPr>
+        <w:pStyle w:val="1_143"/>
+        <w:pBdr/>
+        <w:bidi w:val="false"/>
+        <w:spacing w:after="140" w:before="0" w:line="276" w:lineRule="auto"/>
+        <w:ind w:right="0" w:firstLine="11" w:left="0"/>
+        <w:jc w:val="left"/>
+        <w:rPr/>
+      </w:pPr>
+      <w:r>
+        <w:rPr>
+          <w:rStyle w:val="1_140"/>
+        </w:rPr>
+        <w:t xml:space="preserve">    </w:t>
+      </w:r>
+      <w:r>
+        <w:rPr>
+          <w:rStyle w:val="1_140"/>
+        </w:rPr>
+        <w:t xml:space="preserve">// Конструктор та деструктор</w:t>
+      </w:r>
+      <w:r/>
+      <w:r/>
+    </w:p>
+    <w:p>
+      <w:pPr>
+        <w:pStyle w:val="1_143"/>
+        <w:pBdr/>
+        <w:bidi w:val="false"/>
+        <w:spacing w:after="140" w:before="0" w:line="276" w:lineRule="auto"/>
+        <w:ind w:right="0" w:firstLine="11" w:left="0"/>
+        <w:jc w:val="left"/>
+        <w:rPr/>
+      </w:pPr>
+      <w:r>
+        <w:rPr>
+          <w:rStyle w:val="1_140"/>
+        </w:rPr>
+        <w:t xml:space="preserve">    </w:t>
+      </w:r>
+      <w:r>
+        <w:rPr>
+          <w:rStyle w:val="1_140"/>
+        </w:rPr>
+        <w:t xml:space="preserve">PostalDatabase();</w:t>
+      </w:r>
+      <w:r/>
+      <w:r/>
+    </w:p>
+    <w:p>
+      <w:pPr>
+        <w:pStyle w:val="1_143"/>
+        <w:pBdr/>
+        <w:bidi w:val="false"/>
+        <w:spacing w:after="140" w:before="0" w:line="276" w:lineRule="auto"/>
+        <w:ind w:right="0" w:firstLine="11" w:left="0"/>
+        <w:jc w:val="left"/>
+        <w:rPr/>
+      </w:pPr>
+      <w:r>
+        <w:rPr>
+          <w:rStyle w:val="1_140"/>
+        </w:rPr>
+        <w:t xml:space="preserve">    </w:t>
+      </w:r>
+      <w:r>
+        <w:rPr>
+          <w:rStyle w:val="1_140"/>
+        </w:rPr>
+        <w:t xml:space="preserve">~PostalDatabase();</w:t>
+      </w:r>
+      <w:r/>
+      <w:r/>
+    </w:p>
+    <w:p>
+      <w:pPr>
+        <w:pStyle w:val="1_143"/>
+        <w:pBdr/>
+        <w:bidi w:val="false"/>
+        <w:spacing w:after="140" w:before="0" w:line="276" w:lineRule="auto"/>
+        <w:ind w:right="0" w:firstLine="11" w:left="0"/>
+        <w:jc w:val="left"/>
+        <w:rPr/>
+      </w:pPr>
+      <w:r>
+        <w:rPr>
+          <w:rStyle w:val="1_140"/>
+        </w:rPr>
+        <w:t xml:space="preserve">    </w:t>
+      </w:r>
+      <w:r/>
+      <w:r/>
+    </w:p>
+    <w:p>
+      <w:pPr>
+        <w:pStyle w:val="1_143"/>
+        <w:pBdr/>
+        <w:bidi w:val="false"/>
+        <w:spacing w:after="140" w:before="0" w:line="276" w:lineRule="auto"/>
+        <w:ind w:right="0" w:firstLine="11" w:left="0"/>
+        <w:jc w:val="left"/>
+        <w:rPr/>
+      </w:pPr>
+      <w:r>
+        <w:rPr>
+          <w:rStyle w:val="1_140"/>
+        </w:rPr>
+        <w:t xml:space="preserve">    </w:t>
+      </w:r>
+      <w:r>
+        <w:rPr>
+          <w:rStyle w:val="1_140"/>
+        </w:rPr>
+        <w:t xml:space="preserve">// Основні операції</w:t>
+      </w:r>
+      <w:r/>
+      <w:r/>
+    </w:p>
+    <w:p>
+      <w:pPr>
+        <w:pStyle w:val="1_143"/>
+        <w:pBdr/>
+        <w:bidi w:val="false"/>
+        <w:spacing w:after="140" w:before="0" w:line="276" w:lineRule="auto"/>
+        <w:ind w:right="0" w:firstLine="11" w:left="0"/>
+        <w:jc w:val="left"/>
+        <w:rPr/>
+      </w:pPr>
+      <w:r>
+        <w:rPr>
+          <w:rStyle w:val="1_140"/>
+        </w:rPr>
+        <w:t xml:space="preserve">    </w:t>
+      </w:r>
+      <w:r>
+        <w:rPr>
+          <w:rStyle w:val="1_140"/>
+        </w:rPr>
+        <w:t xml:space="preserve">void addRecord(const PostalRecord&amp; record);</w:t>
+      </w:r>
+      <w:r/>
+      <w:r/>
+    </w:p>
+    <w:p>
+      <w:pPr>
+        <w:pStyle w:val="1_143"/>
+        <w:pBdr/>
+        <w:bidi w:val="false"/>
+        <w:spacing w:after="140" w:before="0" w:line="276" w:lineRule="auto"/>
+        <w:ind w:right="0" w:firstLine="11" w:left="0"/>
+        <w:jc w:val="left"/>
+        <w:rPr/>
+      </w:pPr>
+      <w:r>
+        <w:rPr>
+          <w:rStyle w:val="1_140"/>
+        </w:rPr>
+        <w:t xml:space="preserve">    </w:t>
+      </w:r>
+      <w:r>
+        <w:rPr>
+          <w:rStyle w:val="1_140"/>
+        </w:rPr>
+        <w:t xml:space="preserve">bool deleteRecord(int index);</w:t>
+      </w:r>
+      <w:r/>
+      <w:r/>
+    </w:p>
+    <w:p>
+      <w:pPr>
+        <w:pStyle w:val="1_143"/>
+        <w:pBdr/>
+        <w:bidi w:val="false"/>
+        <w:spacing w:after="140" w:before="0" w:line="276" w:lineRule="auto"/>
+        <w:ind w:right="0" w:firstLine="11" w:left="0"/>
+        <w:jc w:val="left"/>
+        <w:rPr/>
+      </w:pPr>
+      <w:r>
+        <w:rPr>
+          <w:rStyle w:val="1_140"/>
+        </w:rPr>
+        <w:t xml:space="preserve">    </w:t>
+      </w:r>
+      <w:r>
+        <w:rPr>
+          <w:rStyle w:val="1_140"/>
+        </w:rPr>
+        <w:t xml:space="preserve">ListNode* searchByIndex(int index);</w:t>
+      </w:r>
+      <w:r/>
+      <w:r/>
+    </w:p>
+    <w:p>
+      <w:pPr>
+        <w:pStyle w:val="1_143"/>
+        <w:pBdr/>
+        <w:bidi w:val="false"/>
+        <w:spacing w:after="140" w:before="0" w:line="276" w:lineRule="auto"/>
+        <w:ind w:right="0" w:firstLine="11" w:left="0"/>
+        <w:jc w:val="left"/>
+        <w:rPr/>
+      </w:pPr>
+      <w:r>
+        <w:rPr>
+          <w:rStyle w:val="1_140"/>
+        </w:rPr>
+        <w:t xml:space="preserve">    </w:t>
+      </w:r>
+      <w:r>
+        <w:rPr>
+          <w:rStyle w:val="1_140"/>
+        </w:rPr>
+        <w:t xml:space="preserve">ListNode* searchByCity(const std::string&amp; city);</w:t>
+      </w:r>
+      <w:r/>
+      <w:r/>
+    </w:p>
+    <w:p>
+      <w:pPr>
+        <w:pStyle w:val="1_143"/>
+        <w:pBdr/>
+        <w:bidi w:val="false"/>
+        <w:spacing w:after="140" w:before="0" w:line="276" w:lineRule="auto"/>
+        <w:ind w:right="0" w:firstLine="11" w:left="0"/>
+        <w:jc w:val="left"/>
+        <w:rPr/>
+      </w:pPr>
+      <w:r>
+        <w:rPr>
+          <w:rStyle w:val="1_140"/>
+        </w:rPr>
+        <w:t xml:space="preserve">    </w:t>
+      </w:r>
+      <w:r>
+        <w:rPr>
+          <w:rStyle w:val="1_140"/>
+        </w:rPr>
+        <w:t xml:space="preserve">void displayAll();</w:t>
+      </w:r>
+      <w:r/>
+      <w:r/>
+    </w:p>
+    <w:p>
+      <w:pPr>
+        <w:pStyle w:val="1_143"/>
+        <w:pBdr/>
+        <w:bidi w:val="false"/>
+        <w:spacing w:after="140" w:before="0" w:line="276" w:lineRule="auto"/>
+        <w:ind w:right="0" w:firstLine="11" w:left="0"/>
+        <w:jc w:val="left"/>
+        <w:rPr/>
+      </w:pPr>
+      <w:r>
+        <w:rPr>
+          <w:rStyle w:val="1_140"/>
+        </w:rPr>
+        <w:t xml:space="preserve">    </w:t>
+      </w:r>
+      <w:r>
+        <w:rPr>
+          <w:rStyle w:val="1_140"/>
+        </w:rPr>
+        <w:t xml:space="preserve">void exportToFile(const std::string&amp; filename);</w:t>
+      </w:r>
+      <w:r/>
+      <w:r/>
+    </w:p>
+    <w:p>
+      <w:pPr>
+        <w:pStyle w:val="1_143"/>
+        <w:pBdr/>
+        <w:bidi w:val="false"/>
+        <w:spacing w:after="140" w:before="0" w:line="276" w:lineRule="auto"/>
+        <w:ind w:right="0" w:firstLine="11" w:left="0"/>
+        <w:jc w:val="left"/>
+        <w:rPr/>
+      </w:pPr>
+      <w:r>
+        <w:rPr>
+          <w:rStyle w:val="1_140"/>
+        </w:rPr>
+        <w:t xml:space="preserve">    </w:t>
+      </w:r>
+      <w:r>
+        <w:rPr>
+          <w:rStyle w:val="1_140"/>
+        </w:rPr>
+        <w:t xml:space="preserve">bool loadFromFile(const std::string&amp; filename);</w:t>
+      </w:r>
+      <w:r/>
+      <w:r/>
+    </w:p>
+    <w:p>
+      <w:pPr>
+        <w:pStyle w:val="1_143"/>
+        <w:pBdr/>
+        <w:bidi w:val="false"/>
+        <w:spacing w:after="140" w:before="0" w:line="276" w:lineRule="auto"/>
+        <w:ind w:right="0" w:firstLine="11" w:left="0"/>
+        <w:jc w:val="left"/>
+        <w:rPr/>
+      </w:pPr>
+      <w:r>
+        <w:rPr>
+          <w:rStyle w:val="1_140"/>
+        </w:rPr>
+        <w:t xml:space="preserve">    </w:t>
+      </w:r>
+      <w:r>
+        <w:rPr>
+          <w:rStyle w:val="1_140"/>
+        </w:rPr>
+        <w:t xml:space="preserve">bool saveToFile(const std::string&amp; filename);</w:t>
+      </w:r>
+      <w:r/>
+      <w:r/>
+    </w:p>
+    <w:p>
+      <w:pPr>
+        <w:pStyle w:val="1_143"/>
+        <w:pBdr/>
+        <w:bidi w:val="false"/>
+        <w:spacing w:after="140" w:before="0" w:line="276" w:lineRule="auto"/>
+        <w:ind w:right="0" w:firstLine="11" w:left="0"/>
+        <w:jc w:val="left"/>
+        <w:rPr/>
+      </w:pPr>
+      <w:r>
+        <w:rPr>
+          <w:rStyle w:val="1_140"/>
+        </w:rPr>
+        <w:t xml:space="preserve">    </w:t>
+      </w:r>
+      <w:r>
+        <w:rPr>
+          <w:rStyle w:val="1_140"/>
+        </w:rPr>
+        <w:t xml:space="preserve">int getSize() const;</w:t>
+      </w:r>
+      <w:r/>
+      <w:r/>
+    </w:p>
+    <w:p>
+      <w:pPr>
+        <w:pStyle w:val="1_143"/>
+        <w:pBdr/>
+        <w:bidi w:val="false"/>
+        <w:spacing w:after="140" w:before="0" w:line="276" w:lineRule="auto"/>
+        <w:ind w:right="0" w:firstLine="11" w:left="0"/>
+        <w:jc w:val="left"/>
+        <w:rPr/>
+      </w:pPr>
+      <w:r>
+        <w:rPr>
+          <w:rStyle w:val="1_140"/>
+        </w:rPr>
+        <w:t xml:space="preserve">    </w:t>
+      </w:r>
+      <w:r>
+        <w:rPr>
+          <w:rStyle w:val="1_140"/>
+        </w:rPr>
+        <w:t xml:space="preserve">bool isEmpty() const;</w:t>
+      </w:r>
+      <w:r/>
+      <w:r/>
+    </w:p>
+    <w:p>
+      <w:pPr>
+        <w:pStyle w:val="1_143"/>
+        <w:pBdr/>
+        <w:bidi w:val="false"/>
+        <w:spacing w:after="140" w:before="0" w:line="276" w:lineRule="auto"/>
+        <w:ind w:right="0" w:firstLine="11" w:left="0"/>
+        <w:jc w:val="left"/>
+        <w:rPr/>
+      </w:pPr>
+      <w:r>
+        <w:rPr>
+          <w:rStyle w:val="1_140"/>
+        </w:rPr>
+        <w:t xml:space="preserve">    </w:t>
+      </w:r>
+      <w:r>
+        <w:rPr>
+          <w:rStyle w:val="1_140"/>
+        </w:rPr>
+        <w:t xml:space="preserve">void clear();</w:t>
+      </w:r>
+      <w:r/>
+      <w:r/>
+    </w:p>
+    <w:p>
+      <w:pPr>
+        <w:pStyle w:val="1_143"/>
+        <w:pBdr/>
+        <w:bidi w:val="false"/>
+        <w:spacing w:after="140" w:before="0" w:line="276" w:lineRule="auto"/>
+        <w:ind w:right="0" w:firstLine="11" w:left="0"/>
+        <w:jc w:val="left"/>
+        <w:rPr/>
+      </w:pPr>
+      <w:r>
+        <w:rPr>
+          <w:rStyle w:val="1_140"/>
+        </w:rPr>
+        <w:t xml:space="preserve">};</w:t>
+      </w:r>
+      <w:r/>
+      <w:r/>
+    </w:p>
+    <w:p>
+      <w:pPr>
+        <w:pStyle w:val="1_143"/>
+        <w:pBdr/>
+        <w:bidi w:val="false"/>
+        <w:spacing w:after="140" w:before="0" w:line="276" w:lineRule="auto"/>
+        <w:ind w:right="0" w:firstLine="11" w:left="0"/>
+        <w:jc w:val="left"/>
+        <w:rPr/>
+      </w:pPr>
+      <w:r/>
+      <w:r/>
+      <w:r/>
+    </w:p>
+    <w:p>
+      <w:pPr>
+        <w:pStyle w:val="1_143"/>
+        <w:pBdr/>
+        <w:bidi w:val="false"/>
+        <w:spacing w:after="140" w:before="0" w:line="276" w:lineRule="auto"/>
+        <w:ind w:right="0" w:firstLine="11" w:left="0"/>
+        <w:jc w:val="left"/>
+        <w:rPr/>
+      </w:pPr>
+      <w:r>
+        <w:rPr>
+          <w:rStyle w:val="1_140"/>
+        </w:rPr>
+        <w:t xml:space="preserve">#endif</w:t>
+      </w:r>
+      <w:r/>
+      <w:r/>
+    </w:p>
+    <w:p>
+      <w:pPr>
+        <w:pStyle w:val="734"/>
+        <w:pBdr/>
+        <w:bidi w:val="false"/>
+        <w:spacing w:after="140" w:before="0" w:line="276" w:lineRule="auto"/>
+        <w:ind w:right="0" w:firstLine="11" w:left="0"/>
+        <w:jc w:val="left"/>
+        <w:rPr/>
+      </w:pPr>
+      <w:r>
+        <w:t xml:space="preserve">3.5 Розподіл підзадач між учасниками команди</w:t>
+      </w:r>
+      <w:r/>
+      <w:r/>
+    </w:p>
+    <w:p>
+      <w:pPr>
+        <w:pStyle w:val="735"/>
+        <w:pBdr/>
+        <w:bidi w:val="false"/>
+        <w:spacing w:after="140" w:before="0" w:line="276" w:lineRule="auto"/>
+        <w:ind w:right="0" w:firstLine="11" w:left="0"/>
+        <w:jc w:val="left"/>
+        <w:rPr/>
+      </w:pPr>
+      <w:r>
+        <w:t xml:space="preserve">Іванов </w:t>
+      </w:r>
+      <w:r>
+        <w:t xml:space="preserve">Даніїл</w:t>
+      </w:r>
+      <w:r>
+        <w:t xml:space="preserve"> — Модуль файлових операцій:</w:t>
+      </w:r>
+      <w:r/>
+      <w:r/>
+    </w:p>
+    <w:p>
+      <w:pPr>
+        <w:pStyle w:val="1_142"/>
+        <w:numPr>
+          <w:ilvl w:val="0"/>
+          <w:numId w:val="27"/>
+        </w:numPr>
+        <w:pBdr/>
+        <w:tabs>
+          <w:tab w:val="left" w:leader="none" w:pos="450"/>
+          <w:tab w:val="clear" w:leader="none" w:pos="709"/>
+        </w:tabs>
+        <w:bidi w:val="false"/>
+        <w:spacing w:after="0" w:before="0"/>
+        <w:ind w:right="0" w:firstLine="11" w:left="0"/>
+        <w:jc w:val="both"/>
+        <w:rPr/>
+      </w:pPr>
+      <w:r>
+        <w:rPr>
+          <w:rStyle w:val="750"/>
+        </w:rPr>
+        <w:t xml:space="preserve">Функція завантаження з файлу</w:t>
+      </w:r>
+      <w:r>
+        <w:t xml:space="preserve">: </w:t>
+      </w:r>
+      <w:r>
+        <w:rPr>
+          <w:rStyle w:val="1_140"/>
+        </w:rPr>
+        <w:t xml:space="preserve">loadFromFile(const string&amp; filename)</w:t>
+      </w:r>
+      <w:r>
+        <w:t xml:space="preserve"> - завантаження індексів з бінарного файлу </w:t>
+      </w:r>
+      <w:r/>
+      <w:r/>
+    </w:p>
+    <w:p>
+      <w:pPr>
+        <w:pStyle w:val="1_142"/>
+        <w:numPr>
+          <w:ilvl w:val="0"/>
+          <w:numId w:val="27"/>
+        </w:numPr>
+        <w:pBdr/>
+        <w:tabs>
+          <w:tab w:val="left" w:leader="none" w:pos="450"/>
+          <w:tab w:val="clear" w:leader="none" w:pos="709"/>
+        </w:tabs>
+        <w:bidi w:val="false"/>
+        <w:spacing w:after="0" w:before="0"/>
+        <w:ind w:right="0" w:firstLine="11" w:left="0"/>
+        <w:jc w:val="both"/>
+        <w:rPr/>
+      </w:pPr>
+      <w:r>
+        <w:rPr>
+          <w:rStyle w:val="750"/>
+        </w:rPr>
+        <w:t xml:space="preserve">Функція збереження у файл</w:t>
+      </w:r>
+      <w:r>
+        <w:t xml:space="preserve">: </w:t>
+      </w:r>
+      <w:r>
+        <w:rPr>
+          <w:rStyle w:val="1_140"/>
+        </w:rPr>
+        <w:t xml:space="preserve">saveToFile(const string&amp; filename)</w:t>
+      </w:r>
+      <w:r>
+        <w:t xml:space="preserve"> - збереження індексів у бінарний файл </w:t>
+      </w:r>
+      <w:r/>
+      <w:r/>
+    </w:p>
+    <w:p>
+      <w:pPr>
+        <w:pStyle w:val="1_142"/>
+        <w:numPr>
+          <w:ilvl w:val="0"/>
+          <w:numId w:val="27"/>
+        </w:numPr>
+        <w:pBdr/>
+        <w:tabs>
+          <w:tab w:val="left" w:leader="none" w:pos="450"/>
+          <w:tab w:val="clear" w:leader="none" w:pos="709"/>
+        </w:tabs>
+        <w:bidi w:val="false"/>
+        <w:spacing/>
+        <w:ind w:right="0" w:firstLine="11" w:left="0"/>
+        <w:jc w:val="both"/>
+        <w:rPr/>
+      </w:pPr>
+      <w:r>
+        <w:rPr>
+          <w:rStyle w:val="750"/>
+        </w:rPr>
+        <w:t xml:space="preserve">Функція експорту</w:t>
+      </w:r>
+      <w:r>
+        <w:t xml:space="preserve">: </w:t>
+      </w:r>
+      <w:r>
+        <w:rPr>
+          <w:rStyle w:val="1_140"/>
+        </w:rPr>
+        <w:t xml:space="preserve">exportToFile(const string&amp; filename)</w:t>
+      </w:r>
+      <w:r>
+        <w:t xml:space="preserve"> - експорт у текстовий файл (який може звичайно прочитати користувач) </w:t>
+      </w:r>
+      <w:r/>
+      <w:r/>
+    </w:p>
+    <w:p>
+      <w:pPr>
+        <w:pStyle w:val="735"/>
+        <w:pBdr/>
+        <w:bidi w:val="false"/>
+        <w:spacing w:after="140" w:before="0" w:line="276" w:lineRule="auto"/>
+        <w:ind w:right="0" w:firstLine="11" w:left="0"/>
+        <w:jc w:val="left"/>
+        <w:rPr/>
+      </w:pPr>
+      <w:r>
+        <w:t xml:space="preserve">Марченко </w:t>
+      </w:r>
+      <w:r>
+        <w:t xml:space="preserve">Кирило —</w:t>
+      </w:r>
+      <w:r>
+        <w:t xml:space="preserve"> Модуль пошуку та виведення:</w:t>
+      </w:r>
+      <w:r/>
+      <w:r/>
+    </w:p>
+    <w:p>
+      <w:pPr>
+        <w:pStyle w:val="1_142"/>
+        <w:numPr>
+          <w:ilvl w:val="0"/>
+          <w:numId w:val="28"/>
+        </w:numPr>
+        <w:pBdr/>
+        <w:tabs>
+          <w:tab w:val="left" w:leader="none" w:pos="450"/>
+          <w:tab w:val="clear" w:leader="none" w:pos="709"/>
+        </w:tabs>
+        <w:bidi w:val="false"/>
+        <w:spacing w:after="0" w:before="0"/>
+        <w:ind w:right="0" w:firstLine="11" w:left="0"/>
+        <w:jc w:val="left"/>
+        <w:rPr/>
+      </w:pPr>
+      <w:r>
+        <w:rPr>
+          <w:rStyle w:val="750"/>
+        </w:rPr>
+        <w:t xml:space="preserve">Функція пошуку за індексом</w:t>
+      </w:r>
+      <w:r>
+        <w:t xml:space="preserve">: </w:t>
+      </w:r>
+      <w:r>
+        <w:rPr>
+          <w:rStyle w:val="1_140"/>
+        </w:rPr>
+        <w:t xml:space="preserve">searchByIndex(int index)</w:t>
+      </w:r>
+      <w:r>
+        <w:t xml:space="preserve"> - пошук за індексом </w:t>
+      </w:r>
+      <w:r/>
+      <w:r/>
+    </w:p>
+    <w:p>
+      <w:pPr>
+        <w:pStyle w:val="1_142"/>
+        <w:numPr>
+          <w:ilvl w:val="0"/>
+          <w:numId w:val="28"/>
+        </w:numPr>
+        <w:pBdr/>
+        <w:tabs>
+          <w:tab w:val="left" w:leader="none" w:pos="450"/>
+          <w:tab w:val="clear" w:leader="none" w:pos="709"/>
+        </w:tabs>
+        <w:bidi w:val="false"/>
+        <w:spacing w:after="0" w:before="0"/>
+        <w:ind w:right="0" w:firstLine="11" w:left="0"/>
+        <w:jc w:val="left"/>
+        <w:rPr/>
+      </w:pPr>
+      <w:r>
+        <w:rPr>
+          <w:rStyle w:val="750"/>
+        </w:rPr>
+        <w:t xml:space="preserve">Функція пошуку за містом</w:t>
+      </w:r>
+      <w:r>
+        <w:t xml:space="preserve">: </w:t>
+      </w:r>
+      <w:r>
+        <w:rPr>
+          <w:rStyle w:val="1_140"/>
+        </w:rPr>
+        <w:t xml:space="preserve">searchByCity(const string&amp; city)</w:t>
+      </w:r>
+      <w:r>
+        <w:t xml:space="preserve"> - пошук за містом </w:t>
+      </w:r>
+      <w:r/>
+      <w:r/>
+    </w:p>
+    <w:p>
+      <w:pPr>
+        <w:pStyle w:val="1_142"/>
+        <w:numPr>
+          <w:ilvl w:val="0"/>
+          <w:numId w:val="28"/>
+        </w:numPr>
+        <w:pBdr/>
+        <w:tabs>
+          <w:tab w:val="left" w:leader="none" w:pos="450"/>
+          <w:tab w:val="clear" w:leader="none" w:pos="709"/>
+        </w:tabs>
+        <w:bidi w:val="false"/>
+        <w:spacing/>
+        <w:ind w:right="0" w:firstLine="11" w:left="0"/>
+        <w:jc w:val="left"/>
+        <w:rPr/>
+      </w:pPr>
+      <w:r>
+        <w:rPr>
+          <w:rStyle w:val="750"/>
+        </w:rPr>
+        <w:t xml:space="preserve">Функція виведення всіх записів</w:t>
+      </w:r>
+      <w:r>
+        <w:t xml:space="preserve">: </w:t>
+      </w:r>
+      <w:r>
+        <w:rPr>
+          <w:rStyle w:val="1_140"/>
+        </w:rPr>
+        <w:t xml:space="preserve">displayAll()</w:t>
+      </w:r>
+      <w:r>
+        <w:t xml:space="preserve"> - виведення всіх записів у консоль </w:t>
+      </w:r>
+      <w:r/>
+      <w:r/>
+    </w:p>
+    <w:p>
+      <w:pPr>
+        <w:pStyle w:val="735"/>
+        <w:pBdr/>
+        <w:bidi w:val="false"/>
+        <w:spacing w:after="140" w:before="0" w:line="276" w:lineRule="auto"/>
+        <w:ind w:right="0" w:firstLine="11" w:left="0"/>
+        <w:jc w:val="left"/>
+        <w:rPr/>
+      </w:pPr>
+      <w:r>
+        <w:t xml:space="preserve">Куртяк </w:t>
+      </w:r>
+      <w:r>
+        <w:t xml:space="preserve">Катерина</w:t>
+      </w:r>
+      <w:r>
+        <w:t xml:space="preserve"> - Модуль модифікації даних:</w:t>
+      </w:r>
+      <w:r/>
+      <w:r/>
+    </w:p>
+    <w:p>
+      <w:pPr>
+        <w:pStyle w:val="1_142"/>
+        <w:numPr>
+          <w:ilvl w:val="0"/>
+          <w:numId w:val="29"/>
+        </w:numPr>
+        <w:pBdr/>
+        <w:tabs>
+          <w:tab w:val="left" w:leader="none" w:pos="450"/>
+          <w:tab w:val="clear" w:leader="none" w:pos="709"/>
+        </w:tabs>
+        <w:bidi w:val="false"/>
+        <w:spacing w:after="0" w:before="0"/>
+        <w:ind w:right="0" w:firstLine="11" w:left="0"/>
+        <w:jc w:val="left"/>
+        <w:rPr/>
+      </w:pPr>
+      <w:r>
+        <w:rPr>
+          <w:rStyle w:val="750"/>
+        </w:rPr>
+        <w:t xml:space="preserve">Функція додавання запису</w:t>
+      </w:r>
+      <w:r>
+        <w:t xml:space="preserve">: </w:t>
+      </w:r>
+      <w:r>
+        <w:rPr>
+          <w:rStyle w:val="1_140"/>
+        </w:rPr>
+        <w:t xml:space="preserve">addRecord(const PostalRecord&amp; record)</w:t>
+      </w:r>
+      <w:r>
+        <w:t xml:space="preserve"> - додати запис </w:t>
+      </w:r>
+      <w:r/>
+      <w:r/>
+    </w:p>
+    <w:p>
+      <w:pPr>
+        <w:pStyle w:val="1_142"/>
+        <w:numPr>
+          <w:ilvl w:val="0"/>
+          <w:numId w:val="29"/>
+        </w:numPr>
+        <w:pBdr/>
+        <w:tabs>
+          <w:tab w:val="left" w:leader="none" w:pos="450"/>
+          <w:tab w:val="clear" w:leader="none" w:pos="709"/>
+        </w:tabs>
+        <w:bidi w:val="false"/>
+        <w:spacing/>
+        <w:ind w:right="0" w:firstLine="11" w:left="0"/>
+        <w:jc w:val="left"/>
+        <w:rPr/>
+      </w:pPr>
+      <w:r>
+        <w:rPr>
+          <w:rStyle w:val="750"/>
+        </w:rPr>
+        <w:t xml:space="preserve">Функція видалення запису</w:t>
+      </w:r>
+      <w:r>
+        <w:t xml:space="preserve">: </w:t>
+      </w:r>
+      <w:r>
+        <w:rPr>
+          <w:rStyle w:val="1_140"/>
+        </w:rPr>
+        <w:t xml:space="preserve">deleteRecord(int index)</w:t>
+      </w:r>
+      <w:r>
+        <w:t xml:space="preserve"> - видалити запис </w:t>
+      </w:r>
+      <w:r/>
+      <w:r/>
+    </w:p>
+    <w:p>
+      <w:pPr>
+        <w:pStyle w:val="735"/>
+        <w:pBdr/>
+        <w:bidi w:val="false"/>
+        <w:spacing w:after="140" w:before="0" w:line="276" w:lineRule="auto"/>
+        <w:ind w:right="0" w:firstLine="11" w:left="0"/>
+        <w:jc w:val="left"/>
+        <w:rPr/>
+      </w:pPr>
+      <w:r>
+        <w:t xml:space="preserve">Спільні задачі:</w:t>
+      </w:r>
+      <w:r/>
+      <w:r/>
+    </w:p>
+    <w:p>
+      <w:pPr>
+        <w:pStyle w:val="1_142"/>
+        <w:numPr>
+          <w:ilvl w:val="0"/>
+          <w:numId w:val="30"/>
+        </w:numPr>
+        <w:pBdr/>
+        <w:tabs>
+          <w:tab w:val="left" w:leader="none" w:pos="450"/>
+          <w:tab w:val="clear" w:leader="none" w:pos="709"/>
+        </w:tabs>
+        <w:bidi w:val="false"/>
+        <w:spacing w:after="0" w:before="0"/>
+        <w:ind w:right="0" w:firstLine="11" w:left="0"/>
+        <w:jc w:val="left"/>
+        <w:rPr/>
+      </w:pPr>
+      <w:r>
+        <w:t xml:space="preserve">Розробка головного меню та інтерфейсу користувача </w:t>
+      </w:r>
+      <w:r/>
+      <w:r/>
+    </w:p>
+    <w:p>
+      <w:pPr>
+        <w:pStyle w:val="1_142"/>
+        <w:numPr>
+          <w:ilvl w:val="0"/>
+          <w:numId w:val="30"/>
+        </w:numPr>
+        <w:pBdr/>
+        <w:tabs>
+          <w:tab w:val="left" w:leader="none" w:pos="450"/>
+          <w:tab w:val="clear" w:leader="none" w:pos="709"/>
+        </w:tabs>
+        <w:bidi w:val="false"/>
+        <w:spacing w:after="0" w:before="0"/>
+        <w:ind w:right="0" w:firstLine="11" w:left="0"/>
+        <w:jc w:val="left"/>
+        <w:rPr/>
+      </w:pPr>
+      <w:r>
+        <w:t xml:space="preserve">Тестування та налагодження </w:t>
+      </w:r>
+      <w:r/>
+      <w:r/>
+    </w:p>
+    <w:p>
+      <w:pPr>
+        <w:pStyle w:val="1_142"/>
+        <w:numPr>
+          <w:ilvl w:val="0"/>
+          <w:numId w:val="30"/>
+        </w:numPr>
+        <w:pBdr/>
+        <w:tabs>
+          <w:tab w:val="left" w:leader="none" w:pos="450"/>
+          <w:tab w:val="clear" w:leader="none" w:pos="709"/>
+        </w:tabs>
+        <w:bidi w:val="false"/>
+        <w:spacing/>
+        <w:ind w:right="0" w:firstLine="11" w:left="0"/>
+        <w:jc w:val="left"/>
+        <w:rPr/>
+      </w:pPr>
+      <w:r>
+        <w:t xml:space="preserve">Документація </w:t>
+      </w:r>
+      <w:r/>
+      <w:r/>
+    </w:p>
+    <w:p>
+      <w:pPr>
+        <w:pStyle w:val="734"/>
+        <w:pBdr/>
+        <w:bidi w:val="false"/>
+        <w:spacing w:after="140" w:before="0" w:line="276" w:lineRule="auto"/>
+        <w:ind w:right="0" w:firstLine="11" w:left="0"/>
+        <w:jc w:val="left"/>
+        <w:rPr/>
+      </w:pPr>
+      <w:r>
+        <w:t xml:space="preserve">3.6 План робіт відповідно до ISO/IEC 12207</w:t>
+      </w:r>
+      <w:r/>
+      <w:r/>
+    </w:p>
+    <w:p>
+      <w:pPr>
+        <w:pStyle w:val="735"/>
+        <w:pBdr/>
+        <w:bidi w:val="false"/>
+        <w:spacing w:after="140" w:before="0" w:line="276" w:lineRule="auto"/>
+        <w:ind w:right="0" w:firstLine="11" w:left="0"/>
+        <w:jc w:val="left"/>
+        <w:rPr/>
+      </w:pPr>
+      <w:r>
+        <w:t xml:space="preserve">Фаза 1: Планування та аналіз</w:t>
+      </w:r>
+      <w:r/>
+      <w:r/>
+    </w:p>
+    <w:p>
+      <w:pPr>
+        <w:pStyle w:val="1_142"/>
+        <w:numPr>
+          <w:ilvl w:val="0"/>
+          <w:numId w:val="31"/>
+        </w:numPr>
+        <w:pBdr/>
+        <w:tabs>
+          <w:tab w:val="left" w:leader="none" w:pos="450"/>
+          <w:tab w:val="left" w:leader="none" w:pos="643"/>
+          <w:tab w:val="clear" w:leader="none" w:pos="709"/>
+        </w:tabs>
+        <w:bidi w:val="false"/>
+        <w:spacing w:after="0" w:before="0"/>
+        <w:ind w:right="0" w:firstLine="11" w:left="0"/>
+        <w:jc w:val="left"/>
+        <w:rPr/>
+      </w:pPr>
+      <w:r>
+        <w:rPr>
+          <w:rStyle w:val="750"/>
+        </w:rPr>
+        <w:t xml:space="preserve">Куртяк</w:t>
+      </w:r>
+      <w:r>
+        <w:t xml:space="preserve">: Фінальний аналіз вимог, створення технічного завдання </w:t>
+      </w:r>
+      <w:r/>
+      <w:r/>
+    </w:p>
+    <w:p>
+      <w:pPr>
+        <w:pStyle w:val="1_142"/>
+        <w:numPr>
+          <w:ilvl w:val="0"/>
+          <w:numId w:val="31"/>
+        </w:numPr>
+        <w:pBdr/>
+        <w:tabs>
+          <w:tab w:val="left" w:leader="none" w:pos="450"/>
+          <w:tab w:val="left" w:leader="none" w:pos="643"/>
+          <w:tab w:val="clear" w:leader="none" w:pos="709"/>
+        </w:tabs>
+        <w:bidi w:val="false"/>
+        <w:spacing w:after="0" w:before="0"/>
+        <w:ind w:right="0" w:firstLine="11" w:left="0"/>
+        <w:jc w:val="left"/>
+        <w:rPr/>
+      </w:pPr>
+      <w:r>
+        <w:rPr>
+          <w:rStyle w:val="750"/>
+        </w:rPr>
+        <w:t xml:space="preserve">Іванов</w:t>
+      </w:r>
+      <w:r>
+        <w:t xml:space="preserve">: Дослідження форматів файлів, планування структури даних </w:t>
+      </w:r>
+      <w:r/>
+      <w:r/>
+    </w:p>
+    <w:p>
+      <w:pPr>
+        <w:pStyle w:val="1_142"/>
+        <w:numPr>
+          <w:ilvl w:val="0"/>
+          <w:numId w:val="31"/>
+        </w:numPr>
+        <w:pBdr/>
+        <w:tabs>
+          <w:tab w:val="left" w:leader="none" w:pos="450"/>
+          <w:tab w:val="left" w:leader="none" w:pos="643"/>
+          <w:tab w:val="clear" w:leader="none" w:pos="709"/>
+        </w:tabs>
+        <w:bidi w:val="false"/>
+        <w:spacing/>
+        <w:ind w:right="0" w:firstLine="11" w:left="0"/>
+        <w:jc w:val="left"/>
+        <w:rPr/>
+      </w:pPr>
+      <w:r>
+        <w:rPr>
+          <w:rStyle w:val="750"/>
+        </w:rPr>
+        <w:t xml:space="preserve">Марченко</w:t>
+      </w:r>
+      <w:r>
+        <w:t xml:space="preserve">: Проектування інтерфейсу користувача </w:t>
+      </w:r>
+      <w:r/>
+      <w:r/>
+    </w:p>
+    <w:p>
+      <w:pPr>
+        <w:pStyle w:val="735"/>
+        <w:pBdr/>
+        <w:bidi w:val="false"/>
+        <w:spacing w:after="140" w:before="0" w:line="276" w:lineRule="auto"/>
+        <w:ind w:right="0" w:firstLine="11" w:left="0"/>
+        <w:jc w:val="left"/>
+        <w:rPr/>
+      </w:pPr>
+      <w:r>
+        <w:t xml:space="preserve">Фаза 2: Проектування</w:t>
+      </w:r>
+      <w:r/>
+      <w:r/>
+    </w:p>
+    <w:p>
+      <w:pPr>
+        <w:pStyle w:val="1_142"/>
+        <w:numPr>
+          <w:ilvl w:val="0"/>
+          <w:numId w:val="32"/>
+        </w:numPr>
+        <w:pBdr/>
+        <w:tabs>
+          <w:tab w:val="left" w:leader="none" w:pos="450"/>
+          <w:tab w:val="clear" w:leader="none" w:pos="709"/>
+        </w:tabs>
+        <w:bidi w:val="false"/>
+        <w:spacing w:after="0" w:before="0"/>
+        <w:ind w:right="0" w:firstLine="11" w:left="0"/>
+        <w:jc w:val="left"/>
+        <w:rPr/>
+      </w:pPr>
+      <w:r>
+        <w:rPr>
+          <w:rStyle w:val="750"/>
+        </w:rPr>
+        <w:t xml:space="preserve">Іванов</w:t>
+      </w:r>
+      <w:r>
+        <w:t xml:space="preserve">: Проектування файлових операцій (бінарні та текстові файли) </w:t>
+      </w:r>
+      <w:r/>
+      <w:r/>
+    </w:p>
+    <w:p>
+      <w:pPr>
+        <w:pStyle w:val="1_142"/>
+        <w:numPr>
+          <w:ilvl w:val="0"/>
+          <w:numId w:val="32"/>
+        </w:numPr>
+        <w:pBdr/>
+        <w:tabs>
+          <w:tab w:val="left" w:leader="none" w:pos="450"/>
+          <w:tab w:val="clear" w:leader="none" w:pos="709"/>
+        </w:tabs>
+        <w:bidi w:val="false"/>
+        <w:spacing w:after="0" w:before="0"/>
+        <w:ind w:right="0" w:firstLine="11" w:left="0"/>
+        <w:jc w:val="left"/>
+        <w:rPr/>
+      </w:pPr>
+      <w:r>
+        <w:rPr>
+          <w:rStyle w:val="750"/>
+        </w:rPr>
+        <w:t xml:space="preserve">Марченко</w:t>
+      </w:r>
+      <w:r>
+        <w:t xml:space="preserve">: Проектування алгоритмів пошуку та виведення даних </w:t>
+      </w:r>
+      <w:r/>
+      <w:r/>
+    </w:p>
+    <w:p>
+      <w:pPr>
+        <w:pStyle w:val="1_142"/>
+        <w:numPr>
+          <w:ilvl w:val="0"/>
+          <w:numId w:val="32"/>
+        </w:numPr>
+        <w:pBdr/>
+        <w:tabs>
+          <w:tab w:val="left" w:leader="none" w:pos="450"/>
+          <w:tab w:val="clear" w:leader="none" w:pos="709"/>
+        </w:tabs>
+        <w:bidi w:val="false"/>
+        <w:spacing/>
+        <w:ind w:right="0" w:firstLine="11" w:left="0"/>
+        <w:jc w:val="left"/>
+        <w:rPr/>
+      </w:pPr>
+      <w:r>
+        <w:rPr>
+          <w:rStyle w:val="750"/>
+        </w:rPr>
+        <w:t xml:space="preserve">Куртяк</w:t>
+      </w:r>
+      <w:r>
+        <w:t xml:space="preserve">: Проектування операцій модифікації даних </w:t>
+      </w:r>
+      <w:r/>
+      <w:r/>
+    </w:p>
+    <w:p>
+      <w:pPr>
+        <w:pStyle w:val="735"/>
+        <w:pBdr/>
+        <w:bidi w:val="false"/>
+        <w:spacing w:after="140" w:before="0" w:line="276" w:lineRule="auto"/>
+        <w:ind w:right="0" w:firstLine="11" w:left="0"/>
+        <w:jc w:val="left"/>
+        <w:rPr/>
+      </w:pPr>
+      <w:r>
+        <w:t xml:space="preserve">Фаза 3: Реалізація</w:t>
+      </w:r>
+      <w:r/>
+      <w:r/>
+    </w:p>
+    <w:p>
+      <w:pPr>
+        <w:pStyle w:val="1_142"/>
+        <w:pBdr/>
+        <w:tabs>
+          <w:tab w:val="left" w:leader="none" w:pos="450"/>
+          <w:tab w:val="clear" w:leader="none" w:pos="709"/>
+        </w:tabs>
+        <w:bidi w:val="false"/>
+        <w:spacing w:after="0" w:before="0"/>
+        <w:ind w:right="0" w:firstLine="0" w:left="11"/>
+        <w:jc w:val="left"/>
+        <w:rPr/>
+      </w:pPr>
+      <w:r>
+        <w:rPr>
+          <w:rStyle w:val="750"/>
+        </w:rPr>
+        <w:t xml:space="preserve">Іванов</w:t>
+      </w:r>
+      <w:r>
+        <w:t xml:space="preserve">: </w:t>
+      </w:r>
+      <w:r/>
+      <w:r/>
+    </w:p>
+    <w:p>
+      <w:pPr>
+        <w:pStyle w:val="1_142"/>
+        <w:numPr>
+          <w:ilvl w:val="1"/>
+          <w:numId w:val="33"/>
+        </w:numPr>
+        <w:pBdr/>
+        <w:tabs>
+          <w:tab w:val="left" w:leader="none" w:pos="450"/>
+          <w:tab w:val="clear" w:leader="none" w:pos="1418"/>
+        </w:tabs>
+        <w:bidi w:val="false"/>
+        <w:spacing w:after="0" w:before="0"/>
+        <w:ind w:right="0" w:firstLine="11" w:left="0"/>
+        <w:jc w:val="left"/>
+        <w:rPr/>
+      </w:pPr>
+      <w:r>
+        <w:t xml:space="preserve">Реалізація </w:t>
+      </w:r>
+      <w:r>
+        <w:rPr>
+          <w:rStyle w:val="1_140"/>
+        </w:rPr>
+        <w:t xml:space="preserve">loadFromFile()</w:t>
+      </w:r>
+      <w:r>
+        <w:t xml:space="preserve"> - завантаження з бінарного файлу </w:t>
+      </w:r>
+      <w:r/>
+      <w:r/>
+    </w:p>
+    <w:p>
+      <w:pPr>
+        <w:pStyle w:val="1_142"/>
+        <w:numPr>
+          <w:ilvl w:val="1"/>
+          <w:numId w:val="33"/>
+        </w:numPr>
+        <w:pBdr/>
+        <w:tabs>
+          <w:tab w:val="left" w:leader="none" w:pos="450"/>
+          <w:tab w:val="clear" w:leader="none" w:pos="1418"/>
+        </w:tabs>
+        <w:bidi w:val="false"/>
+        <w:spacing w:after="0" w:before="0"/>
+        <w:ind w:right="0" w:firstLine="11" w:left="0"/>
+        <w:jc w:val="left"/>
+        <w:rPr/>
+      </w:pPr>
+      <w:r>
+        <w:t xml:space="preserve">Реалізація </w:t>
+      </w:r>
+      <w:r>
+        <w:rPr>
+          <w:rStyle w:val="1_140"/>
+        </w:rPr>
+        <w:t xml:space="preserve">saveToFile()</w:t>
+      </w:r>
+      <w:r>
+        <w:t xml:space="preserve"> - збереження у бінарний файл </w:t>
+      </w:r>
+      <w:r/>
+      <w:r/>
+    </w:p>
+    <w:p>
+      <w:pPr>
+        <w:pStyle w:val="1_142"/>
+        <w:numPr>
+          <w:ilvl w:val="1"/>
+          <w:numId w:val="33"/>
+        </w:numPr>
+        <w:pBdr/>
+        <w:tabs>
+          <w:tab w:val="left" w:leader="none" w:pos="450"/>
+          <w:tab w:val="clear" w:leader="none" w:pos="1418"/>
+        </w:tabs>
+        <w:bidi w:val="false"/>
+        <w:spacing w:after="0" w:before="0"/>
+        <w:ind w:right="0" w:firstLine="11" w:left="0"/>
+        <w:jc w:val="left"/>
+        <w:rPr/>
+      </w:pPr>
+      <w:r>
+        <w:t xml:space="preserve">Реалізація </w:t>
+      </w:r>
+      <w:r>
+        <w:rPr>
+          <w:rStyle w:val="1_140"/>
+        </w:rPr>
+        <w:t xml:space="preserve">exportToFile()</w:t>
+      </w:r>
+      <w:r>
+        <w:t xml:space="preserve"> - експорт у текстовий файл </w:t>
+      </w:r>
+      <w:r/>
+      <w:r/>
+    </w:p>
+    <w:p>
+      <w:pPr>
+        <w:pStyle w:val="1_142"/>
+        <w:pBdr/>
+        <w:tabs>
+          <w:tab w:val="clear" w:leader="none" w:pos="643"/>
+          <w:tab w:val="left" w:leader="none" w:pos="709"/>
+        </w:tabs>
+        <w:bidi w:val="false"/>
+        <w:spacing w:after="0" w:before="0"/>
+        <w:ind w:right="0" w:firstLine="0" w:left="11"/>
+        <w:jc w:val="left"/>
+        <w:rPr/>
+      </w:pPr>
+      <w:r>
+        <w:rPr>
+          <w:rStyle w:val="750"/>
+        </w:rPr>
+        <w:t xml:space="preserve">Марченко</w:t>
+      </w:r>
+      <w:r>
+        <w:t xml:space="preserve">: </w:t>
+      </w:r>
+      <w:r/>
+      <w:r/>
+    </w:p>
+    <w:p>
+      <w:pPr>
+        <w:pStyle w:val="1_142"/>
+        <w:numPr>
+          <w:ilvl w:val="1"/>
+          <w:numId w:val="33"/>
+        </w:numPr>
+        <w:pBdr/>
+        <w:tabs>
+          <w:tab w:val="left" w:leader="none" w:pos="450"/>
+          <w:tab w:val="left" w:leader="none" w:pos="643"/>
+          <w:tab w:val="clear" w:leader="none" w:pos="1418"/>
+        </w:tabs>
+        <w:bidi w:val="false"/>
+        <w:spacing w:after="0" w:before="0"/>
+        <w:ind w:right="0" w:firstLine="11" w:left="0"/>
+        <w:jc w:val="left"/>
+        <w:rPr/>
+      </w:pPr>
+      <w:r>
+        <w:t xml:space="preserve">Реалізація </w:t>
+      </w:r>
+      <w:r>
+        <w:rPr>
+          <w:rStyle w:val="1_140"/>
+        </w:rPr>
+        <w:t xml:space="preserve">searchByIndex()</w:t>
+      </w:r>
+      <w:r>
+        <w:t xml:space="preserve"> - пошук за індексом </w:t>
+      </w:r>
+      <w:r/>
+      <w:r/>
+    </w:p>
+    <w:p>
+      <w:pPr>
+        <w:pStyle w:val="1_142"/>
+        <w:numPr>
+          <w:ilvl w:val="1"/>
+          <w:numId w:val="33"/>
+        </w:numPr>
+        <w:pBdr/>
+        <w:tabs>
+          <w:tab w:val="left" w:leader="none" w:pos="450"/>
+          <w:tab w:val="left" w:leader="none" w:pos="643"/>
+          <w:tab w:val="clear" w:leader="none" w:pos="1418"/>
+        </w:tabs>
+        <w:bidi w:val="false"/>
+        <w:spacing w:after="0" w:before="0"/>
+        <w:ind w:right="0" w:firstLine="11" w:left="0"/>
+        <w:jc w:val="left"/>
+        <w:rPr/>
+      </w:pPr>
+      <w:r>
+        <w:t xml:space="preserve">Реалізація </w:t>
+      </w:r>
+      <w:r>
+        <w:rPr>
+          <w:rStyle w:val="1_140"/>
+        </w:rPr>
+        <w:t xml:space="preserve">searchByCity()</w:t>
+      </w:r>
+      <w:r>
+        <w:t xml:space="preserve"> - пошук за містом </w:t>
+      </w:r>
+      <w:r/>
+      <w:r/>
+    </w:p>
+    <w:p>
+      <w:pPr>
+        <w:pStyle w:val="1_142"/>
+        <w:numPr>
+          <w:ilvl w:val="1"/>
+          <w:numId w:val="33"/>
+        </w:numPr>
+        <w:pBdr/>
+        <w:tabs>
+          <w:tab w:val="left" w:leader="none" w:pos="450"/>
+          <w:tab w:val="left" w:leader="none" w:pos="643"/>
+          <w:tab w:val="clear" w:leader="none" w:pos="1418"/>
+        </w:tabs>
+        <w:bidi w:val="false"/>
+        <w:spacing w:after="0" w:before="0"/>
+        <w:ind w:right="0" w:firstLine="11" w:left="0"/>
+        <w:jc w:val="left"/>
+        <w:rPr/>
+      </w:pPr>
+      <w:r>
+        <w:t xml:space="preserve">Реалізація </w:t>
+      </w:r>
+      <w:r>
+        <w:rPr>
+          <w:rStyle w:val="1_140"/>
+        </w:rPr>
+        <w:t xml:space="preserve">displayAll()</w:t>
+      </w:r>
+      <w:r>
+        <w:t xml:space="preserve"> - виведення на екран </w:t>
+      </w:r>
+      <w:r/>
+      <w:r/>
+    </w:p>
+    <w:p>
+      <w:pPr>
+        <w:pStyle w:val="1_142"/>
+        <w:pBdr/>
+        <w:tabs>
+          <w:tab w:val="clear" w:leader="none" w:pos="643"/>
+          <w:tab w:val="left" w:leader="none" w:pos="709"/>
+        </w:tabs>
+        <w:bidi w:val="false"/>
+        <w:spacing w:after="0" w:before="0"/>
+        <w:ind w:right="0" w:firstLine="0" w:left="11"/>
+        <w:jc w:val="left"/>
+        <w:rPr/>
+      </w:pPr>
+      <w:r>
+        <w:rPr>
+          <w:rStyle w:val="750"/>
+        </w:rPr>
+        <w:t xml:space="preserve">Куртяк</w:t>
+      </w:r>
+      <w:r>
+        <w:t xml:space="preserve">: </w:t>
+      </w:r>
+      <w:r/>
+      <w:r/>
+    </w:p>
+    <w:p>
+      <w:pPr>
+        <w:pStyle w:val="1_142"/>
+        <w:numPr>
+          <w:ilvl w:val="1"/>
+          <w:numId w:val="33"/>
+        </w:numPr>
+        <w:pBdr/>
+        <w:tabs>
+          <w:tab w:val="left" w:leader="none" w:pos="450"/>
+          <w:tab w:val="left" w:leader="none" w:pos="643"/>
+          <w:tab w:val="clear" w:leader="none" w:pos="1418"/>
+        </w:tabs>
+        <w:bidi w:val="false"/>
+        <w:spacing w:after="0" w:before="0"/>
+        <w:ind w:right="0" w:firstLine="11" w:left="0"/>
+        <w:jc w:val="left"/>
+        <w:rPr/>
+      </w:pPr>
+      <w:r>
+        <w:t xml:space="preserve">Реалізація </w:t>
+      </w:r>
+      <w:r>
+        <w:rPr>
+          <w:rStyle w:val="1_140"/>
+        </w:rPr>
+        <w:t xml:space="preserve">addRecord()</w:t>
+      </w:r>
+      <w:r>
+        <w:t xml:space="preserve"> - додавання запису </w:t>
+      </w:r>
+      <w:r/>
+      <w:r/>
+    </w:p>
+    <w:p>
+      <w:pPr>
+        <w:pStyle w:val="1_142"/>
+        <w:numPr>
+          <w:ilvl w:val="1"/>
+          <w:numId w:val="33"/>
+        </w:numPr>
+        <w:pBdr/>
+        <w:tabs>
+          <w:tab w:val="left" w:leader="none" w:pos="450"/>
+          <w:tab w:val="left" w:leader="none" w:pos="643"/>
+          <w:tab w:val="clear" w:leader="none" w:pos="1418"/>
+        </w:tabs>
+        <w:bidi w:val="false"/>
+        <w:spacing/>
+        <w:ind w:right="0" w:firstLine="11" w:left="0"/>
+        <w:jc w:val="left"/>
+        <w:rPr/>
+      </w:pPr>
+      <w:r>
+        <w:t xml:space="preserve">Реалізація </w:t>
+      </w:r>
+      <w:r>
+        <w:rPr>
+          <w:rStyle w:val="1_140"/>
+        </w:rPr>
+        <w:t xml:space="preserve">deleteRecord()</w:t>
+      </w:r>
+      <w:r>
+        <w:t xml:space="preserve"> - видалення запису </w:t>
+      </w:r>
+      <w:r/>
+      <w:r/>
+    </w:p>
+    <w:p>
+      <w:pPr>
+        <w:pStyle w:val="735"/>
+        <w:pBdr/>
+        <w:bidi w:val="false"/>
+        <w:spacing w:after="140" w:before="0" w:line="276" w:lineRule="auto"/>
+        <w:ind w:right="0" w:firstLine="11" w:left="0"/>
+        <w:jc w:val="left"/>
+        <w:rPr/>
+      </w:pPr>
+      <w:r>
+        <w:t xml:space="preserve">Фаза 4: Інтеграція та тестування</w:t>
+      </w:r>
+      <w:r/>
+      <w:r/>
+    </w:p>
+    <w:p>
+      <w:pPr>
+        <w:pStyle w:val="1_142"/>
+        <w:numPr>
+          <w:ilvl w:val="0"/>
+          <w:numId w:val="34"/>
+        </w:numPr>
+        <w:pBdr/>
+        <w:tabs>
+          <w:tab w:val="clear" w:leader="none" w:pos="643"/>
+          <w:tab w:val="left" w:leader="none" w:pos="709"/>
+        </w:tabs>
+        <w:bidi w:val="false"/>
+        <w:spacing w:after="0" w:before="0"/>
+        <w:ind w:right="0" w:firstLine="11" w:left="0"/>
+        <w:jc w:val="left"/>
+        <w:rPr/>
+      </w:pPr>
+      <w:r>
+        <w:rPr>
+          <w:rStyle w:val="750"/>
+        </w:rPr>
+        <w:t xml:space="preserve">День 1</w:t>
+      </w:r>
+      <w:r>
+        <w:t xml:space="preserve">: Інтеграція модулів, створення головного меню </w:t>
+      </w:r>
+      <w:r/>
+      <w:r/>
+    </w:p>
+    <w:p>
+      <w:pPr>
+        <w:pStyle w:val="1_142"/>
+        <w:numPr>
+          <w:ilvl w:val="0"/>
+          <w:numId w:val="34"/>
+        </w:numPr>
+        <w:pBdr/>
+        <w:tabs>
+          <w:tab w:val="clear" w:leader="none" w:pos="643"/>
+          <w:tab w:val="left" w:leader="none" w:pos="709"/>
+        </w:tabs>
+        <w:bidi w:val="false"/>
+        <w:spacing w:after="0" w:before="0"/>
+        <w:ind w:right="0" w:firstLine="11" w:left="0"/>
+        <w:jc w:val="left"/>
+        <w:rPr/>
+      </w:pPr>
+      <w:r>
+        <w:rPr>
+          <w:rStyle w:val="750"/>
+        </w:rPr>
+        <w:t xml:space="preserve">День 2</w:t>
+      </w:r>
+      <w:r>
+        <w:t xml:space="preserve">: Модульне тестування кожної функції </w:t>
+      </w:r>
+      <w:r/>
+      <w:r/>
+    </w:p>
+    <w:p>
+      <w:pPr>
+        <w:pStyle w:val="1_142"/>
+        <w:numPr>
+          <w:ilvl w:val="0"/>
+          <w:numId w:val="34"/>
+        </w:numPr>
+        <w:pBdr/>
+        <w:tabs>
+          <w:tab w:val="clear" w:leader="none" w:pos="643"/>
+          <w:tab w:val="left" w:leader="none" w:pos="709"/>
+        </w:tabs>
+        <w:bidi w:val="false"/>
+        <w:spacing/>
+        <w:ind w:right="0" w:firstLine="11" w:left="0"/>
+        <w:jc w:val="left"/>
+        <w:rPr/>
+      </w:pPr>
+      <w:r>
+        <w:rPr>
+          <w:rStyle w:val="750"/>
+        </w:rPr>
+        <w:t xml:space="preserve">День 3</w:t>
+      </w:r>
+      <w:r>
+        <w:t xml:space="preserve">: Системне тестування, виправлення помилок </w:t>
+      </w:r>
+      <w:r/>
+      <w:r/>
+    </w:p>
+    <w:p>
+      <w:pPr>
+        <w:pStyle w:val="735"/>
+        <w:pBdr/>
+        <w:bidi w:val="false"/>
+        <w:spacing w:after="140" w:before="0" w:line="276" w:lineRule="auto"/>
+        <w:ind w:right="0" w:firstLine="11" w:left="0"/>
+        <w:jc w:val="left"/>
+        <w:rPr/>
+      </w:pPr>
+      <w:r>
+        <w:t xml:space="preserve">Фаза 5: Документація та здача</w:t>
+      </w:r>
+      <w:r/>
+      <w:r/>
+    </w:p>
+    <w:p>
+      <w:pPr>
+        <w:pStyle w:val="1_142"/>
+        <w:numPr>
+          <w:ilvl w:val="0"/>
+          <w:numId w:val="35"/>
+        </w:numPr>
+        <w:pBdr/>
+        <w:tabs>
+          <w:tab w:val="clear" w:leader="none" w:pos="643"/>
+          <w:tab w:val="left" w:leader="none" w:pos="709"/>
+        </w:tabs>
+        <w:bidi w:val="false"/>
+        <w:spacing w:after="0" w:before="0"/>
+        <w:ind w:right="0" w:firstLine="11" w:left="0"/>
+        <w:jc w:val="left"/>
+        <w:rPr/>
+      </w:pPr>
+      <w:r>
+        <w:rPr>
+          <w:rStyle w:val="750"/>
+        </w:rPr>
+        <w:t xml:space="preserve">Куртяк</w:t>
+      </w:r>
+      <w:r>
+        <w:t xml:space="preserve">: Технічна документація </w:t>
+      </w:r>
+      <w:r/>
+      <w:r/>
+    </w:p>
+    <w:p>
+      <w:pPr>
+        <w:pStyle w:val="1_142"/>
+        <w:numPr>
+          <w:ilvl w:val="0"/>
+          <w:numId w:val="35"/>
+        </w:numPr>
+        <w:pBdr/>
+        <w:tabs>
+          <w:tab w:val="clear" w:leader="none" w:pos="643"/>
+          <w:tab w:val="left" w:leader="none" w:pos="709"/>
+        </w:tabs>
+        <w:bidi w:val="false"/>
+        <w:spacing w:after="0" w:before="0"/>
+        <w:ind w:right="0" w:firstLine="11" w:left="0"/>
+        <w:jc w:val="left"/>
+        <w:rPr/>
+      </w:pPr>
+      <w:r>
+        <w:rPr>
+          <w:rStyle w:val="750"/>
+        </w:rPr>
+        <w:t xml:space="preserve">Іванов</w:t>
+      </w:r>
+      <w:r>
+        <w:t xml:space="preserve">: Інструкція користувача </w:t>
+      </w:r>
+      <w:r/>
+      <w:r/>
+    </w:p>
+    <w:p>
+      <w:pPr>
+        <w:pStyle w:val="1_142"/>
+        <w:numPr>
+          <w:ilvl w:val="0"/>
+          <w:numId w:val="35"/>
+        </w:numPr>
+        <w:pBdr/>
+        <w:tabs>
+          <w:tab w:val="clear" w:leader="none" w:pos="643"/>
+          <w:tab w:val="left" w:leader="none" w:pos="709"/>
+        </w:tabs>
+        <w:bidi w:val="false"/>
+        <w:spacing/>
+        <w:ind w:right="0" w:firstLine="11" w:left="0"/>
+        <w:jc w:val="left"/>
+        <w:rPr/>
+      </w:pPr>
+      <w:r>
+        <w:rPr>
+          <w:rStyle w:val="750"/>
+        </w:rPr>
+        <w:t xml:space="preserve">Марченко</w:t>
+      </w:r>
+      <w:r>
+        <w:t xml:space="preserve">: Звіт про тестування </w:t>
+      </w:r>
+      <w:r/>
+      <w:r/>
+    </w:p>
+    <w:p>
+      <w:pPr>
+        <w:pStyle w:val="1_142"/>
+        <w:pBdr/>
+        <w:bidi w:val="false"/>
+        <w:spacing w:after="140" w:before="0"/>
+        <w:ind/>
+        <w:jc w:val="left"/>
+        <w:rPr/>
+      </w:pPr>
+      <w:r/>
+      <w:r/>
+      <w:r/>
+    </w:p>
+    <w:p>
+      <w:pPr>
+        <w:pBdr/>
+        <w:spacing/>
+        <w:ind w:firstLine="0" w:left="0"/>
+        <w:rPr>
+          <w:lang w:val="uk-UA"/>
+        </w:rPr>
+      </w:pPr>
+      <w:r>
+        <w:rPr>
+          <w:highlight w:val="none"/>
+          <w:lang w:val="uk-UA"/>
+        </w:rPr>
+      </w:r>
+      <w:r>
+        <w:rPr>
+          <w:highlight w:val="none"/>
           <w:lang w:val="uk-UA"/>
         </w:rPr>
       </w:r>
@@ -7645,9 +11238,9 @@
     <w:lsdException w:name="Bibliography" w:uiPriority="37"/>
     <w:lsdException w:name="TOC Heading" w:uiPriority="39" w:qFormat="1"/>
   </w:latentStyles>
-  <w:style w:type="table" w:styleId="771">
+  <w:style w:type="table" w:styleId="11">
     <w:name w:val="Table Grid"/>
-    <w:basedOn w:val="947"/>
+    <w:basedOn w:val="737"/>
     <w:uiPriority w:val="59"/>
     <w:pPr>
       <w:pBdr/>
@@ -7844,9 +11437,9 @@
       </w:tcPr>
     </w:tblStylePr>
   </w:style>
-  <w:style w:type="table" w:styleId="772">
+  <w:style w:type="table" w:styleId="12">
     <w:name w:val="Table Grid Light"/>
-    <w:basedOn w:val="947"/>
+    <w:basedOn w:val="737"/>
     <w:uiPriority w:val="59"/>
     <w:pPr>
       <w:pBdr/>
@@ -8043,9 +11636,9 @@
       </w:tcPr>
     </w:tblStylePr>
   </w:style>
-  <w:style w:type="table" w:styleId="773">
+  <w:style w:type="table" w:styleId="13">
     <w:name w:val="Plain Table 1"/>
-    <w:basedOn w:val="947"/>
+    <w:basedOn w:val="737"/>
     <w:uiPriority w:val="59"/>
     <w:pPr>
       <w:pBdr/>
@@ -8268,9 +11861,9 @@
       </w:tcPr>
     </w:tblStylePr>
   </w:style>
-  <w:style w:type="table" w:styleId="774">
+  <w:style w:type="table" w:styleId="14">
     <w:name w:val="Plain Table 2"/>
-    <w:basedOn w:val="947"/>
+    <w:basedOn w:val="737"/>
     <w:uiPriority w:val="59"/>
     <w:pPr>
       <w:pBdr/>
@@ -8501,9 +12094,9 @@
       </w:tcPr>
     </w:tblStylePr>
   </w:style>
-  <w:style w:type="table" w:styleId="775">
+  <w:style w:type="table" w:styleId="15">
     <w:name w:val="Plain Table 3"/>
-    <w:basedOn w:val="947"/>
+    <w:basedOn w:val="737"/>
     <w:uiPriority w:val="99"/>
     <w:pPr>
       <w:pBdr/>
@@ -8731,9 +12324,9 @@
       </w:tcPr>
     </w:tblStylePr>
   </w:style>
-  <w:style w:type="table" w:styleId="776">
+  <w:style w:type="table" w:styleId="16">
     <w:name w:val="Plain Table 4"/>
-    <w:basedOn w:val="947"/>
+    <w:basedOn w:val="737"/>
     <w:uiPriority w:val="99"/>
     <w:pPr>
       <w:pBdr/>
@@ -8947,9 +12540,9 @@
       </w:tcPr>
     </w:tblStylePr>
   </w:style>
-  <w:style w:type="table" w:styleId="777">
+  <w:style w:type="table" w:styleId="17">
     <w:name w:val="Plain Table 5"/>
-    <w:basedOn w:val="947"/>
+    <w:basedOn w:val="737"/>
     <w:uiPriority w:val="99"/>
     <w:pPr>
       <w:pBdr/>
@@ -9180,9 +12773,9 @@
       </w:tcPr>
     </w:tblStylePr>
   </w:style>
-  <w:style w:type="table" w:styleId="778">
+  <w:style w:type="table" w:styleId="18">
     <w:name w:val="Grid Table 1 Light"/>
-    <w:basedOn w:val="947"/>
+    <w:basedOn w:val="737"/>
     <w:uiPriority w:val="99"/>
     <w:pPr>
       <w:pBdr/>
@@ -9403,9 +12996,9 @@
       </w:tcPr>
     </w:tblStylePr>
   </w:style>
-  <w:style w:type="table" w:styleId="779">
+  <w:style w:type="table" w:styleId="19">
     <w:name w:val="Grid Table 1 Light - Accent 1"/>
-    <w:basedOn w:val="947"/>
+    <w:basedOn w:val="737"/>
     <w:uiPriority w:val="99"/>
     <w:pPr>
       <w:pBdr/>
@@ -9626,9 +13219,9 @@
       </w:tcPr>
     </w:tblStylePr>
   </w:style>
-  <w:style w:type="table" w:styleId="780">
+  <w:style w:type="table" w:styleId="20">
     <w:name w:val="Grid Table 1 Light - Accent 2"/>
-    <w:basedOn w:val="947"/>
+    <w:basedOn w:val="737"/>
     <w:uiPriority w:val="99"/>
     <w:pPr>
       <w:pBdr/>
@@ -9849,9 +13442,9 @@
       </w:tcPr>
     </w:tblStylePr>
   </w:style>
-  <w:style w:type="table" w:styleId="781">
+  <w:style w:type="table" w:styleId="21">
     <w:name w:val="Grid Table 1 Light - Accent 3"/>
-    <w:basedOn w:val="947"/>
+    <w:basedOn w:val="737"/>
     <w:uiPriority w:val="99"/>
     <w:pPr>
       <w:pBdr/>
@@ -10072,9 +13665,9 @@
       </w:tcPr>
     </w:tblStylePr>
   </w:style>
-  <w:style w:type="table" w:styleId="782">
+  <w:style w:type="table" w:styleId="22">
     <w:name w:val="Grid Table 1 Light - Accent 4"/>
-    <w:basedOn w:val="947"/>
+    <w:basedOn w:val="737"/>
     <w:uiPriority w:val="99"/>
     <w:pPr>
       <w:pBdr/>
@@ -10295,9 +13888,9 @@
       </w:tcPr>
     </w:tblStylePr>
   </w:style>
-  <w:style w:type="table" w:styleId="783">
+  <w:style w:type="table" w:styleId="23">
     <w:name w:val="Grid Table 1 Light - Accent 5"/>
-    <w:basedOn w:val="947"/>
+    <w:basedOn w:val="737"/>
     <w:uiPriority w:val="99"/>
     <w:pPr>
       <w:pBdr/>
@@ -10518,9 +14111,9 @@
       </w:tcPr>
     </w:tblStylePr>
   </w:style>
-  <w:style w:type="table" w:styleId="784">
+  <w:style w:type="table" w:styleId="24">
     <w:name w:val="Grid Table 1 Light - Accent 6"/>
-    <w:basedOn w:val="947"/>
+    <w:basedOn w:val="737"/>
     <w:uiPriority w:val="99"/>
     <w:pPr>
       <w:pBdr/>
@@ -10741,9 +14334,9 @@
       </w:tcPr>
     </w:tblStylePr>
   </w:style>
-  <w:style w:type="table" w:styleId="785">
+  <w:style w:type="table" w:styleId="25">
     <w:name w:val="Grid Table 2"/>
-    <w:basedOn w:val="947"/>
+    <w:basedOn w:val="737"/>
     <w:uiPriority w:val="99"/>
     <w:pPr>
       <w:pBdr/>
@@ -10973,9 +14566,9 @@
       </w:tcPr>
     </w:tblStylePr>
   </w:style>
-  <w:style w:type="table" w:styleId="786">
+  <w:style w:type="table" w:styleId="26">
     <w:name w:val="Grid Table 2 - Accent 1"/>
-    <w:basedOn w:val="947"/>
+    <w:basedOn w:val="737"/>
     <w:uiPriority w:val="99"/>
     <w:pPr>
       <w:pBdr/>
@@ -11205,9 +14798,9 @@
       </w:tcPr>
     </w:tblStylePr>
   </w:style>
-  <w:style w:type="table" w:styleId="787">
+  <w:style w:type="table" w:styleId="27">
     <w:name w:val="Grid Table 2 - Accent 2"/>
-    <w:basedOn w:val="947"/>
+    <w:basedOn w:val="737"/>
     <w:uiPriority w:val="99"/>
     <w:pPr>
       <w:pBdr/>
@@ -11437,9 +15030,9 @@
       </w:tcPr>
     </w:tblStylePr>
   </w:style>
-  <w:style w:type="table" w:styleId="788">
+  <w:style w:type="table" w:styleId="28">
     <w:name w:val="Grid Table 2 - Accent 3"/>
-    <w:basedOn w:val="947"/>
+    <w:basedOn w:val="737"/>
     <w:uiPriority w:val="99"/>
     <w:pPr>
       <w:pBdr/>
@@ -11669,9 +15262,9 @@
       </w:tcPr>
     </w:tblStylePr>
   </w:style>
-  <w:style w:type="table" w:styleId="789">
+  <w:style w:type="table" w:styleId="29">
     <w:name w:val="Grid Table 2 - Accent 4"/>
-    <w:basedOn w:val="947"/>
+    <w:basedOn w:val="737"/>
     <w:uiPriority w:val="99"/>
     <w:pPr>
       <w:pBdr/>
@@ -11901,9 +15494,9 @@
       </w:tcPr>
     </w:tblStylePr>
   </w:style>
-  <w:style w:type="table" w:styleId="790">
+  <w:style w:type="table" w:styleId="30">
     <w:name w:val="Grid Table 2 - Accent 5"/>
-    <w:basedOn w:val="947"/>
+    <w:basedOn w:val="737"/>
     <w:uiPriority w:val="99"/>
     <w:pPr>
       <w:pBdr/>
@@ -12133,9 +15726,9 @@
       </w:tcPr>
     </w:tblStylePr>
   </w:style>
-  <w:style w:type="table" w:styleId="791">
+  <w:style w:type="table" w:styleId="31">
     <w:name w:val="Grid Table 2 - Accent 6"/>
-    <w:basedOn w:val="947"/>
+    <w:basedOn w:val="737"/>
     <w:uiPriority w:val="99"/>
     <w:pPr>
       <w:pBdr/>
@@ -12365,9 +15958,9 @@
       </w:tcPr>
     </w:tblStylePr>
   </w:style>
-  <w:style w:type="table" w:styleId="792">
+  <w:style w:type="table" w:styleId="32">
     <w:name w:val="Grid Table 3"/>
-    <w:basedOn w:val="947"/>
+    <w:basedOn w:val="737"/>
     <w:uiPriority w:val="99"/>
     <w:pPr>
       <w:pBdr/>
@@ -12466,6 +16059,29 @@
         <w:tblBorders/>
       </w:tblPr>
       <w:tcPr>
+        <w:shd w:color="ffffff"/>
+        <w:tcBorders>
+          <w:top w:val="none" w:color="000000" w:sz="4" w:space="0"/>
+          <w:left w:val="none" w:color="000000" w:sz="4" w:space="0"/>
+          <w:bottom w:val="none" w:color="000000" w:sz="4" w:space="0"/>
+          <w:right w:val="none" w:color="000000" w:sz="4" w:space="0"/>
+        </w:tcBorders>
+      </w:tcPr>
+    </w:tblStylePr>
+    <w:tblStylePr w:type="firstRow">
+      <w:rPr>
+        <w:b/>
+        <w:color w:val="404040"/>
+      </w:rPr>
+      <w:pPr>
+        <w:pBdr/>
+        <w:spacing/>
+        <w:ind/>
+      </w:pPr>
+      <w:tblPr>
+        <w:tblBorders/>
+      </w:tblPr>
+      <w:tcPr>
         <w:shd w:val="clear" w:color="ffffff"/>
         <w:tcBorders>
           <w:top w:val="none" w:color="000000" w:sz="4" w:space="0"/>
@@ -12475,7 +16091,30 @@
         </w:tcBorders>
       </w:tcPr>
     </w:tblStylePr>
-    <w:tblStylePr w:type="firstRow">
+    <w:tblStylePr w:type="lastCol">
+      <w:rPr>
+        <w:i/>
+        <w:color w:val="404040"/>
+      </w:rPr>
+      <w:pPr>
+        <w:pBdr/>
+        <w:spacing/>
+        <w:ind/>
+      </w:pPr>
+      <w:tblPr>
+        <w:tblBorders/>
+      </w:tblPr>
+      <w:tcPr>
+        <w:shd w:color="ffffff"/>
+        <w:tcBorders>
+          <w:top w:val="none" w:color="000000" w:sz="4" w:space="0"/>
+          <w:left w:val="none" w:color="000000" w:sz="4" w:space="0"/>
+          <w:bottom w:val="none" w:color="000000" w:sz="4" w:space="0"/>
+          <w:right w:val="none" w:color="000000" w:sz="4" w:space="0"/>
+        </w:tcBorders>
+      </w:tcPr>
+    </w:tblStylePr>
+    <w:tblStylePr w:type="lastRow">
       <w:rPr>
         <w:b/>
         <w:color w:val="404040"/>
@@ -12498,52 +16137,6 @@
         </w:tcBorders>
       </w:tcPr>
     </w:tblStylePr>
-    <w:tblStylePr w:type="lastCol">
-      <w:rPr>
-        <w:i/>
-        <w:color w:val="404040"/>
-      </w:rPr>
-      <w:pPr>
-        <w:pBdr/>
-        <w:spacing/>
-        <w:ind/>
-      </w:pPr>
-      <w:tblPr>
-        <w:tblBorders/>
-      </w:tblPr>
-      <w:tcPr>
-        <w:shd w:val="clear" w:color="ffffff"/>
-        <w:tcBorders>
-          <w:top w:val="none" w:color="000000" w:sz="4" w:space="0"/>
-          <w:left w:val="none" w:color="000000" w:sz="4" w:space="0"/>
-          <w:bottom w:val="none" w:color="000000" w:sz="4" w:space="0"/>
-          <w:right w:val="none" w:color="000000" w:sz="4" w:space="0"/>
-        </w:tcBorders>
-      </w:tcPr>
-    </w:tblStylePr>
-    <w:tblStylePr w:type="lastRow">
-      <w:rPr>
-        <w:b/>
-        <w:color w:val="404040"/>
-      </w:rPr>
-      <w:pPr>
-        <w:pBdr/>
-        <w:spacing/>
-        <w:ind/>
-      </w:pPr>
-      <w:tblPr>
-        <w:tblBorders/>
-      </w:tblPr>
-      <w:tcPr>
-        <w:shd w:val="clear" w:color="ffffff"/>
-        <w:tcBorders>
-          <w:top w:val="none" w:color="000000" w:sz="4" w:space="0"/>
-          <w:left w:val="none" w:color="000000" w:sz="4" w:space="0"/>
-          <w:bottom w:val="none" w:color="000000" w:sz="4" w:space="0"/>
-          <w:right w:val="none" w:color="000000" w:sz="4" w:space="0"/>
-        </w:tcBorders>
-      </w:tcPr>
-    </w:tblStylePr>
     <w:tblStylePr w:type="nwCell">
       <w:pPr>
         <w:pBdr/>
@@ -12610,9 +16203,9 @@
       </w:tcPr>
     </w:tblStylePr>
   </w:style>
-  <w:style w:type="table" w:styleId="793">
+  <w:style w:type="table" w:styleId="33">
     <w:name w:val="Grid Table 3 - Accent 1"/>
-    <w:basedOn w:val="947"/>
+    <w:basedOn w:val="737"/>
     <w:uiPriority w:val="99"/>
     <w:pPr>
       <w:pBdr/>
@@ -12711,6 +16304,29 @@
         <w:tblBorders/>
       </w:tblPr>
       <w:tcPr>
+        <w:shd w:color="ffffff"/>
+        <w:tcBorders>
+          <w:top w:val="none" w:color="000000" w:sz="4" w:space="0"/>
+          <w:left w:val="none" w:color="000000" w:sz="4" w:space="0"/>
+          <w:bottom w:val="none" w:color="000000" w:sz="4" w:space="0"/>
+          <w:right w:val="none" w:color="000000" w:sz="4" w:space="0"/>
+        </w:tcBorders>
+      </w:tcPr>
+    </w:tblStylePr>
+    <w:tblStylePr w:type="firstRow">
+      <w:rPr>
+        <w:b/>
+        <w:color w:val="404040"/>
+      </w:rPr>
+      <w:pPr>
+        <w:pBdr/>
+        <w:spacing/>
+        <w:ind/>
+      </w:pPr>
+      <w:tblPr>
+        <w:tblBorders/>
+      </w:tblPr>
+      <w:tcPr>
         <w:shd w:val="clear" w:color="ffffff"/>
         <w:tcBorders>
           <w:top w:val="none" w:color="000000" w:sz="4" w:space="0"/>
@@ -12720,7 +16336,30 @@
         </w:tcBorders>
       </w:tcPr>
     </w:tblStylePr>
-    <w:tblStylePr w:type="firstRow">
+    <w:tblStylePr w:type="lastCol">
+      <w:rPr>
+        <w:i/>
+        <w:color w:val="404040"/>
+      </w:rPr>
+      <w:pPr>
+        <w:pBdr/>
+        <w:spacing/>
+        <w:ind/>
+      </w:pPr>
+      <w:tblPr>
+        <w:tblBorders/>
+      </w:tblPr>
+      <w:tcPr>
+        <w:shd w:color="ffffff"/>
+        <w:tcBorders>
+          <w:top w:val="none" w:color="000000" w:sz="4" w:space="0"/>
+          <w:left w:val="none" w:color="000000" w:sz="4" w:space="0"/>
+          <w:bottom w:val="none" w:color="000000" w:sz="4" w:space="0"/>
+          <w:right w:val="none" w:color="000000" w:sz="4" w:space="0"/>
+        </w:tcBorders>
+      </w:tcPr>
+    </w:tblStylePr>
+    <w:tblStylePr w:type="lastRow">
       <w:rPr>
         <w:b/>
         <w:color w:val="404040"/>
@@ -12743,52 +16382,6 @@
         </w:tcBorders>
       </w:tcPr>
     </w:tblStylePr>
-    <w:tblStylePr w:type="lastCol">
-      <w:rPr>
-        <w:i/>
-        <w:color w:val="404040"/>
-      </w:rPr>
-      <w:pPr>
-        <w:pBdr/>
-        <w:spacing/>
-        <w:ind/>
-      </w:pPr>
-      <w:tblPr>
-        <w:tblBorders/>
-      </w:tblPr>
-      <w:tcPr>
-        <w:shd w:val="clear" w:color="ffffff"/>
-        <w:tcBorders>
-          <w:top w:val="none" w:color="000000" w:sz="4" w:space="0"/>
-          <w:left w:val="none" w:color="000000" w:sz="4" w:space="0"/>
-          <w:bottom w:val="none" w:color="000000" w:sz="4" w:space="0"/>
-          <w:right w:val="none" w:color="000000" w:sz="4" w:space="0"/>
-        </w:tcBorders>
-      </w:tcPr>
-    </w:tblStylePr>
-    <w:tblStylePr w:type="lastRow">
-      <w:rPr>
-        <w:b/>
-        <w:color w:val="404040"/>
-      </w:rPr>
-      <w:pPr>
-        <w:pBdr/>
-        <w:spacing/>
-        <w:ind/>
-      </w:pPr>
-      <w:tblPr>
-        <w:tblBorders/>
-      </w:tblPr>
-      <w:tcPr>
-        <w:shd w:val="clear" w:color="ffffff"/>
-        <w:tcBorders>
-          <w:top w:val="none" w:color="000000" w:sz="4" w:space="0"/>
-          <w:left w:val="none" w:color="000000" w:sz="4" w:space="0"/>
-          <w:bottom w:val="none" w:color="000000" w:sz="4" w:space="0"/>
-          <w:right w:val="none" w:color="000000" w:sz="4" w:space="0"/>
-        </w:tcBorders>
-      </w:tcPr>
-    </w:tblStylePr>
     <w:tblStylePr w:type="nwCell">
       <w:pPr>
         <w:pBdr/>
@@ -12855,9 +16448,9 @@
       </w:tcPr>
     </w:tblStylePr>
   </w:style>
-  <w:style w:type="table" w:styleId="794">
+  <w:style w:type="table" w:styleId="34">
     <w:name w:val="Grid Table 3 - Accent 2"/>
-    <w:basedOn w:val="947"/>
+    <w:basedOn w:val="737"/>
     <w:uiPriority w:val="99"/>
     <w:pPr>
       <w:pBdr/>
@@ -12956,6 +16549,29 @@
         <w:tblBorders/>
       </w:tblPr>
       <w:tcPr>
+        <w:shd w:color="ffffff"/>
+        <w:tcBorders>
+          <w:top w:val="none" w:color="000000" w:sz="4" w:space="0"/>
+          <w:left w:val="none" w:color="000000" w:sz="4" w:space="0"/>
+          <w:bottom w:val="none" w:color="000000" w:sz="4" w:space="0"/>
+          <w:right w:val="none" w:color="000000" w:sz="4" w:space="0"/>
+        </w:tcBorders>
+      </w:tcPr>
+    </w:tblStylePr>
+    <w:tblStylePr w:type="firstRow">
+      <w:rPr>
+        <w:b/>
+        <w:color w:val="404040"/>
+      </w:rPr>
+      <w:pPr>
+        <w:pBdr/>
+        <w:spacing/>
+        <w:ind/>
+      </w:pPr>
+      <w:tblPr>
+        <w:tblBorders/>
+      </w:tblPr>
+      <w:tcPr>
         <w:shd w:val="clear" w:color="ffffff"/>
         <w:tcBorders>
           <w:top w:val="none" w:color="000000" w:sz="4" w:space="0"/>
@@ -12965,7 +16581,30 @@
         </w:tcBorders>
       </w:tcPr>
     </w:tblStylePr>
-    <w:tblStylePr w:type="firstRow">
+    <w:tblStylePr w:type="lastCol">
+      <w:rPr>
+        <w:i/>
+        <w:color w:val="404040"/>
+      </w:rPr>
+      <w:pPr>
+        <w:pBdr/>
+        <w:spacing/>
+        <w:ind/>
+      </w:pPr>
+      <w:tblPr>
+        <w:tblBorders/>
+      </w:tblPr>
+      <w:tcPr>
+        <w:shd w:color="ffffff"/>
+        <w:tcBorders>
+          <w:top w:val="none" w:color="000000" w:sz="4" w:space="0"/>
+          <w:left w:val="none" w:color="000000" w:sz="4" w:space="0"/>
+          <w:bottom w:val="none" w:color="000000" w:sz="4" w:space="0"/>
+          <w:right w:val="none" w:color="000000" w:sz="4" w:space="0"/>
+        </w:tcBorders>
+      </w:tcPr>
+    </w:tblStylePr>
+    <w:tblStylePr w:type="lastRow">
       <w:rPr>
         <w:b/>
         <w:color w:val="404040"/>
@@ -12988,52 +16627,6 @@
         </w:tcBorders>
       </w:tcPr>
     </w:tblStylePr>
-    <w:tblStylePr w:type="lastCol">
-      <w:rPr>
-        <w:i/>
-        <w:color w:val="404040"/>
-      </w:rPr>
-      <w:pPr>
-        <w:pBdr/>
-        <w:spacing/>
-        <w:ind/>
-      </w:pPr>
-      <w:tblPr>
-        <w:tblBorders/>
-      </w:tblPr>
-      <w:tcPr>
-        <w:shd w:val="clear" w:color="ffffff"/>
-        <w:tcBorders>
-          <w:top w:val="none" w:color="000000" w:sz="4" w:space="0"/>
-          <w:left w:val="none" w:color="000000" w:sz="4" w:space="0"/>
-          <w:bottom w:val="none" w:color="000000" w:sz="4" w:space="0"/>
-          <w:right w:val="none" w:color="000000" w:sz="4" w:space="0"/>
-        </w:tcBorders>
-      </w:tcPr>
-    </w:tblStylePr>
-    <w:tblStylePr w:type="lastRow">
-      <w:rPr>
-        <w:b/>
-        <w:color w:val="404040"/>
-      </w:rPr>
-      <w:pPr>
-        <w:pBdr/>
-        <w:spacing/>
-        <w:ind/>
-      </w:pPr>
-      <w:tblPr>
-        <w:tblBorders/>
-      </w:tblPr>
-      <w:tcPr>
-        <w:shd w:val="clear" w:color="ffffff"/>
-        <w:tcBorders>
-          <w:top w:val="none" w:color="000000" w:sz="4" w:space="0"/>
-          <w:left w:val="none" w:color="000000" w:sz="4" w:space="0"/>
-          <w:bottom w:val="none" w:color="000000" w:sz="4" w:space="0"/>
-          <w:right w:val="none" w:color="000000" w:sz="4" w:space="0"/>
-        </w:tcBorders>
-      </w:tcPr>
-    </w:tblStylePr>
     <w:tblStylePr w:type="nwCell">
       <w:pPr>
         <w:pBdr/>
@@ -13100,9 +16693,9 @@
       </w:tcPr>
     </w:tblStylePr>
   </w:style>
-  <w:style w:type="table" w:styleId="795">
+  <w:style w:type="table" w:styleId="35">
     <w:name w:val="Grid Table 3 - Accent 3"/>
-    <w:basedOn w:val="947"/>
+    <w:basedOn w:val="737"/>
     <w:uiPriority w:val="99"/>
     <w:pPr>
       <w:pBdr/>
@@ -13201,6 +16794,29 @@
         <w:tblBorders/>
       </w:tblPr>
       <w:tcPr>
+        <w:shd w:color="ffffff"/>
+        <w:tcBorders>
+          <w:top w:val="none" w:color="000000" w:sz="4" w:space="0"/>
+          <w:left w:val="none" w:color="000000" w:sz="4" w:space="0"/>
+          <w:bottom w:val="none" w:color="000000" w:sz="4" w:space="0"/>
+          <w:right w:val="none" w:color="000000" w:sz="4" w:space="0"/>
+        </w:tcBorders>
+      </w:tcPr>
+    </w:tblStylePr>
+    <w:tblStylePr w:type="firstRow">
+      <w:rPr>
+        <w:b/>
+        <w:color w:val="404040"/>
+      </w:rPr>
+      <w:pPr>
+        <w:pBdr/>
+        <w:spacing/>
+        <w:ind/>
+      </w:pPr>
+      <w:tblPr>
+        <w:tblBorders/>
+      </w:tblPr>
+      <w:tcPr>
         <w:shd w:val="clear" w:color="ffffff"/>
         <w:tcBorders>
           <w:top w:val="none" w:color="000000" w:sz="4" w:space="0"/>
@@ -13210,7 +16826,30 @@
         </w:tcBorders>
       </w:tcPr>
     </w:tblStylePr>
-    <w:tblStylePr w:type="firstRow">
+    <w:tblStylePr w:type="lastCol">
+      <w:rPr>
+        <w:i/>
+        <w:color w:val="404040"/>
+      </w:rPr>
+      <w:pPr>
+        <w:pBdr/>
+        <w:spacing/>
+        <w:ind/>
+      </w:pPr>
+      <w:tblPr>
+        <w:tblBorders/>
+      </w:tblPr>
+      <w:tcPr>
+        <w:shd w:color="ffffff"/>
+        <w:tcBorders>
+          <w:top w:val="none" w:color="000000" w:sz="4" w:space="0"/>
+          <w:left w:val="none" w:color="000000" w:sz="4" w:space="0"/>
+          <w:bottom w:val="none" w:color="000000" w:sz="4" w:space="0"/>
+          <w:right w:val="none" w:color="000000" w:sz="4" w:space="0"/>
+        </w:tcBorders>
+      </w:tcPr>
+    </w:tblStylePr>
+    <w:tblStylePr w:type="lastRow">
       <w:rPr>
         <w:b/>
         <w:color w:val="404040"/>
@@ -13233,52 +16872,6 @@
         </w:tcBorders>
       </w:tcPr>
     </w:tblStylePr>
-    <w:tblStylePr w:type="lastCol">
-      <w:rPr>
-        <w:i/>
-        <w:color w:val="404040"/>
-      </w:rPr>
-      <w:pPr>
-        <w:pBdr/>
-        <w:spacing/>
-        <w:ind/>
-      </w:pPr>
-      <w:tblPr>
-        <w:tblBorders/>
-      </w:tblPr>
-      <w:tcPr>
-        <w:shd w:val="clear" w:color="ffffff"/>
-        <w:tcBorders>
-          <w:top w:val="none" w:color="000000" w:sz="4" w:space="0"/>
-          <w:left w:val="none" w:color="000000" w:sz="4" w:space="0"/>
-          <w:bottom w:val="none" w:color="000000" w:sz="4" w:space="0"/>
-          <w:right w:val="none" w:color="000000" w:sz="4" w:space="0"/>
-        </w:tcBorders>
-      </w:tcPr>
-    </w:tblStylePr>
-    <w:tblStylePr w:type="lastRow">
-      <w:rPr>
-        <w:b/>
-        <w:color w:val="404040"/>
-      </w:rPr>
-      <w:pPr>
-        <w:pBdr/>
-        <w:spacing/>
-        <w:ind/>
-      </w:pPr>
-      <w:tblPr>
-        <w:tblBorders/>
-      </w:tblPr>
-      <w:tcPr>
-        <w:shd w:val="clear" w:color="ffffff"/>
-        <w:tcBorders>
-          <w:top w:val="none" w:color="000000" w:sz="4" w:space="0"/>
-          <w:left w:val="none" w:color="000000" w:sz="4" w:space="0"/>
-          <w:bottom w:val="none" w:color="000000" w:sz="4" w:space="0"/>
-          <w:right w:val="none" w:color="000000" w:sz="4" w:space="0"/>
-        </w:tcBorders>
-      </w:tcPr>
-    </w:tblStylePr>
     <w:tblStylePr w:type="nwCell">
       <w:pPr>
         <w:pBdr/>
@@ -13345,9 +16938,9 @@
       </w:tcPr>
     </w:tblStylePr>
   </w:style>
-  <w:style w:type="table" w:styleId="796">
+  <w:style w:type="table" w:styleId="36">
     <w:name w:val="Grid Table 3 - Accent 4"/>
-    <w:basedOn w:val="947"/>
+    <w:basedOn w:val="737"/>
     <w:uiPriority w:val="99"/>
     <w:pPr>
       <w:pBdr/>
@@ -13446,6 +17039,29 @@
         <w:tblBorders/>
       </w:tblPr>
       <w:tcPr>
+        <w:shd w:color="ffffff"/>
+        <w:tcBorders>
+          <w:top w:val="none" w:color="000000" w:sz="4" w:space="0"/>
+          <w:left w:val="none" w:color="000000" w:sz="4" w:space="0"/>
+          <w:bottom w:val="none" w:color="000000" w:sz="4" w:space="0"/>
+          <w:right w:val="none" w:color="000000" w:sz="4" w:space="0"/>
+        </w:tcBorders>
+      </w:tcPr>
+    </w:tblStylePr>
+    <w:tblStylePr w:type="firstRow">
+      <w:rPr>
+        <w:b/>
+        <w:color w:val="404040"/>
+      </w:rPr>
+      <w:pPr>
+        <w:pBdr/>
+        <w:spacing/>
+        <w:ind/>
+      </w:pPr>
+      <w:tblPr>
+        <w:tblBorders/>
+      </w:tblPr>
+      <w:tcPr>
         <w:shd w:val="clear" w:color="ffffff"/>
         <w:tcBorders>
           <w:top w:val="none" w:color="000000" w:sz="4" w:space="0"/>
@@ -13455,7 +17071,30 @@
         </w:tcBorders>
       </w:tcPr>
     </w:tblStylePr>
-    <w:tblStylePr w:type="firstRow">
+    <w:tblStylePr w:type="lastCol">
+      <w:rPr>
+        <w:i/>
+        <w:color w:val="404040"/>
+      </w:rPr>
+      <w:pPr>
+        <w:pBdr/>
+        <w:spacing/>
+        <w:ind/>
+      </w:pPr>
+      <w:tblPr>
+        <w:tblBorders/>
+      </w:tblPr>
+      <w:tcPr>
+        <w:shd w:color="ffffff"/>
+        <w:tcBorders>
+          <w:top w:val="none" w:color="000000" w:sz="4" w:space="0"/>
+          <w:left w:val="none" w:color="000000" w:sz="4" w:space="0"/>
+          <w:bottom w:val="none" w:color="000000" w:sz="4" w:space="0"/>
+          <w:right w:val="none" w:color="000000" w:sz="4" w:space="0"/>
+        </w:tcBorders>
+      </w:tcPr>
+    </w:tblStylePr>
+    <w:tblStylePr w:type="lastRow">
       <w:rPr>
         <w:b/>
         <w:color w:val="404040"/>
@@ -13478,52 +17117,6 @@
         </w:tcBorders>
       </w:tcPr>
     </w:tblStylePr>
-    <w:tblStylePr w:type="lastCol">
-      <w:rPr>
-        <w:i/>
-        <w:color w:val="404040"/>
-      </w:rPr>
-      <w:pPr>
-        <w:pBdr/>
-        <w:spacing/>
-        <w:ind/>
-      </w:pPr>
-      <w:tblPr>
-        <w:tblBorders/>
-      </w:tblPr>
-      <w:tcPr>
-        <w:shd w:val="clear" w:color="ffffff"/>
-        <w:tcBorders>
-          <w:top w:val="none" w:color="000000" w:sz="4" w:space="0"/>
-          <w:left w:val="none" w:color="000000" w:sz="4" w:space="0"/>
-          <w:bottom w:val="none" w:color="000000" w:sz="4" w:space="0"/>
-          <w:right w:val="none" w:color="000000" w:sz="4" w:space="0"/>
-        </w:tcBorders>
-      </w:tcPr>
-    </w:tblStylePr>
-    <w:tblStylePr w:type="lastRow">
-      <w:rPr>
-        <w:b/>
-        <w:color w:val="404040"/>
-      </w:rPr>
-      <w:pPr>
-        <w:pBdr/>
-        <w:spacing/>
-        <w:ind/>
-      </w:pPr>
-      <w:tblPr>
-        <w:tblBorders/>
-      </w:tblPr>
-      <w:tcPr>
-        <w:shd w:val="clear" w:color="ffffff"/>
-        <w:tcBorders>
-          <w:top w:val="none" w:color="000000" w:sz="4" w:space="0"/>
-          <w:left w:val="none" w:color="000000" w:sz="4" w:space="0"/>
-          <w:bottom w:val="none" w:color="000000" w:sz="4" w:space="0"/>
-          <w:right w:val="none" w:color="000000" w:sz="4" w:space="0"/>
-        </w:tcBorders>
-      </w:tcPr>
-    </w:tblStylePr>
     <w:tblStylePr w:type="nwCell">
       <w:pPr>
         <w:pBdr/>
@@ -13590,9 +17183,9 @@
       </w:tcPr>
     </w:tblStylePr>
   </w:style>
-  <w:style w:type="table" w:styleId="797">
+  <w:style w:type="table" w:styleId="37">
     <w:name w:val="Grid Table 3 - Accent 5"/>
-    <w:basedOn w:val="947"/>
+    <w:basedOn w:val="737"/>
     <w:uiPriority w:val="99"/>
     <w:pPr>
       <w:pBdr/>
@@ -13691,6 +17284,29 @@
         <w:tblBorders/>
       </w:tblPr>
       <w:tcPr>
+        <w:shd w:color="ffffff"/>
+        <w:tcBorders>
+          <w:top w:val="none" w:color="000000" w:sz="4" w:space="0"/>
+          <w:left w:val="none" w:color="000000" w:sz="4" w:space="0"/>
+          <w:bottom w:val="none" w:color="000000" w:sz="4" w:space="0"/>
+          <w:right w:val="none" w:color="000000" w:sz="4" w:space="0"/>
+        </w:tcBorders>
+      </w:tcPr>
+    </w:tblStylePr>
+    <w:tblStylePr w:type="firstRow">
+      <w:rPr>
+        <w:b/>
+        <w:color w:val="404040"/>
+      </w:rPr>
+      <w:pPr>
+        <w:pBdr/>
+        <w:spacing/>
+        <w:ind/>
+      </w:pPr>
+      <w:tblPr>
+        <w:tblBorders/>
+      </w:tblPr>
+      <w:tcPr>
         <w:shd w:val="clear" w:color="ffffff"/>
         <w:tcBorders>
           <w:top w:val="none" w:color="000000" w:sz="4" w:space="0"/>
@@ -13700,7 +17316,30 @@
         </w:tcBorders>
       </w:tcPr>
     </w:tblStylePr>
-    <w:tblStylePr w:type="firstRow">
+    <w:tblStylePr w:type="lastCol">
+      <w:rPr>
+        <w:i/>
+        <w:color w:val="404040"/>
+      </w:rPr>
+      <w:pPr>
+        <w:pBdr/>
+        <w:spacing/>
+        <w:ind/>
+      </w:pPr>
+      <w:tblPr>
+        <w:tblBorders/>
+      </w:tblPr>
+      <w:tcPr>
+        <w:shd w:color="ffffff"/>
+        <w:tcBorders>
+          <w:top w:val="none" w:color="000000" w:sz="4" w:space="0"/>
+          <w:left w:val="none" w:color="000000" w:sz="4" w:space="0"/>
+          <w:bottom w:val="none" w:color="000000" w:sz="4" w:space="0"/>
+          <w:right w:val="none" w:color="000000" w:sz="4" w:space="0"/>
+        </w:tcBorders>
+      </w:tcPr>
+    </w:tblStylePr>
+    <w:tblStylePr w:type="lastRow">
       <w:rPr>
         <w:b/>
         <w:color w:val="404040"/>
@@ -13723,52 +17362,6 @@
         </w:tcBorders>
       </w:tcPr>
     </w:tblStylePr>
-    <w:tblStylePr w:type="lastCol">
-      <w:rPr>
-        <w:i/>
-        <w:color w:val="404040"/>
-      </w:rPr>
-      <w:pPr>
-        <w:pBdr/>
-        <w:spacing/>
-        <w:ind/>
-      </w:pPr>
-      <w:tblPr>
-        <w:tblBorders/>
-      </w:tblPr>
-      <w:tcPr>
-        <w:shd w:val="clear" w:color="ffffff"/>
-        <w:tcBorders>
-          <w:top w:val="none" w:color="000000" w:sz="4" w:space="0"/>
-          <w:left w:val="none" w:color="000000" w:sz="4" w:space="0"/>
-          <w:bottom w:val="none" w:color="000000" w:sz="4" w:space="0"/>
-          <w:right w:val="none" w:color="000000" w:sz="4" w:space="0"/>
-        </w:tcBorders>
-      </w:tcPr>
-    </w:tblStylePr>
-    <w:tblStylePr w:type="lastRow">
-      <w:rPr>
-        <w:b/>
-        <w:color w:val="404040"/>
-      </w:rPr>
-      <w:pPr>
-        <w:pBdr/>
-        <w:spacing/>
-        <w:ind/>
-      </w:pPr>
-      <w:tblPr>
-        <w:tblBorders/>
-      </w:tblPr>
-      <w:tcPr>
-        <w:shd w:val="clear" w:color="ffffff"/>
-        <w:tcBorders>
-          <w:top w:val="none" w:color="000000" w:sz="4" w:space="0"/>
-          <w:left w:val="none" w:color="000000" w:sz="4" w:space="0"/>
-          <w:bottom w:val="none" w:color="000000" w:sz="4" w:space="0"/>
-          <w:right w:val="none" w:color="000000" w:sz="4" w:space="0"/>
-        </w:tcBorders>
-      </w:tcPr>
-    </w:tblStylePr>
     <w:tblStylePr w:type="nwCell">
       <w:pPr>
         <w:pBdr/>
@@ -13835,9 +17428,9 @@
       </w:tcPr>
     </w:tblStylePr>
   </w:style>
-  <w:style w:type="table" w:styleId="798">
+  <w:style w:type="table" w:styleId="38">
     <w:name w:val="Grid Table 3 - Accent 6"/>
-    <w:basedOn w:val="947"/>
+    <w:basedOn w:val="737"/>
     <w:uiPriority w:val="99"/>
     <w:pPr>
       <w:pBdr/>
@@ -13936,6 +17529,29 @@
         <w:tblBorders/>
       </w:tblPr>
       <w:tcPr>
+        <w:shd w:color="ffffff"/>
+        <w:tcBorders>
+          <w:top w:val="none" w:color="000000" w:sz="4" w:space="0"/>
+          <w:left w:val="none" w:color="000000" w:sz="4" w:space="0"/>
+          <w:bottom w:val="none" w:color="000000" w:sz="4" w:space="0"/>
+          <w:right w:val="none" w:color="000000" w:sz="4" w:space="0"/>
+        </w:tcBorders>
+      </w:tcPr>
+    </w:tblStylePr>
+    <w:tblStylePr w:type="firstRow">
+      <w:rPr>
+        <w:b/>
+        <w:color w:val="404040"/>
+      </w:rPr>
+      <w:pPr>
+        <w:pBdr/>
+        <w:spacing/>
+        <w:ind/>
+      </w:pPr>
+      <w:tblPr>
+        <w:tblBorders/>
+      </w:tblPr>
+      <w:tcPr>
         <w:shd w:val="clear" w:color="ffffff"/>
         <w:tcBorders>
           <w:top w:val="none" w:color="000000" w:sz="4" w:space="0"/>
@@ -13945,7 +17561,30 @@
         </w:tcBorders>
       </w:tcPr>
     </w:tblStylePr>
-    <w:tblStylePr w:type="firstRow">
+    <w:tblStylePr w:type="lastCol">
+      <w:rPr>
+        <w:i/>
+        <w:color w:val="404040"/>
+      </w:rPr>
+      <w:pPr>
+        <w:pBdr/>
+        <w:spacing/>
+        <w:ind/>
+      </w:pPr>
+      <w:tblPr>
+        <w:tblBorders/>
+      </w:tblPr>
+      <w:tcPr>
+        <w:shd w:color="ffffff"/>
+        <w:tcBorders>
+          <w:top w:val="none" w:color="000000" w:sz="4" w:space="0"/>
+          <w:left w:val="none" w:color="000000" w:sz="4" w:space="0"/>
+          <w:bottom w:val="none" w:color="000000" w:sz="4" w:space="0"/>
+          <w:right w:val="none" w:color="000000" w:sz="4" w:space="0"/>
+        </w:tcBorders>
+      </w:tcPr>
+    </w:tblStylePr>
+    <w:tblStylePr w:type="lastRow">
       <w:rPr>
         <w:b/>
         <w:color w:val="404040"/>
@@ -13968,52 +17607,6 @@
         </w:tcBorders>
       </w:tcPr>
     </w:tblStylePr>
-    <w:tblStylePr w:type="lastCol">
-      <w:rPr>
-        <w:i/>
-        <w:color w:val="404040"/>
-      </w:rPr>
-      <w:pPr>
-        <w:pBdr/>
-        <w:spacing/>
-        <w:ind/>
-      </w:pPr>
-      <w:tblPr>
-        <w:tblBorders/>
-      </w:tblPr>
-      <w:tcPr>
-        <w:shd w:val="clear" w:color="ffffff"/>
-        <w:tcBorders>
-          <w:top w:val="none" w:color="000000" w:sz="4" w:space="0"/>
-          <w:left w:val="none" w:color="000000" w:sz="4" w:space="0"/>
-          <w:bottom w:val="none" w:color="000000" w:sz="4" w:space="0"/>
-          <w:right w:val="none" w:color="000000" w:sz="4" w:space="0"/>
-        </w:tcBorders>
-      </w:tcPr>
-    </w:tblStylePr>
-    <w:tblStylePr w:type="lastRow">
-      <w:rPr>
-        <w:b/>
-        <w:color w:val="404040"/>
-      </w:rPr>
-      <w:pPr>
-        <w:pBdr/>
-        <w:spacing/>
-        <w:ind/>
-      </w:pPr>
-      <w:tblPr>
-        <w:tblBorders/>
-      </w:tblPr>
-      <w:tcPr>
-        <w:shd w:val="clear" w:color="ffffff"/>
-        <w:tcBorders>
-          <w:top w:val="none" w:color="000000" w:sz="4" w:space="0"/>
-          <w:left w:val="none" w:color="000000" w:sz="4" w:space="0"/>
-          <w:bottom w:val="none" w:color="000000" w:sz="4" w:space="0"/>
-          <w:right w:val="none" w:color="000000" w:sz="4" w:space="0"/>
-        </w:tcBorders>
-      </w:tcPr>
-    </w:tblStylePr>
     <w:tblStylePr w:type="nwCell">
       <w:pPr>
         <w:pBdr/>
@@ -14080,9 +17673,9 @@
       </w:tcPr>
     </w:tblStylePr>
   </w:style>
-  <w:style w:type="table" w:styleId="799">
+  <w:style w:type="table" w:styleId="39">
     <w:name w:val="Grid Table 4"/>
-    <w:basedOn w:val="947"/>
+    <w:basedOn w:val="737"/>
     <w:uiPriority w:val="59"/>
     <w:pPr>
       <w:pBdr/>
@@ -14313,9 +17906,9 @@
       </w:tcPr>
     </w:tblStylePr>
   </w:style>
-  <w:style w:type="table" w:styleId="800">
+  <w:style w:type="table" w:styleId="40">
     <w:name w:val="Grid Table 4 - Accent 1"/>
-    <w:basedOn w:val="947"/>
+    <w:basedOn w:val="737"/>
     <w:uiPriority w:val="59"/>
     <w:pPr>
       <w:pBdr/>
@@ -14546,9 +18139,9 @@
       </w:tcPr>
     </w:tblStylePr>
   </w:style>
-  <w:style w:type="table" w:styleId="801">
+  <w:style w:type="table" w:styleId="41">
     <w:name w:val="Grid Table 4 - Accent 2"/>
-    <w:basedOn w:val="947"/>
+    <w:basedOn w:val="737"/>
     <w:uiPriority w:val="59"/>
     <w:pPr>
       <w:pBdr/>
@@ -14779,9 +18372,9 @@
       </w:tcPr>
     </w:tblStylePr>
   </w:style>
-  <w:style w:type="table" w:styleId="802">
+  <w:style w:type="table" w:styleId="42">
     <w:name w:val="Grid Table 4 - Accent 3"/>
-    <w:basedOn w:val="947"/>
+    <w:basedOn w:val="737"/>
     <w:uiPriority w:val="59"/>
     <w:pPr>
       <w:pBdr/>
@@ -15012,9 +18605,9 @@
       </w:tcPr>
     </w:tblStylePr>
   </w:style>
-  <w:style w:type="table" w:styleId="803">
+  <w:style w:type="table" w:styleId="43">
     <w:name w:val="Grid Table 4 - Accent 4"/>
-    <w:basedOn w:val="947"/>
+    <w:basedOn w:val="737"/>
     <w:uiPriority w:val="59"/>
     <w:pPr>
       <w:pBdr/>
@@ -15245,9 +18838,9 @@
       </w:tcPr>
     </w:tblStylePr>
   </w:style>
-  <w:style w:type="table" w:styleId="804">
+  <w:style w:type="table" w:styleId="44">
     <w:name w:val="Grid Table 4 - Accent 5"/>
-    <w:basedOn w:val="947"/>
+    <w:basedOn w:val="737"/>
     <w:uiPriority w:val="59"/>
     <w:pPr>
       <w:pBdr/>
@@ -15478,9 +19071,9 @@
       </w:tcPr>
     </w:tblStylePr>
   </w:style>
-  <w:style w:type="table" w:styleId="805">
+  <w:style w:type="table" w:styleId="45">
     <w:name w:val="Grid Table 4 - Accent 6"/>
-    <w:basedOn w:val="947"/>
+    <w:basedOn w:val="737"/>
     <w:uiPriority w:val="59"/>
     <w:pPr>
       <w:pBdr/>
@@ -15711,9 +19304,9 @@
       </w:tcPr>
     </w:tblStylePr>
   </w:style>
-  <w:style w:type="table" w:styleId="806">
+  <w:style w:type="table" w:styleId="46">
     <w:name w:val="Grid Table 5 Dark"/>
-    <w:basedOn w:val="947"/>
+    <w:basedOn w:val="737"/>
     <w:uiPriority w:val="99"/>
     <w:pPr>
       <w:pBdr/>
@@ -15939,9 +19532,9 @@
       </w:tcPr>
     </w:tblStylePr>
   </w:style>
-  <w:style w:type="table" w:styleId="807">
+  <w:style w:type="table" w:styleId="47">
     <w:name w:val="Grid Table 5 Dark- Accent 1"/>
-    <w:basedOn w:val="947"/>
+    <w:basedOn w:val="737"/>
     <w:uiPriority w:val="99"/>
     <w:pPr>
       <w:pBdr/>
@@ -16167,9 +19760,9 @@
       </w:tcPr>
     </w:tblStylePr>
   </w:style>
-  <w:style w:type="table" w:styleId="808">
+  <w:style w:type="table" w:styleId="48">
     <w:name w:val="Grid Table 5 Dark - Accent 2"/>
-    <w:basedOn w:val="947"/>
+    <w:basedOn w:val="737"/>
     <w:uiPriority w:val="99"/>
     <w:pPr>
       <w:pBdr/>
@@ -16395,9 +19988,9 @@
       </w:tcPr>
     </w:tblStylePr>
   </w:style>
-  <w:style w:type="table" w:styleId="809">
+  <w:style w:type="table" w:styleId="49">
     <w:name w:val="Grid Table 5 Dark - Accent 3"/>
-    <w:basedOn w:val="947"/>
+    <w:basedOn w:val="737"/>
     <w:uiPriority w:val="99"/>
     <w:pPr>
       <w:pBdr/>
@@ -16623,9 +20216,9 @@
       </w:tcPr>
     </w:tblStylePr>
   </w:style>
-  <w:style w:type="table" w:styleId="810">
+  <w:style w:type="table" w:styleId="50">
     <w:name w:val="Grid Table 5 Dark- Accent 4"/>
-    <w:basedOn w:val="947"/>
+    <w:basedOn w:val="737"/>
     <w:uiPriority w:val="99"/>
     <w:pPr>
       <w:pBdr/>
@@ -16851,9 +20444,9 @@
       </w:tcPr>
     </w:tblStylePr>
   </w:style>
-  <w:style w:type="table" w:styleId="811">
+  <w:style w:type="table" w:styleId="51">
     <w:name w:val="Grid Table 5 Dark - Accent 5"/>
-    <w:basedOn w:val="947"/>
+    <w:basedOn w:val="737"/>
     <w:uiPriority w:val="99"/>
     <w:pPr>
       <w:pBdr/>
@@ -17079,9 +20672,9 @@
       </w:tcPr>
     </w:tblStylePr>
   </w:style>
-  <w:style w:type="table" w:styleId="812">
+  <w:style w:type="table" w:styleId="52">
     <w:name w:val="Grid Table 5 Dark - Accent 6"/>
-    <w:basedOn w:val="947"/>
+    <w:basedOn w:val="737"/>
     <w:uiPriority w:val="99"/>
     <w:pPr>
       <w:pBdr/>
@@ -17307,9 +20900,9 @@
       </w:tcPr>
     </w:tblStylePr>
   </w:style>
-  <w:style w:type="table" w:styleId="813">
+  <w:style w:type="table" w:styleId="53">
     <w:name w:val="Grid Table 6 Colorful"/>
-    <w:basedOn w:val="947"/>
+    <w:basedOn w:val="737"/>
     <w:uiPriority w:val="99"/>
     <w:pPr>
       <w:pBdr/>
@@ -17537,9 +21130,9 @@
       </w:tcPr>
     </w:tblStylePr>
   </w:style>
-  <w:style w:type="table" w:styleId="814">
+  <w:style w:type="table" w:styleId="54">
     <w:name w:val="Grid Table 6 Colorful - Accent 1"/>
-    <w:basedOn w:val="947"/>
+    <w:basedOn w:val="737"/>
     <w:uiPriority w:val="99"/>
     <w:pPr>
       <w:pBdr/>
@@ -17767,9 +21360,9 @@
       </w:tcPr>
     </w:tblStylePr>
   </w:style>
-  <w:style w:type="table" w:styleId="815">
+  <w:style w:type="table" w:styleId="55">
     <w:name w:val="Grid Table 6 Colorful - Accent 2"/>
-    <w:basedOn w:val="947"/>
+    <w:basedOn w:val="737"/>
     <w:uiPriority w:val="99"/>
     <w:pPr>
       <w:pBdr/>
@@ -17997,9 +21590,9 @@
       </w:tcPr>
     </w:tblStylePr>
   </w:style>
-  <w:style w:type="table" w:styleId="816">
+  <w:style w:type="table" w:styleId="56">
     <w:name w:val="Grid Table 6 Colorful - Accent 3"/>
-    <w:basedOn w:val="947"/>
+    <w:basedOn w:val="737"/>
     <w:uiPriority w:val="99"/>
     <w:pPr>
       <w:pBdr/>
@@ -18227,9 +21820,9 @@
       </w:tcPr>
     </w:tblStylePr>
   </w:style>
-  <w:style w:type="table" w:styleId="817">
+  <w:style w:type="table" w:styleId="57">
     <w:name w:val="Grid Table 6 Colorful - Accent 4"/>
-    <w:basedOn w:val="947"/>
+    <w:basedOn w:val="737"/>
     <w:uiPriority w:val="99"/>
     <w:pPr>
       <w:pBdr/>
@@ -18457,9 +22050,9 @@
       </w:tcPr>
     </w:tblStylePr>
   </w:style>
-  <w:style w:type="table" w:styleId="818">
+  <w:style w:type="table" w:styleId="58">
     <w:name w:val="Grid Table 6 Colorful - Accent 5"/>
-    <w:basedOn w:val="947"/>
+    <w:basedOn w:val="737"/>
     <w:uiPriority w:val="99"/>
     <w:pPr>
       <w:pBdr/>
@@ -18687,9 +22280,9 @@
       </w:tcPr>
     </w:tblStylePr>
   </w:style>
-  <w:style w:type="table" w:styleId="819">
+  <w:style w:type="table" w:styleId="59">
     <w:name w:val="Grid Table 6 Colorful - Accent 6"/>
-    <w:basedOn w:val="947"/>
+    <w:basedOn w:val="737"/>
     <w:uiPriority w:val="99"/>
     <w:pPr>
       <w:pBdr/>
@@ -18917,9 +22510,9 @@
       </w:tcPr>
     </w:tblStylePr>
   </w:style>
-  <w:style w:type="table" w:styleId="820">
+  <w:style w:type="table" w:styleId="60">
     <w:name w:val="Grid Table 7 Colorful"/>
-    <w:basedOn w:val="947"/>
+    <w:basedOn w:val="737"/>
     <w:uiPriority w:val="99"/>
     <w:pPr>
       <w:pBdr/>
@@ -19021,11 +22614,11 @@
         <w:tblBorders/>
       </w:tblPr>
       <w:tcPr>
-        <w:shd w:val="clear" w:color="ffffff"/>
+        <w:shd w:color="ffffff"/>
         <w:tcBorders>
-          <w:top w:val="none" w:color="000000" w:sz="4" w:space="0"/>
-          <w:left w:val="none" w:color="000000" w:sz="4" w:space="0"/>
-          <w:bottom w:val="none" w:color="000000" w:sz="4" w:space="0"/>
+          <w:top w:val="none"/>
+          <w:left w:val="none"/>
+          <w:bottom w:val="none"/>
           <w:right w:val="single" w:color="000000" w:themeColor="text1" w:themeTint="80" w:sz="4" w:space="0"/>
         </w:tcBorders>
       </w:tcPr>
@@ -19048,10 +22641,10 @@
       <w:tcPr>
         <w:shd w:val="clear" w:color="ffffff" w:themeColor="light1" w:fill="ffffff" w:themeFill="light1"/>
         <w:tcBorders>
-          <w:top w:val="none" w:color="000000" w:sz="4" w:space="0"/>
-          <w:left w:val="none" w:color="000000" w:sz="4" w:space="0"/>
+          <w:top w:val="none"/>
+          <w:left w:val="none"/>
           <w:bottom w:val="single" w:color="000000" w:themeColor="text1" w:themeTint="80" w:sz="4" w:space="0"/>
-          <w:right w:val="none" w:color="000000" w:sz="4" w:space="0"/>
+          <w:right w:val="none"/>
         </w:tcBorders>
       </w:tcPr>
     </w:tblStylePr>
@@ -19071,12 +22664,12 @@
         <w:tblBorders/>
       </w:tblPr>
       <w:tcPr>
-        <w:shd w:val="clear" w:color="ffffff"/>
+        <w:shd w:color="ffffff"/>
         <w:tcBorders>
-          <w:top w:val="none" w:color="000000" w:sz="4" w:space="0"/>
+          <w:top w:val="none"/>
           <w:left w:val="single" w:color="000000" w:themeColor="text1" w:themeTint="80" w:sz="4" w:space="0"/>
-          <w:bottom w:val="none" w:color="000000" w:sz="4" w:space="0"/>
-          <w:right w:val="none" w:color="000000" w:sz="4" w:space="0"/>
+          <w:bottom w:val="none"/>
+          <w:right w:val="none"/>
         </w:tcBorders>
       </w:tcPr>
     </w:tblStylePr>
@@ -19099,9 +22692,9 @@
         <w:shd w:val="clear" w:color="ffffff" w:themeColor="light1" w:fill="ffffff" w:themeFill="light1"/>
         <w:tcBorders>
           <w:top w:val="single" w:color="000000" w:themeColor="text1" w:themeTint="80" w:sz="4" w:space="0"/>
-          <w:left w:val="none" w:color="000000" w:sz="4" w:space="0"/>
-          <w:bottom w:val="none" w:color="000000" w:sz="4" w:space="0"/>
-          <w:right w:val="none" w:color="000000" w:sz="4" w:space="0"/>
+          <w:left w:val="none"/>
+          <w:bottom w:val="none"/>
+          <w:right w:val="none"/>
         </w:tcBorders>
       </w:tcPr>
     </w:tblStylePr>
@@ -19171,9 +22764,9 @@
       </w:tcPr>
     </w:tblStylePr>
   </w:style>
-  <w:style w:type="table" w:styleId="821">
+  <w:style w:type="table" w:styleId="61">
     <w:name w:val="Grid Table 7 Colorful - Accent 1"/>
-    <w:basedOn w:val="947"/>
+    <w:basedOn w:val="737"/>
     <w:uiPriority w:val="99"/>
     <w:pPr>
       <w:pBdr/>
@@ -19275,11 +22868,11 @@
         <w:tblBorders/>
       </w:tblPr>
       <w:tcPr>
-        <w:shd w:val="clear" w:color="ffffff"/>
+        <w:shd w:color="ffffff"/>
         <w:tcBorders>
-          <w:top w:val="none" w:color="000000" w:sz="4" w:space="0"/>
-          <w:left w:val="none" w:color="000000" w:sz="4" w:space="0"/>
-          <w:bottom w:val="none" w:color="000000" w:sz="4" w:space="0"/>
+          <w:top w:val="none"/>
+          <w:left w:val="none"/>
+          <w:bottom w:val="none"/>
           <w:right w:val="single" w:color="000000" w:themeColor="accent1" w:themeTint="80" w:sz="4" w:space="0"/>
         </w:tcBorders>
       </w:tcPr>
@@ -19302,10 +22895,10 @@
       <w:tcPr>
         <w:shd w:val="clear" w:color="ffffff" w:themeColor="light1" w:fill="ffffff" w:themeFill="light1"/>
         <w:tcBorders>
-          <w:top w:val="none" w:color="000000" w:sz="4" w:space="0"/>
-          <w:left w:val="none" w:color="000000" w:sz="4" w:space="0"/>
+          <w:top w:val="none"/>
+          <w:left w:val="none"/>
           <w:bottom w:val="single" w:color="000000" w:themeColor="accent1" w:themeTint="80" w:sz="4" w:space="0"/>
-          <w:right w:val="none" w:color="000000" w:sz="4" w:space="0"/>
+          <w:right w:val="none"/>
         </w:tcBorders>
       </w:tcPr>
     </w:tblStylePr>
@@ -19325,12 +22918,12 @@
         <w:tblBorders/>
       </w:tblPr>
       <w:tcPr>
-        <w:shd w:val="clear" w:color="ffffff"/>
+        <w:shd w:color="ffffff"/>
         <w:tcBorders>
-          <w:top w:val="none" w:color="000000" w:sz="4" w:space="0"/>
+          <w:top w:val="none"/>
           <w:left w:val="single" w:color="000000" w:themeColor="accent1" w:themeTint="80" w:sz="4" w:space="0"/>
-          <w:bottom w:val="none" w:color="000000" w:sz="4" w:space="0"/>
-          <w:right w:val="none" w:color="000000" w:sz="4" w:space="0"/>
+          <w:bottom w:val="none"/>
+          <w:right w:val="none"/>
         </w:tcBorders>
       </w:tcPr>
     </w:tblStylePr>
@@ -19353,9 +22946,9 @@
         <w:shd w:val="clear" w:color="ffffff" w:themeColor="light1" w:fill="ffffff" w:themeFill="light1"/>
         <w:tcBorders>
           <w:top w:val="single" w:color="000000" w:themeColor="accent1" w:themeTint="80" w:sz="4" w:space="0"/>
-          <w:left w:val="none" w:color="000000" w:sz="4" w:space="0"/>
-          <w:bottom w:val="none" w:color="000000" w:sz="4" w:space="0"/>
-          <w:right w:val="none" w:color="000000" w:sz="4" w:space="0"/>
+          <w:left w:val="none"/>
+          <w:bottom w:val="none"/>
+          <w:right w:val="none"/>
         </w:tcBorders>
       </w:tcPr>
     </w:tblStylePr>
@@ -19425,9 +23018,9 @@
       </w:tcPr>
     </w:tblStylePr>
   </w:style>
-  <w:style w:type="table" w:styleId="822">
+  <w:style w:type="table" w:styleId="62">
     <w:name w:val="Grid Table 7 Colorful - Accent 2"/>
-    <w:basedOn w:val="947"/>
+    <w:basedOn w:val="737"/>
     <w:uiPriority w:val="99"/>
     <w:pPr>
       <w:pBdr/>
@@ -19529,11 +23122,11 @@
         <w:tblBorders/>
       </w:tblPr>
       <w:tcPr>
-        <w:shd w:val="clear" w:color="ffffff"/>
+        <w:shd w:color="ffffff"/>
         <w:tcBorders>
-          <w:top w:val="none" w:color="000000" w:sz="4" w:space="0"/>
-          <w:left w:val="none" w:color="000000" w:sz="4" w:space="0"/>
-          <w:bottom w:val="none" w:color="000000" w:sz="4" w:space="0"/>
+          <w:top w:val="none"/>
+          <w:left w:val="none"/>
+          <w:bottom w:val="none"/>
           <w:right w:val="single" w:color="000000" w:themeColor="accent2" w:themeTint="97" w:sz="4" w:space="0"/>
         </w:tcBorders>
       </w:tcPr>
@@ -19556,10 +23149,10 @@
       <w:tcPr>
         <w:shd w:val="clear" w:color="ffffff" w:themeColor="light1" w:fill="ffffff" w:themeFill="light1"/>
         <w:tcBorders>
-          <w:top w:val="none" w:color="000000" w:sz="4" w:space="0"/>
-          <w:left w:val="none" w:color="000000" w:sz="4" w:space="0"/>
+          <w:top w:val="none"/>
+          <w:left w:val="none"/>
           <w:bottom w:val="single" w:color="000000" w:themeColor="accent2" w:themeTint="97" w:sz="4" w:space="0"/>
-          <w:right w:val="none" w:color="000000" w:sz="4" w:space="0"/>
+          <w:right w:val="none"/>
         </w:tcBorders>
       </w:tcPr>
     </w:tblStylePr>
@@ -19579,12 +23172,12 @@
         <w:tblBorders/>
       </w:tblPr>
       <w:tcPr>
-        <w:shd w:val="clear" w:color="ffffff"/>
+        <w:shd w:color="ffffff"/>
         <w:tcBorders>
-          <w:top w:val="none" w:color="000000" w:sz="4" w:space="0"/>
+          <w:top w:val="none"/>
           <w:left w:val="single" w:color="000000" w:themeColor="accent2" w:themeTint="97" w:sz="4" w:space="0"/>
-          <w:bottom w:val="none" w:color="000000" w:sz="4" w:space="0"/>
-          <w:right w:val="none" w:color="000000" w:sz="4" w:space="0"/>
+          <w:bottom w:val="none"/>
+          <w:right w:val="none"/>
         </w:tcBorders>
       </w:tcPr>
     </w:tblStylePr>
@@ -19607,9 +23200,9 @@
         <w:shd w:val="clear" w:color="ffffff" w:themeColor="light1" w:fill="ffffff" w:themeFill="light1"/>
         <w:tcBorders>
           <w:top w:val="single" w:color="000000" w:themeColor="accent2" w:themeTint="97" w:sz="4" w:space="0"/>
-          <w:left w:val="none" w:color="000000" w:sz="4" w:space="0"/>
-          <w:bottom w:val="none" w:color="000000" w:sz="4" w:space="0"/>
-          <w:right w:val="none" w:color="000000" w:sz="4" w:space="0"/>
+          <w:left w:val="none"/>
+          <w:bottom w:val="none"/>
+          <w:right w:val="none"/>
         </w:tcBorders>
       </w:tcPr>
     </w:tblStylePr>
@@ -19679,9 +23272,9 @@
       </w:tcPr>
     </w:tblStylePr>
   </w:style>
-  <w:style w:type="table" w:styleId="823">
+  <w:style w:type="table" w:styleId="63">
     <w:name w:val="Grid Table 7 Colorful - Accent 3"/>
-    <w:basedOn w:val="947"/>
+    <w:basedOn w:val="737"/>
     <w:uiPriority w:val="99"/>
     <w:pPr>
       <w:pBdr/>
@@ -19783,11 +23376,11 @@
         <w:tblBorders/>
       </w:tblPr>
       <w:tcPr>
-        <w:shd w:val="clear" w:color="ffffff"/>
+        <w:shd w:color="ffffff"/>
         <w:tcBorders>
-          <w:top w:val="none" w:color="000000" w:sz="4" w:space="0"/>
-          <w:left w:val="none" w:color="000000" w:sz="4" w:space="0"/>
-          <w:bottom w:val="none" w:color="000000" w:sz="4" w:space="0"/>
+          <w:top w:val="none"/>
+          <w:left w:val="none"/>
+          <w:bottom w:val="none"/>
           <w:right w:val="single" w:color="000000" w:themeColor="accent3" w:themeTint="FE" w:sz="4" w:space="0"/>
         </w:tcBorders>
       </w:tcPr>
@@ -19810,10 +23403,10 @@
       <w:tcPr>
         <w:shd w:val="clear" w:color="ffffff" w:themeColor="light1" w:fill="ffffff" w:themeFill="light1"/>
         <w:tcBorders>
-          <w:top w:val="none" w:color="000000" w:sz="4" w:space="0"/>
-          <w:left w:val="none" w:color="000000" w:sz="4" w:space="0"/>
+          <w:top w:val="none"/>
+          <w:left w:val="none"/>
           <w:bottom w:val="single" w:color="000000" w:themeColor="accent3" w:themeTint="FE" w:sz="4" w:space="0"/>
-          <w:right w:val="none" w:color="000000" w:sz="4" w:space="0"/>
+          <w:right w:val="none"/>
         </w:tcBorders>
       </w:tcPr>
     </w:tblStylePr>
@@ -19833,12 +23426,12 @@
         <w:tblBorders/>
       </w:tblPr>
       <w:tcPr>
-        <w:shd w:val="clear" w:color="ffffff"/>
+        <w:shd w:color="ffffff"/>
         <w:tcBorders>
-          <w:top w:val="none" w:color="000000" w:sz="4" w:space="0"/>
+          <w:top w:val="none"/>
           <w:left w:val="single" w:color="000000" w:themeColor="accent3" w:themeTint="FE" w:sz="4" w:space="0"/>
-          <w:bottom w:val="none" w:color="000000" w:sz="4" w:space="0"/>
-          <w:right w:val="none" w:color="000000" w:sz="4" w:space="0"/>
+          <w:bottom w:val="none"/>
+          <w:right w:val="none"/>
         </w:tcBorders>
       </w:tcPr>
     </w:tblStylePr>
@@ -19861,9 +23454,9 @@
         <w:shd w:val="clear" w:color="ffffff" w:themeColor="light1" w:fill="ffffff" w:themeFill="light1"/>
         <w:tcBorders>
           <w:top w:val="single" w:color="000000" w:themeColor="accent3" w:themeTint="FE" w:sz="4" w:space="0"/>
-          <w:left w:val="none" w:color="000000" w:sz="4" w:space="0"/>
-          <w:bottom w:val="none" w:color="000000" w:sz="4" w:space="0"/>
-          <w:right w:val="none" w:color="000000" w:sz="4" w:space="0"/>
+          <w:left w:val="none"/>
+          <w:bottom w:val="none"/>
+          <w:right w:val="none"/>
         </w:tcBorders>
       </w:tcPr>
     </w:tblStylePr>
@@ -19933,9 +23526,9 @@
       </w:tcPr>
     </w:tblStylePr>
   </w:style>
-  <w:style w:type="table" w:styleId="824">
+  <w:style w:type="table" w:styleId="64">
     <w:name w:val="Grid Table 7 Colorful - Accent 4"/>
-    <w:basedOn w:val="947"/>
+    <w:basedOn w:val="737"/>
     <w:uiPriority w:val="99"/>
     <w:pPr>
       <w:pBdr/>
@@ -20037,11 +23630,11 @@
         <w:tblBorders/>
       </w:tblPr>
       <w:tcPr>
-        <w:shd w:val="clear" w:color="ffffff"/>
+        <w:shd w:color="ffffff"/>
         <w:tcBorders>
-          <w:top w:val="none" w:color="000000" w:sz="4" w:space="0"/>
-          <w:left w:val="none" w:color="000000" w:sz="4" w:space="0"/>
-          <w:bottom w:val="none" w:color="000000" w:sz="4" w:space="0"/>
+          <w:top w:val="none"/>
+          <w:left w:val="none"/>
+          <w:bottom w:val="none"/>
           <w:right w:val="single" w:color="000000" w:themeColor="accent4" w:themeTint="9A" w:sz="4" w:space="0"/>
         </w:tcBorders>
       </w:tcPr>
@@ -20064,10 +23657,10 @@
       <w:tcPr>
         <w:shd w:val="clear" w:color="ffffff" w:themeColor="light1" w:fill="ffffff" w:themeFill="light1"/>
         <w:tcBorders>
-          <w:top w:val="none" w:color="000000" w:sz="4" w:space="0"/>
-          <w:left w:val="none" w:color="000000" w:sz="4" w:space="0"/>
+          <w:top w:val="none"/>
+          <w:left w:val="none"/>
           <w:bottom w:val="single" w:color="000000" w:themeColor="accent4" w:themeTint="9A" w:sz="4" w:space="0"/>
-          <w:right w:val="none" w:color="000000" w:sz="4" w:space="0"/>
+          <w:right w:val="none"/>
         </w:tcBorders>
       </w:tcPr>
     </w:tblStylePr>
@@ -20087,12 +23680,12 @@
         <w:tblBorders/>
       </w:tblPr>
       <w:tcPr>
-        <w:shd w:val="clear" w:color="ffffff"/>
+        <w:shd w:color="ffffff"/>
         <w:tcBorders>
-          <w:top w:val="none" w:color="000000" w:sz="4" w:space="0"/>
+          <w:top w:val="none"/>
           <w:left w:val="single" w:color="000000" w:themeColor="accent4" w:themeTint="9A" w:sz="4" w:space="0"/>
-          <w:bottom w:val="none" w:color="000000" w:sz="4" w:space="0"/>
-          <w:right w:val="none" w:color="000000" w:sz="4" w:space="0"/>
+          <w:bottom w:val="none"/>
+          <w:right w:val="none"/>
         </w:tcBorders>
       </w:tcPr>
     </w:tblStylePr>
@@ -20115,9 +23708,9 @@
         <w:shd w:val="clear" w:color="ffffff" w:themeColor="light1" w:fill="ffffff" w:themeFill="light1"/>
         <w:tcBorders>
           <w:top w:val="single" w:color="000000" w:themeColor="accent4" w:themeTint="9A" w:sz="4" w:space="0"/>
-          <w:left w:val="none" w:color="000000" w:sz="4" w:space="0"/>
-          <w:bottom w:val="none" w:color="000000" w:sz="4" w:space="0"/>
-          <w:right w:val="none" w:color="000000" w:sz="4" w:space="0"/>
+          <w:left w:val="none"/>
+          <w:bottom w:val="none"/>
+          <w:right w:val="none"/>
         </w:tcBorders>
       </w:tcPr>
     </w:tblStylePr>
@@ -20187,9 +23780,9 @@
       </w:tcPr>
     </w:tblStylePr>
   </w:style>
-  <w:style w:type="table" w:styleId="825">
+  <w:style w:type="table" w:styleId="65">
     <w:name w:val="Grid Table 7 Colorful - Accent 5"/>
-    <w:basedOn w:val="947"/>
+    <w:basedOn w:val="737"/>
     <w:uiPriority w:val="99"/>
     <w:pPr>
       <w:pBdr/>
@@ -20291,11 +23884,11 @@
         <w:tblBorders/>
       </w:tblPr>
       <w:tcPr>
-        <w:shd w:val="clear" w:color="ffffff"/>
+        <w:shd w:color="ffffff"/>
         <w:tcBorders>
-          <w:top w:val="none" w:color="000000" w:sz="4" w:space="0"/>
-          <w:left w:val="none" w:color="000000" w:sz="4" w:space="0"/>
-          <w:bottom w:val="none" w:color="000000" w:sz="4" w:space="0"/>
+          <w:top w:val="none"/>
+          <w:left w:val="none"/>
+          <w:bottom w:val="none"/>
           <w:right w:val="single" w:color="000000" w:themeColor="accent5" w:themeTint="90" w:sz="4" w:space="0"/>
         </w:tcBorders>
       </w:tcPr>
@@ -20318,10 +23911,10 @@
       <w:tcPr>
         <w:shd w:val="clear" w:color="ffffff" w:themeColor="light1" w:fill="ffffff" w:themeFill="light1"/>
         <w:tcBorders>
-          <w:top w:val="none" w:color="000000" w:sz="4" w:space="0"/>
-          <w:left w:val="none" w:color="000000" w:sz="4" w:space="0"/>
+          <w:top w:val="none"/>
+          <w:left w:val="none"/>
           <w:bottom w:val="single" w:color="000000" w:themeColor="accent5" w:themeTint="90" w:sz="4" w:space="0"/>
-          <w:right w:val="none" w:color="000000" w:sz="4" w:space="0"/>
+          <w:right w:val="none"/>
         </w:tcBorders>
       </w:tcPr>
     </w:tblStylePr>
@@ -20341,12 +23934,12 @@
         <w:tblBorders/>
       </w:tblPr>
       <w:tcPr>
-        <w:shd w:val="clear" w:color="ffffff"/>
+        <w:shd w:color="ffffff"/>
         <w:tcBorders>
-          <w:top w:val="none" w:color="000000" w:sz="4" w:space="0"/>
+          <w:top w:val="none"/>
           <w:left w:val="single" w:color="000000" w:themeColor="accent5" w:themeTint="90" w:sz="4" w:space="0"/>
-          <w:bottom w:val="none" w:color="000000" w:sz="4" w:space="0"/>
-          <w:right w:val="none" w:color="000000" w:sz="4" w:space="0"/>
+          <w:bottom w:val="none"/>
+          <w:right w:val="none"/>
         </w:tcBorders>
       </w:tcPr>
     </w:tblStylePr>
@@ -20369,9 +23962,9 @@
         <w:shd w:val="clear" w:color="ffffff" w:themeColor="light1" w:fill="ffffff" w:themeFill="light1"/>
         <w:tcBorders>
           <w:top w:val="single" w:color="000000" w:themeColor="accent5" w:themeTint="90" w:sz="4" w:space="0"/>
-          <w:left w:val="none" w:color="000000" w:sz="4" w:space="0"/>
-          <w:bottom w:val="none" w:color="000000" w:sz="4" w:space="0"/>
-          <w:right w:val="none" w:color="000000" w:sz="4" w:space="0"/>
+          <w:left w:val="none"/>
+          <w:bottom w:val="none"/>
+          <w:right w:val="none"/>
         </w:tcBorders>
       </w:tcPr>
     </w:tblStylePr>
@@ -20441,9 +24034,9 @@
       </w:tcPr>
     </w:tblStylePr>
   </w:style>
-  <w:style w:type="table" w:styleId="826">
+  <w:style w:type="table" w:styleId="66">
     <w:name w:val="Grid Table 7 Colorful - Accent 6"/>
-    <w:basedOn w:val="947"/>
+    <w:basedOn w:val="737"/>
     <w:uiPriority w:val="99"/>
     <w:pPr>
       <w:pBdr/>
@@ -20545,11 +24138,11 @@
         <w:tblBorders/>
       </w:tblPr>
       <w:tcPr>
-        <w:shd w:val="clear" w:color="ffffff"/>
+        <w:shd w:color="ffffff"/>
         <w:tcBorders>
-          <w:top w:val="none" w:color="000000" w:sz="4" w:space="0"/>
-          <w:left w:val="none" w:color="000000" w:sz="4" w:space="0"/>
-          <w:bottom w:val="none" w:color="000000" w:sz="4" w:space="0"/>
+          <w:top w:val="none"/>
+          <w:left w:val="none"/>
+          <w:bottom w:val="none"/>
           <w:right w:val="single" w:color="000000" w:themeColor="accent6" w:themeTint="90" w:sz="4" w:space="0"/>
         </w:tcBorders>
       </w:tcPr>
@@ -20572,10 +24165,10 @@
       <w:tcPr>
         <w:shd w:val="clear" w:color="ffffff" w:themeColor="light1" w:fill="ffffff" w:themeFill="light1"/>
         <w:tcBorders>
-          <w:top w:val="none" w:color="000000" w:sz="4" w:space="0"/>
-          <w:left w:val="none" w:color="000000" w:sz="4" w:space="0"/>
+          <w:top w:val="none"/>
+          <w:left w:val="none"/>
           <w:bottom w:val="single" w:color="000000" w:themeColor="accent6" w:themeTint="90" w:sz="4" w:space="0"/>
-          <w:right w:val="none" w:color="000000" w:sz="4" w:space="0"/>
+          <w:right w:val="none"/>
         </w:tcBorders>
       </w:tcPr>
     </w:tblStylePr>
@@ -20595,12 +24188,12 @@
         <w:tblBorders/>
       </w:tblPr>
       <w:tcPr>
-        <w:shd w:val="clear" w:color="ffffff"/>
+        <w:shd w:color="ffffff"/>
         <w:tcBorders>
-          <w:top w:val="none" w:color="000000" w:sz="4" w:space="0"/>
+          <w:top w:val="none"/>
           <w:left w:val="single" w:color="000000" w:themeColor="accent6" w:themeTint="90" w:sz="4" w:space="0"/>
-          <w:bottom w:val="none" w:color="000000" w:sz="4" w:space="0"/>
-          <w:right w:val="none" w:color="000000" w:sz="4" w:space="0"/>
+          <w:bottom w:val="none"/>
+          <w:right w:val="none"/>
         </w:tcBorders>
       </w:tcPr>
     </w:tblStylePr>
@@ -20623,9 +24216,9 @@
         <w:shd w:val="clear" w:color="ffffff" w:themeColor="light1" w:fill="ffffff" w:themeFill="light1"/>
         <w:tcBorders>
           <w:top w:val="single" w:color="000000" w:themeColor="accent6" w:themeTint="90" w:sz="4" w:space="0"/>
-          <w:left w:val="none" w:color="000000" w:sz="4" w:space="0"/>
-          <w:bottom w:val="none" w:color="000000" w:sz="4" w:space="0"/>
-          <w:right w:val="none" w:color="000000" w:sz="4" w:space="0"/>
+          <w:left w:val="none"/>
+          <w:bottom w:val="none"/>
+          <w:right w:val="none"/>
         </w:tcBorders>
       </w:tcPr>
     </w:tblStylePr>
@@ -20695,9 +24288,9 @@
       </w:tcPr>
     </w:tblStylePr>
   </w:style>
-  <w:style w:type="table" w:styleId="827">
+  <w:style w:type="table" w:styleId="67">
     <w:name w:val="List Table 1 Light"/>
-    <w:basedOn w:val="947"/>
+    <w:basedOn w:val="737"/>
     <w:uiPriority w:val="99"/>
     <w:pPr>
       <w:pBdr/>
@@ -20911,9 +24504,9 @@
       </w:tcPr>
     </w:tblStylePr>
   </w:style>
-  <w:style w:type="table" w:styleId="828">
+  <w:style w:type="table" w:styleId="68">
     <w:name w:val="List Table 1 Light - Accent 1"/>
-    <w:basedOn w:val="947"/>
+    <w:basedOn w:val="737"/>
     <w:uiPriority w:val="99"/>
     <w:pPr>
       <w:pBdr/>
@@ -21127,9 +24720,9 @@
       </w:tcPr>
     </w:tblStylePr>
   </w:style>
-  <w:style w:type="table" w:styleId="829">
+  <w:style w:type="table" w:styleId="69">
     <w:name w:val="List Table 1 Light - Accent 2"/>
-    <w:basedOn w:val="947"/>
+    <w:basedOn w:val="737"/>
     <w:uiPriority w:val="99"/>
     <w:pPr>
       <w:pBdr/>
@@ -21343,9 +24936,9 @@
       </w:tcPr>
     </w:tblStylePr>
   </w:style>
-  <w:style w:type="table" w:styleId="830">
+  <w:style w:type="table" w:styleId="70">
     <w:name w:val="List Table 1 Light - Accent 3"/>
-    <w:basedOn w:val="947"/>
+    <w:basedOn w:val="737"/>
     <w:uiPriority w:val="99"/>
     <w:pPr>
       <w:pBdr/>
@@ -21559,9 +25152,9 @@
       </w:tcPr>
     </w:tblStylePr>
   </w:style>
-  <w:style w:type="table" w:styleId="831">
+  <w:style w:type="table" w:styleId="71">
     <w:name w:val="List Table 1 Light - Accent 4"/>
-    <w:basedOn w:val="947"/>
+    <w:basedOn w:val="737"/>
     <w:uiPriority w:val="99"/>
     <w:pPr>
       <w:pBdr/>
@@ -21775,9 +25368,9 @@
       </w:tcPr>
     </w:tblStylePr>
   </w:style>
-  <w:style w:type="table" w:styleId="832">
+  <w:style w:type="table" w:styleId="72">
     <w:name w:val="List Table 1 Light - Accent 5"/>
-    <w:basedOn w:val="947"/>
+    <w:basedOn w:val="737"/>
     <w:uiPriority w:val="99"/>
     <w:pPr>
       <w:pBdr/>
@@ -21991,9 +25584,9 @@
       </w:tcPr>
     </w:tblStylePr>
   </w:style>
-  <w:style w:type="table" w:styleId="833">
+  <w:style w:type="table" w:styleId="73">
     <w:name w:val="List Table 1 Light - Accent 6"/>
-    <w:basedOn w:val="947"/>
+    <w:basedOn w:val="737"/>
     <w:uiPriority w:val="99"/>
     <w:pPr>
       <w:pBdr/>
@@ -22207,9 +25800,9 @@
       </w:tcPr>
     </w:tblStylePr>
   </w:style>
-  <w:style w:type="table" w:styleId="834">
+  <w:style w:type="table" w:styleId="74">
     <w:name w:val="List Table 2"/>
-    <w:basedOn w:val="947"/>
+    <w:basedOn w:val="737"/>
     <w:uiPriority w:val="99"/>
     <w:pPr>
       <w:pBdr/>
@@ -22445,9 +26038,9 @@
       </w:tcPr>
     </w:tblStylePr>
   </w:style>
-  <w:style w:type="table" w:styleId="835">
+  <w:style w:type="table" w:styleId="75">
     <w:name w:val="List Table 2 - Accent 1"/>
-    <w:basedOn w:val="947"/>
+    <w:basedOn w:val="737"/>
     <w:uiPriority w:val="99"/>
     <w:pPr>
       <w:pBdr/>
@@ -22683,9 +26276,9 @@
       </w:tcPr>
     </w:tblStylePr>
   </w:style>
-  <w:style w:type="table" w:styleId="836">
+  <w:style w:type="table" w:styleId="76">
     <w:name w:val="List Table 2 - Accent 2"/>
-    <w:basedOn w:val="947"/>
+    <w:basedOn w:val="737"/>
     <w:uiPriority w:val="99"/>
     <w:pPr>
       <w:pBdr/>
@@ -22921,9 +26514,9 @@
       </w:tcPr>
     </w:tblStylePr>
   </w:style>
-  <w:style w:type="table" w:styleId="837">
+  <w:style w:type="table" w:styleId="77">
     <w:name w:val="List Table 2 - Accent 3"/>
-    <w:basedOn w:val="947"/>
+    <w:basedOn w:val="737"/>
     <w:uiPriority w:val="99"/>
     <w:pPr>
       <w:pBdr/>
@@ -23159,9 +26752,9 @@
       </w:tcPr>
     </w:tblStylePr>
   </w:style>
-  <w:style w:type="table" w:styleId="838">
+  <w:style w:type="table" w:styleId="78">
     <w:name w:val="List Table 2 - Accent 4"/>
-    <w:basedOn w:val="947"/>
+    <w:basedOn w:val="737"/>
     <w:uiPriority w:val="99"/>
     <w:pPr>
       <w:pBdr/>
@@ -23397,9 +26990,9 @@
       </w:tcPr>
     </w:tblStylePr>
   </w:style>
-  <w:style w:type="table" w:styleId="839">
+  <w:style w:type="table" w:styleId="79">
     <w:name w:val="List Table 2 - Accent 5"/>
-    <w:basedOn w:val="947"/>
+    <w:basedOn w:val="737"/>
     <w:uiPriority w:val="99"/>
     <w:pPr>
       <w:pBdr/>
@@ -23635,9 +27228,9 @@
       </w:tcPr>
     </w:tblStylePr>
   </w:style>
-  <w:style w:type="table" w:styleId="840">
+  <w:style w:type="table" w:styleId="80">
     <w:name w:val="List Table 2 - Accent 6"/>
-    <w:basedOn w:val="947"/>
+    <w:basedOn w:val="737"/>
     <w:uiPriority w:val="99"/>
     <w:pPr>
       <w:pBdr/>
@@ -23873,9 +27466,9 @@
       </w:tcPr>
     </w:tblStylePr>
   </w:style>
-  <w:style w:type="table" w:styleId="841">
+  <w:style w:type="table" w:styleId="81">
     <w:name w:val="List Table 3"/>
-    <w:basedOn w:val="947"/>
+    <w:basedOn w:val="737"/>
     <w:uiPriority w:val="99"/>
     <w:pPr>
       <w:pBdr/>
@@ -24101,9 +27694,9 @@
       </w:tcPr>
     </w:tblStylePr>
   </w:style>
-  <w:style w:type="table" w:styleId="842">
+  <w:style w:type="table" w:styleId="82">
     <w:name w:val="List Table 3 - Accent 1"/>
-    <w:basedOn w:val="947"/>
+    <w:basedOn w:val="737"/>
     <w:uiPriority w:val="99"/>
     <w:pPr>
       <w:pBdr/>
@@ -24329,9 +27922,9 @@
       </w:tcPr>
     </w:tblStylePr>
   </w:style>
-  <w:style w:type="table" w:styleId="843">
+  <w:style w:type="table" w:styleId="83">
     <w:name w:val="List Table 3 - Accent 2"/>
-    <w:basedOn w:val="947"/>
+    <w:basedOn w:val="737"/>
     <w:uiPriority w:val="99"/>
     <w:pPr>
       <w:pBdr/>
@@ -24557,9 +28150,9 @@
       </w:tcPr>
     </w:tblStylePr>
   </w:style>
-  <w:style w:type="table" w:styleId="844">
+  <w:style w:type="table" w:styleId="84">
     <w:name w:val="List Table 3 - Accent 3"/>
-    <w:basedOn w:val="947"/>
+    <w:basedOn w:val="737"/>
     <w:uiPriority w:val="99"/>
     <w:pPr>
       <w:pBdr/>
@@ -24785,9 +28378,9 @@
       </w:tcPr>
     </w:tblStylePr>
   </w:style>
-  <w:style w:type="table" w:styleId="845">
+  <w:style w:type="table" w:styleId="85">
     <w:name w:val="List Table 3 - Accent 4"/>
-    <w:basedOn w:val="947"/>
+    <w:basedOn w:val="737"/>
     <w:uiPriority w:val="99"/>
     <w:pPr>
       <w:pBdr/>
@@ -25013,9 +28606,9 @@
       </w:tcPr>
     </w:tblStylePr>
   </w:style>
-  <w:style w:type="table" w:styleId="846">
+  <w:style w:type="table" w:styleId="86">
     <w:name w:val="List Table 3 - Accent 5"/>
-    <w:basedOn w:val="947"/>
+    <w:basedOn w:val="737"/>
     <w:uiPriority w:val="99"/>
     <w:pPr>
       <w:pBdr/>
@@ -25241,9 +28834,9 @@
       </w:tcPr>
     </w:tblStylePr>
   </w:style>
-  <w:style w:type="table" w:styleId="847">
+  <w:style w:type="table" w:styleId="87">
     <w:name w:val="List Table 3 - Accent 6"/>
-    <w:basedOn w:val="947"/>
+    <w:basedOn w:val="737"/>
     <w:uiPriority w:val="99"/>
     <w:pPr>
       <w:pBdr/>
@@ -25469,9 +29062,9 @@
       </w:tcPr>
     </w:tblStylePr>
   </w:style>
-  <w:style w:type="table" w:styleId="848">
+  <w:style w:type="table" w:styleId="88">
     <w:name w:val="List Table 4"/>
-    <w:basedOn w:val="947"/>
+    <w:basedOn w:val="737"/>
     <w:uiPriority w:val="99"/>
     <w:pPr>
       <w:pBdr/>
@@ -25694,9 +29287,9 @@
       </w:tcPr>
     </w:tblStylePr>
   </w:style>
-  <w:style w:type="table" w:styleId="849">
+  <w:style w:type="table" w:styleId="89">
     <w:name w:val="List Table 4 - Accent 1"/>
-    <w:basedOn w:val="947"/>
+    <w:basedOn w:val="737"/>
     <w:uiPriority w:val="99"/>
     <w:pPr>
       <w:pBdr/>
@@ -25919,9 +29512,9 @@
       </w:tcPr>
     </w:tblStylePr>
   </w:style>
-  <w:style w:type="table" w:styleId="850">
+  <w:style w:type="table" w:styleId="90">
     <w:name w:val="List Table 4 - Accent 2"/>
-    <w:basedOn w:val="947"/>
+    <w:basedOn w:val="737"/>
     <w:uiPriority w:val="99"/>
     <w:pPr>
       <w:pBdr/>
@@ -26144,9 +29737,9 @@
       </w:tcPr>
     </w:tblStylePr>
   </w:style>
-  <w:style w:type="table" w:styleId="851">
+  <w:style w:type="table" w:styleId="91">
     <w:name w:val="List Table 4 - Accent 3"/>
-    <w:basedOn w:val="947"/>
+    <w:basedOn w:val="737"/>
     <w:uiPriority w:val="99"/>
     <w:pPr>
       <w:pBdr/>
@@ -26369,9 +29962,9 @@
       </w:tcPr>
     </w:tblStylePr>
   </w:style>
-  <w:style w:type="table" w:styleId="852">
+  <w:style w:type="table" w:styleId="92">
     <w:name w:val="List Table 4 - Accent 4"/>
-    <w:basedOn w:val="947"/>
+    <w:basedOn w:val="737"/>
     <w:uiPriority w:val="99"/>
     <w:pPr>
       <w:pBdr/>
@@ -26594,9 +30187,9 @@
       </w:tcPr>
     </w:tblStylePr>
   </w:style>
-  <w:style w:type="table" w:styleId="853">
+  <w:style w:type="table" w:styleId="93">
     <w:name w:val="List Table 4 - Accent 5"/>
-    <w:basedOn w:val="947"/>
+    <w:basedOn w:val="737"/>
     <w:uiPriority w:val="99"/>
     <w:pPr>
       <w:pBdr/>
@@ -26819,9 +30412,9 @@
       </w:tcPr>
     </w:tblStylePr>
   </w:style>
-  <w:style w:type="table" w:styleId="854">
+  <w:style w:type="table" w:styleId="94">
     <w:name w:val="List Table 4 - Accent 6"/>
-    <w:basedOn w:val="947"/>
+    <w:basedOn w:val="737"/>
     <w:uiPriority w:val="99"/>
     <w:pPr>
       <w:pBdr/>
@@ -27044,9 +30637,9 @@
       </w:tcPr>
     </w:tblStylePr>
   </w:style>
-  <w:style w:type="table" w:styleId="855">
+  <w:style w:type="table" w:styleId="95">
     <w:name w:val="List Table 5 Dark"/>
-    <w:basedOn w:val="947"/>
+    <w:basedOn w:val="737"/>
     <w:uiPriority w:val="99"/>
     <w:pPr>
       <w:pBdr/>
@@ -27286,9 +30879,9 @@
       </w:tcPr>
     </w:tblStylePr>
   </w:style>
-  <w:style w:type="table" w:styleId="856">
+  <w:style w:type="table" w:styleId="96">
     <w:name w:val="List Table 5 Dark - Accent 1"/>
-    <w:basedOn w:val="947"/>
+    <w:basedOn w:val="737"/>
     <w:uiPriority w:val="99"/>
     <w:pPr>
       <w:pBdr/>
@@ -27528,9 +31121,9 @@
       </w:tcPr>
     </w:tblStylePr>
   </w:style>
-  <w:style w:type="table" w:styleId="857">
+  <w:style w:type="table" w:styleId="97">
     <w:name w:val="List Table 5 Dark - Accent 2"/>
-    <w:basedOn w:val="947"/>
+    <w:basedOn w:val="737"/>
     <w:uiPriority w:val="99"/>
     <w:pPr>
       <w:pBdr/>
@@ -27770,9 +31363,9 @@
       </w:tcPr>
     </w:tblStylePr>
   </w:style>
-  <w:style w:type="table" w:styleId="858">
+  <w:style w:type="table" w:styleId="98">
     <w:name w:val="List Table 5 Dark - Accent 3"/>
-    <w:basedOn w:val="947"/>
+    <w:basedOn w:val="737"/>
     <w:uiPriority w:val="99"/>
     <w:pPr>
       <w:pBdr/>
@@ -28012,9 +31605,9 @@
       </w:tcPr>
     </w:tblStylePr>
   </w:style>
-  <w:style w:type="table" w:styleId="859">
+  <w:style w:type="table" w:styleId="99">
     <w:name w:val="List Table 5 Dark - Accent 4"/>
-    <w:basedOn w:val="947"/>
+    <w:basedOn w:val="737"/>
     <w:uiPriority w:val="99"/>
     <w:pPr>
       <w:pBdr/>
@@ -28254,9 +31847,9 @@
       </w:tcPr>
     </w:tblStylePr>
   </w:style>
-  <w:style w:type="table" w:styleId="860">
+  <w:style w:type="table" w:styleId="100">
     <w:name w:val="List Table 5 Dark - Accent 5"/>
-    <w:basedOn w:val="947"/>
+    <w:basedOn w:val="737"/>
     <w:uiPriority w:val="99"/>
     <w:pPr>
       <w:pBdr/>
@@ -28496,9 +32089,9 @@
       </w:tcPr>
     </w:tblStylePr>
   </w:style>
-  <w:style w:type="table" w:styleId="861">
+  <w:style w:type="table" w:styleId="101">
     <w:name w:val="List Table 5 Dark - Accent 6"/>
-    <w:basedOn w:val="947"/>
+    <w:basedOn w:val="737"/>
     <w:uiPriority w:val="99"/>
     <w:pPr>
       <w:pBdr/>
@@ -28738,9 +32331,9 @@
       </w:tcPr>
     </w:tblStylePr>
   </w:style>
-  <w:style w:type="table" w:styleId="862">
+  <w:style w:type="table" w:styleId="102">
     <w:name w:val="List Table 6 Colorful"/>
-    <w:basedOn w:val="947"/>
+    <w:basedOn w:val="737"/>
     <w:uiPriority w:val="99"/>
     <w:pPr>
       <w:pBdr/>
@@ -28961,9 +32554,9 @@
       </w:tcPr>
     </w:tblStylePr>
   </w:style>
-  <w:style w:type="table" w:styleId="863">
+  <w:style w:type="table" w:styleId="103">
     <w:name w:val="List Table 6 Colorful - Accent 1"/>
-    <w:basedOn w:val="947"/>
+    <w:basedOn w:val="737"/>
     <w:uiPriority w:val="99"/>
     <w:pPr>
       <w:pBdr/>
@@ -29184,9 +32777,9 @@
       </w:tcPr>
     </w:tblStylePr>
   </w:style>
-  <w:style w:type="table" w:styleId="864">
+  <w:style w:type="table" w:styleId="104">
     <w:name w:val="List Table 6 Colorful - Accent 2"/>
-    <w:basedOn w:val="947"/>
+    <w:basedOn w:val="737"/>
     <w:uiPriority w:val="99"/>
     <w:pPr>
       <w:pBdr/>
@@ -29407,9 +33000,9 @@
       </w:tcPr>
     </w:tblStylePr>
   </w:style>
-  <w:style w:type="table" w:styleId="865">
+  <w:style w:type="table" w:styleId="105">
     <w:name w:val="List Table 6 Colorful - Accent 3"/>
-    <w:basedOn w:val="947"/>
+    <w:basedOn w:val="737"/>
     <w:uiPriority w:val="99"/>
     <w:pPr>
       <w:pBdr/>
@@ -29630,9 +33223,9 @@
       </w:tcPr>
     </w:tblStylePr>
   </w:style>
-  <w:style w:type="table" w:styleId="866">
+  <w:style w:type="table" w:styleId="106">
     <w:name w:val="List Table 6 Colorful - Accent 4"/>
-    <w:basedOn w:val="947"/>
+    <w:basedOn w:val="737"/>
     <w:uiPriority w:val="99"/>
     <w:pPr>
       <w:pBdr/>
@@ -29853,9 +33446,9 @@
       </w:tcPr>
     </w:tblStylePr>
   </w:style>
-  <w:style w:type="table" w:styleId="867">
+  <w:style w:type="table" w:styleId="107">
     <w:name w:val="List Table 6 Colorful - Accent 5"/>
-    <w:basedOn w:val="947"/>
+    <w:basedOn w:val="737"/>
     <w:uiPriority w:val="99"/>
     <w:pPr>
       <w:pBdr/>
@@ -30076,9 +33669,9 @@
       </w:tcPr>
     </w:tblStylePr>
   </w:style>
-  <w:style w:type="table" w:styleId="868">
+  <w:style w:type="table" w:styleId="108">
     <w:name w:val="List Table 6 Colorful - Accent 6"/>
-    <w:basedOn w:val="947"/>
+    <w:basedOn w:val="737"/>
     <w:uiPriority w:val="99"/>
     <w:pPr>
       <w:pBdr/>
@@ -30299,9 +33892,9 @@
       </w:tcPr>
     </w:tblStylePr>
   </w:style>
-  <w:style w:type="table" w:styleId="869">
+  <w:style w:type="table" w:styleId="109">
     <w:name w:val="List Table 7 Colorful"/>
-    <w:basedOn w:val="947"/>
+    <w:basedOn w:val="737"/>
     <w:uiPriority w:val="99"/>
     <w:pPr>
       <w:pBdr/>
@@ -30400,11 +33993,11 @@
         <w:tblBorders/>
       </w:tblPr>
       <w:tcPr>
-        <w:shd w:val="clear" w:color="ffffff"/>
+        <w:shd w:color="ffffff"/>
         <w:tcBorders>
-          <w:top w:val="none" w:color="000000" w:sz="4" w:space="0"/>
-          <w:left w:val="none" w:color="000000" w:sz="4" w:space="0"/>
-          <w:bottom w:val="none" w:color="000000" w:sz="4" w:space="0"/>
+          <w:top w:val="none"/>
+          <w:left w:val="none"/>
+          <w:bottom w:val="none"/>
           <w:right w:val="single" w:color="000000" w:themeColor="text1" w:themeTint="80" w:sz="4" w:space="0"/>
         </w:tcBorders>
       </w:tcPr>
@@ -30427,10 +34020,10 @@
       <w:tcPr>
         <w:shd w:val="clear" w:color="ffffff" w:themeColor="light1" w:fill="ffffff" w:themeFill="light1"/>
         <w:tcBorders>
-          <w:top w:val="none" w:color="000000" w:sz="4" w:space="0"/>
-          <w:left w:val="none" w:color="000000" w:sz="4" w:space="0"/>
+          <w:top w:val="none"/>
+          <w:left w:val="none"/>
           <w:bottom w:val="single" w:color="000000" w:themeColor="text1" w:themeTint="80" w:sz="4" w:space="0"/>
-          <w:right w:val="none" w:color="000000" w:sz="4" w:space="0"/>
+          <w:right w:val="none"/>
         </w:tcBorders>
       </w:tcPr>
     </w:tblStylePr>
@@ -30450,12 +34043,12 @@
         <w:tblBorders/>
       </w:tblPr>
       <w:tcPr>
-        <w:shd w:val="clear" w:color="ffffff"/>
+        <w:shd w:color="ffffff"/>
         <w:tcBorders>
-          <w:top w:val="none" w:color="000000" w:sz="4" w:space="0"/>
+          <w:top w:val="none"/>
           <w:left w:val="single" w:color="000000" w:themeColor="text1" w:themeTint="80" w:sz="4" w:space="0"/>
-          <w:bottom w:val="none" w:color="000000" w:sz="4" w:space="0"/>
-          <w:right w:val="none" w:color="000000" w:sz="4" w:space="0"/>
+          <w:bottom w:val="none"/>
+          <w:right w:val="none"/>
         </w:tcBorders>
       </w:tcPr>
     </w:tblStylePr>
@@ -30478,9 +34071,9 @@
         <w:shd w:val="clear" w:color="ffffff" w:themeColor="light1" w:fill="ffffff" w:themeFill="light1"/>
         <w:tcBorders>
           <w:top w:val="single" w:color="000000" w:themeColor="text1" w:themeTint="80" w:sz="4" w:space="0"/>
-          <w:left w:val="none" w:color="000000" w:sz="4" w:space="0"/>
-          <w:bottom w:val="none" w:color="000000" w:sz="4" w:space="0"/>
-          <w:right w:val="none" w:color="000000" w:sz="4" w:space="0"/>
+          <w:left w:val="none"/>
+          <w:bottom w:val="none"/>
+          <w:right w:val="none"/>
         </w:tcBorders>
       </w:tcPr>
     </w:tblStylePr>
@@ -30555,9 +34148,9 @@
       </w:tcPr>
     </w:tblStylePr>
   </w:style>
-  <w:style w:type="table" w:styleId="870">
+  <w:style w:type="table" w:styleId="110">
     <w:name w:val="List Table 7 Colorful - Accent 1"/>
-    <w:basedOn w:val="947"/>
+    <w:basedOn w:val="737"/>
     <w:uiPriority w:val="99"/>
     <w:pPr>
       <w:pBdr/>
@@ -30656,11 +34249,11 @@
         <w:tblBorders/>
       </w:tblPr>
       <w:tcPr>
-        <w:shd w:val="clear" w:color="ffffff"/>
+        <w:shd w:color="ffffff"/>
         <w:tcBorders>
-          <w:top w:val="none" w:color="000000" w:sz="4" w:space="0"/>
-          <w:left w:val="none" w:color="000000" w:sz="4" w:space="0"/>
-          <w:bottom w:val="none" w:color="000000" w:sz="4" w:space="0"/>
+          <w:top w:val="none"/>
+          <w:left w:val="none"/>
+          <w:bottom w:val="none"/>
           <w:right w:val="single" w:color="000000" w:themeColor="accent1" w:sz="4" w:space="0"/>
         </w:tcBorders>
       </w:tcPr>
@@ -30683,10 +34276,10 @@
       <w:tcPr>
         <w:shd w:val="clear" w:color="ffffff" w:themeColor="light1" w:fill="ffffff" w:themeFill="light1"/>
         <w:tcBorders>
-          <w:top w:val="none" w:color="000000" w:sz="4" w:space="0"/>
-          <w:left w:val="none" w:color="000000" w:sz="4" w:space="0"/>
+          <w:top w:val="none"/>
+          <w:left w:val="none"/>
           <w:bottom w:val="single" w:color="000000" w:themeColor="accent1" w:sz="4" w:space="0"/>
-          <w:right w:val="none" w:color="000000" w:sz="4" w:space="0"/>
+          <w:right w:val="none"/>
         </w:tcBorders>
       </w:tcPr>
     </w:tblStylePr>
@@ -30706,12 +34299,12 @@
         <w:tblBorders/>
       </w:tblPr>
       <w:tcPr>
-        <w:shd w:val="clear" w:color="ffffff"/>
+        <w:shd w:color="ffffff"/>
         <w:tcBorders>
-          <w:top w:val="none" w:color="000000" w:sz="4" w:space="0"/>
+          <w:top w:val="none"/>
           <w:left w:val="single" w:color="000000" w:themeColor="accent1" w:sz="4" w:space="0"/>
-          <w:bottom w:val="none" w:color="000000" w:sz="4" w:space="0"/>
-          <w:right w:val="none" w:color="000000" w:sz="4" w:space="0"/>
+          <w:bottom w:val="none"/>
+          <w:right w:val="none"/>
         </w:tcBorders>
       </w:tcPr>
     </w:tblStylePr>
@@ -30734,9 +34327,9 @@
         <w:shd w:val="clear" w:color="ffffff" w:themeColor="light1" w:fill="ffffff" w:themeFill="light1"/>
         <w:tcBorders>
           <w:top w:val="single" w:color="000000" w:themeColor="accent1" w:sz="4" w:space="0"/>
-          <w:left w:val="none" w:color="000000" w:sz="4" w:space="0"/>
-          <w:bottom w:val="none" w:color="000000" w:sz="4" w:space="0"/>
-          <w:right w:val="none" w:color="000000" w:sz="4" w:space="0"/>
+          <w:left w:val="none"/>
+          <w:bottom w:val="none"/>
+          <w:right w:val="none"/>
         </w:tcBorders>
       </w:tcPr>
     </w:tblStylePr>
@@ -30811,9 +34404,9 @@
       </w:tcPr>
     </w:tblStylePr>
   </w:style>
-  <w:style w:type="table" w:styleId="871">
+  <w:style w:type="table" w:styleId="111">
     <w:name w:val="List Table 7 Colorful - Accent 2"/>
-    <w:basedOn w:val="947"/>
+    <w:basedOn w:val="737"/>
     <w:uiPriority w:val="99"/>
     <w:pPr>
       <w:pBdr/>
@@ -30912,11 +34505,11 @@
         <w:tblBorders/>
       </w:tblPr>
       <w:tcPr>
-        <w:shd w:val="clear" w:color="ffffff"/>
+        <w:shd w:color="ffffff"/>
         <w:tcBorders>
-          <w:top w:val="none" w:color="000000" w:sz="4" w:space="0"/>
-          <w:left w:val="none" w:color="000000" w:sz="4" w:space="0"/>
-          <w:bottom w:val="none" w:color="000000" w:sz="4" w:space="0"/>
+          <w:top w:val="none"/>
+          <w:left w:val="none"/>
+          <w:bottom w:val="none"/>
           <w:right w:val="single" w:color="000000" w:themeColor="accent2" w:themeTint="97" w:sz="4" w:space="0"/>
         </w:tcBorders>
       </w:tcPr>
@@ -30939,10 +34532,10 @@
       <w:tcPr>
         <w:shd w:val="clear" w:color="ffffff" w:themeColor="light1" w:fill="ffffff" w:themeFill="light1"/>
         <w:tcBorders>
-          <w:top w:val="none" w:color="000000" w:sz="4" w:space="0"/>
-          <w:left w:val="none" w:color="000000" w:sz="4" w:space="0"/>
+          <w:top w:val="none"/>
+          <w:left w:val="none"/>
           <w:bottom w:val="single" w:color="000000" w:themeColor="accent2" w:themeTint="97" w:sz="4" w:space="0"/>
-          <w:right w:val="none" w:color="000000" w:sz="4" w:space="0"/>
+          <w:right w:val="none"/>
         </w:tcBorders>
       </w:tcPr>
     </w:tblStylePr>
@@ -30962,12 +34555,12 @@
         <w:tblBorders/>
       </w:tblPr>
       <w:tcPr>
-        <w:shd w:val="clear" w:color="ffffff"/>
+        <w:shd w:color="ffffff"/>
         <w:tcBorders>
-          <w:top w:val="none" w:color="000000" w:sz="4" w:space="0"/>
+          <w:top w:val="none"/>
           <w:left w:val="single" w:color="000000" w:themeColor="accent2" w:themeTint="97" w:sz="4" w:space="0"/>
-          <w:bottom w:val="none" w:color="000000" w:sz="4" w:space="0"/>
-          <w:right w:val="none" w:color="000000" w:sz="4" w:space="0"/>
+          <w:bottom w:val="none"/>
+          <w:right w:val="none"/>
         </w:tcBorders>
       </w:tcPr>
     </w:tblStylePr>
@@ -30990,9 +34583,9 @@
         <w:shd w:val="clear" w:color="ffffff" w:themeColor="light1" w:fill="ffffff" w:themeFill="light1"/>
         <w:tcBorders>
           <w:top w:val="single" w:color="000000" w:themeColor="accent2" w:themeTint="97" w:sz="4" w:space="0"/>
-          <w:left w:val="none" w:color="000000" w:sz="4" w:space="0"/>
-          <w:bottom w:val="none" w:color="000000" w:sz="4" w:space="0"/>
-          <w:right w:val="none" w:color="000000" w:sz="4" w:space="0"/>
+          <w:left w:val="none"/>
+          <w:bottom w:val="none"/>
+          <w:right w:val="none"/>
         </w:tcBorders>
       </w:tcPr>
     </w:tblStylePr>
@@ -31067,9 +34660,9 @@
       </w:tcPr>
     </w:tblStylePr>
   </w:style>
-  <w:style w:type="table" w:styleId="872">
+  <w:style w:type="table" w:styleId="112">
     <w:name w:val="List Table 7 Colorful - Accent 3"/>
-    <w:basedOn w:val="947"/>
+    <w:basedOn w:val="737"/>
     <w:uiPriority w:val="99"/>
     <w:pPr>
       <w:pBdr/>
@@ -31168,11 +34761,11 @@
         <w:tblBorders/>
       </w:tblPr>
       <w:tcPr>
-        <w:shd w:val="clear" w:color="ffffff"/>
+        <w:shd w:color="ffffff"/>
         <w:tcBorders>
-          <w:top w:val="none" w:color="000000" w:sz="4" w:space="0"/>
-          <w:left w:val="none" w:color="000000" w:sz="4" w:space="0"/>
-          <w:bottom w:val="none" w:color="000000" w:sz="4" w:space="0"/>
+          <w:top w:val="none"/>
+          <w:left w:val="none"/>
+          <w:bottom w:val="none"/>
           <w:right w:val="single" w:color="000000" w:themeColor="accent3" w:themeTint="98" w:sz="4" w:space="0"/>
         </w:tcBorders>
       </w:tcPr>
@@ -31195,10 +34788,10 @@
       <w:tcPr>
         <w:shd w:val="clear" w:color="ffffff" w:themeColor="light1" w:fill="ffffff" w:themeFill="light1"/>
         <w:tcBorders>
-          <w:top w:val="none" w:color="000000" w:sz="4" w:space="0"/>
-          <w:left w:val="none" w:color="000000" w:sz="4" w:space="0"/>
+          <w:top w:val="none"/>
+          <w:left w:val="none"/>
           <w:bottom w:val="single" w:color="000000" w:themeColor="accent3" w:themeTint="98" w:sz="4" w:space="0"/>
-          <w:right w:val="none" w:color="000000" w:sz="4" w:space="0"/>
+          <w:right w:val="none"/>
         </w:tcBorders>
       </w:tcPr>
     </w:tblStylePr>
@@ -31218,12 +34811,12 @@
         <w:tblBorders/>
       </w:tblPr>
       <w:tcPr>
-        <w:shd w:val="clear" w:color="ffffff"/>
+        <w:shd w:color="ffffff"/>
         <w:tcBorders>
-          <w:top w:val="none" w:color="000000" w:sz="4" w:space="0"/>
+          <w:top w:val="none"/>
           <w:left w:val="single" w:color="000000" w:themeColor="accent3" w:themeTint="98" w:sz="4" w:space="0"/>
-          <w:bottom w:val="none" w:color="000000" w:sz="4" w:space="0"/>
-          <w:right w:val="none" w:color="000000" w:sz="4" w:space="0"/>
+          <w:bottom w:val="none"/>
+          <w:right w:val="none"/>
         </w:tcBorders>
       </w:tcPr>
     </w:tblStylePr>
@@ -31246,9 +34839,9 @@
         <w:shd w:val="clear" w:color="ffffff" w:themeColor="light1" w:fill="ffffff" w:themeFill="light1"/>
         <w:tcBorders>
           <w:top w:val="single" w:color="000000" w:themeColor="accent3" w:themeTint="98" w:sz="4" w:space="0"/>
-          <w:left w:val="none" w:color="000000" w:sz="4" w:space="0"/>
-          <w:bottom w:val="none" w:color="000000" w:sz="4" w:space="0"/>
-          <w:right w:val="none" w:color="000000" w:sz="4" w:space="0"/>
+          <w:left w:val="none"/>
+          <w:bottom w:val="none"/>
+          <w:right w:val="none"/>
         </w:tcBorders>
       </w:tcPr>
     </w:tblStylePr>
@@ -31323,9 +34916,9 @@
       </w:tcPr>
     </w:tblStylePr>
   </w:style>
-  <w:style w:type="table" w:styleId="873">
+  <w:style w:type="table" w:styleId="113">
     <w:name w:val="List Table 7 Colorful - Accent 4"/>
-    <w:basedOn w:val="947"/>
+    <w:basedOn w:val="737"/>
     <w:uiPriority w:val="99"/>
     <w:pPr>
       <w:pBdr/>
@@ -31424,11 +35017,11 @@
         <w:tblBorders/>
       </w:tblPr>
       <w:tcPr>
-        <w:shd w:val="clear" w:color="ffffff"/>
+        <w:shd w:color="ffffff"/>
         <w:tcBorders>
-          <w:top w:val="none" w:color="000000" w:sz="4" w:space="0"/>
-          <w:left w:val="none" w:color="000000" w:sz="4" w:space="0"/>
-          <w:bottom w:val="none" w:color="000000" w:sz="4" w:space="0"/>
+          <w:top w:val="none"/>
+          <w:left w:val="none"/>
+          <w:bottom w:val="none"/>
           <w:right w:val="single" w:color="000000" w:themeColor="accent4" w:themeTint="9A" w:sz="4" w:space="0"/>
         </w:tcBorders>
       </w:tcPr>
@@ -31451,10 +35044,10 @@
       <w:tcPr>
         <w:shd w:val="clear" w:color="ffffff" w:themeColor="light1" w:fill="ffffff" w:themeFill="light1"/>
         <w:tcBorders>
-          <w:top w:val="none" w:color="000000" w:sz="4" w:space="0"/>
-          <w:left w:val="none" w:color="000000" w:sz="4" w:space="0"/>
+          <w:top w:val="none"/>
+          <w:left w:val="none"/>
           <w:bottom w:val="single" w:color="000000" w:themeColor="accent4" w:themeTint="9A" w:sz="4" w:space="0"/>
-          <w:right w:val="none" w:color="000000" w:sz="4" w:space="0"/>
+          <w:right w:val="none"/>
         </w:tcBorders>
       </w:tcPr>
     </w:tblStylePr>
@@ -31474,12 +35067,12 @@
         <w:tblBorders/>
       </w:tblPr>
       <w:tcPr>
-        <w:shd w:val="clear" w:color="ffffff"/>
+        <w:shd w:color="ffffff"/>
         <w:tcBorders>
-          <w:top w:val="none" w:color="000000" w:sz="4" w:space="0"/>
+          <w:top w:val="none"/>
           <w:left w:val="single" w:color="000000" w:themeColor="accent4" w:themeTint="9A" w:sz="4" w:space="0"/>
-          <w:bottom w:val="none" w:color="000000" w:sz="4" w:space="0"/>
-          <w:right w:val="none" w:color="000000" w:sz="4" w:space="0"/>
+          <w:bottom w:val="none"/>
+          <w:right w:val="none"/>
         </w:tcBorders>
       </w:tcPr>
     </w:tblStylePr>
@@ -31502,9 +35095,9 @@
         <w:shd w:val="clear" w:color="ffffff" w:themeColor="light1" w:fill="ffffff" w:themeFill="light1"/>
         <w:tcBorders>
           <w:top w:val="single" w:color="000000" w:themeColor="accent4" w:themeTint="9A" w:sz="4" w:space="0"/>
-          <w:left w:val="none" w:color="000000" w:sz="4" w:space="0"/>
-          <w:bottom w:val="none" w:color="000000" w:sz="4" w:space="0"/>
-          <w:right w:val="none" w:color="000000" w:sz="4" w:space="0"/>
+          <w:left w:val="none"/>
+          <w:bottom w:val="none"/>
+          <w:right w:val="none"/>
         </w:tcBorders>
       </w:tcPr>
     </w:tblStylePr>
@@ -31579,9 +35172,9 @@
       </w:tcPr>
     </w:tblStylePr>
   </w:style>
-  <w:style w:type="table" w:styleId="874">
+  <w:style w:type="table" w:styleId="114">
     <w:name w:val="List Table 7 Colorful - Accent 5"/>
-    <w:basedOn w:val="947"/>
+    <w:basedOn w:val="737"/>
     <w:uiPriority w:val="99"/>
     <w:pPr>
       <w:pBdr/>
@@ -31680,11 +35273,11 @@
         <w:tblBorders/>
       </w:tblPr>
       <w:tcPr>
-        <w:shd w:val="clear" w:color="ffffff"/>
+        <w:shd w:color="ffffff"/>
         <w:tcBorders>
-          <w:top w:val="none" w:color="000000" w:sz="4" w:space="0"/>
-          <w:left w:val="none" w:color="000000" w:sz="4" w:space="0"/>
-          <w:bottom w:val="none" w:color="000000" w:sz="4" w:space="0"/>
+          <w:top w:val="none"/>
+          <w:left w:val="none"/>
+          <w:bottom w:val="none"/>
           <w:right w:val="single" w:color="000000" w:themeColor="accent5" w:themeTint="9A" w:sz="4" w:space="0"/>
         </w:tcBorders>
       </w:tcPr>
@@ -31707,10 +35300,10 @@
       <w:tcPr>
         <w:shd w:val="clear" w:color="ffffff" w:themeColor="light1" w:fill="ffffff" w:themeFill="light1"/>
         <w:tcBorders>
-          <w:top w:val="none" w:color="000000" w:sz="4" w:space="0"/>
-          <w:left w:val="none" w:color="000000" w:sz="4" w:space="0"/>
+          <w:top w:val="none"/>
+          <w:left w:val="none"/>
           <w:bottom w:val="single" w:color="000000" w:themeColor="accent5" w:themeTint="9A" w:sz="4" w:space="0"/>
-          <w:right w:val="none" w:color="000000" w:sz="4" w:space="0"/>
+          <w:right w:val="none"/>
         </w:tcBorders>
       </w:tcPr>
     </w:tblStylePr>
@@ -31730,12 +35323,12 @@
         <w:tblBorders/>
       </w:tblPr>
       <w:tcPr>
-        <w:shd w:val="clear" w:color="ffffff"/>
+        <w:shd w:color="ffffff"/>
         <w:tcBorders>
-          <w:top w:val="none" w:color="000000" w:sz="4" w:space="0"/>
+          <w:top w:val="none"/>
           <w:left w:val="single" w:color="000000" w:themeColor="accent5" w:themeTint="9A" w:sz="4" w:space="0"/>
-          <w:bottom w:val="none" w:color="000000" w:sz="4" w:space="0"/>
-          <w:right w:val="none" w:color="000000" w:sz="4" w:space="0"/>
+          <w:bottom w:val="none"/>
+          <w:right w:val="none"/>
         </w:tcBorders>
       </w:tcPr>
     </w:tblStylePr>
@@ -31758,9 +35351,9 @@
         <w:shd w:val="clear" w:color="ffffff" w:themeColor="light1" w:fill="ffffff" w:themeFill="light1"/>
         <w:tcBorders>
           <w:top w:val="single" w:color="000000" w:themeColor="accent5" w:themeTint="9A" w:sz="4" w:space="0"/>
-          <w:left w:val="none" w:color="000000" w:sz="4" w:space="0"/>
-          <w:bottom w:val="none" w:color="000000" w:sz="4" w:space="0"/>
-          <w:right w:val="none" w:color="000000" w:sz="4" w:space="0"/>
+          <w:left w:val="none"/>
+          <w:bottom w:val="none"/>
+          <w:right w:val="none"/>
         </w:tcBorders>
       </w:tcPr>
     </w:tblStylePr>
@@ -31835,9 +35428,9 @@
       </w:tcPr>
     </w:tblStylePr>
   </w:style>
-  <w:style w:type="table" w:styleId="875">
+  <w:style w:type="table" w:styleId="115">
     <w:name w:val="List Table 7 Colorful - Accent 6"/>
-    <w:basedOn w:val="947"/>
+    <w:basedOn w:val="737"/>
     <w:uiPriority w:val="99"/>
     <w:pPr>
       <w:pBdr/>
@@ -31936,11 +35529,11 @@
         <w:tblBorders/>
       </w:tblPr>
       <w:tcPr>
-        <w:shd w:val="clear" w:color="ffffff"/>
+        <w:shd w:color="ffffff"/>
         <w:tcBorders>
-          <w:top w:val="none" w:color="000000" w:sz="4" w:space="0"/>
-          <w:left w:val="none" w:color="000000" w:sz="4" w:space="0"/>
-          <w:bottom w:val="none" w:color="000000" w:sz="4" w:space="0"/>
+          <w:top w:val="none"/>
+          <w:left w:val="none"/>
+          <w:bottom w:val="none"/>
           <w:right w:val="single" w:color="000000" w:themeColor="accent6" w:themeTint="98" w:sz="4" w:space="0"/>
         </w:tcBorders>
       </w:tcPr>
@@ -31963,10 +35556,10 @@
       <w:tcPr>
         <w:shd w:val="clear" w:color="ffffff" w:themeColor="light1" w:fill="ffffff" w:themeFill="light1"/>
         <w:tcBorders>
-          <w:top w:val="none" w:color="000000" w:sz="4" w:space="0"/>
-          <w:left w:val="none" w:color="000000" w:sz="4" w:space="0"/>
+          <w:top w:val="none"/>
+          <w:left w:val="none"/>
           <w:bottom w:val="single" w:color="000000" w:themeColor="accent6" w:themeTint="98" w:sz="4" w:space="0"/>
-          <w:right w:val="none" w:color="000000" w:sz="4" w:space="0"/>
+          <w:right w:val="none"/>
         </w:tcBorders>
       </w:tcPr>
     </w:tblStylePr>
@@ -31986,12 +35579,12 @@
         <w:tblBorders/>
       </w:tblPr>
       <w:tcPr>
-        <w:shd w:val="clear" w:color="ffffff"/>
+        <w:shd w:color="ffffff"/>
         <w:tcBorders>
-          <w:top w:val="none" w:color="000000" w:sz="4" w:space="0"/>
+          <w:top w:val="none"/>
           <w:left w:val="single" w:color="000000" w:themeColor="accent6" w:themeTint="98" w:sz="4" w:space="0"/>
-          <w:bottom w:val="none" w:color="000000" w:sz="4" w:space="0"/>
-          <w:right w:val="none" w:color="000000" w:sz="4" w:space="0"/>
+          <w:bottom w:val="none"/>
+          <w:right w:val="none"/>
         </w:tcBorders>
       </w:tcPr>
     </w:tblStylePr>
@@ -32014,9 +35607,9 @@
         <w:shd w:val="clear" w:color="ffffff" w:themeColor="light1" w:fill="ffffff" w:themeFill="light1"/>
         <w:tcBorders>
           <w:top w:val="single" w:color="000000" w:themeColor="accent6" w:themeTint="98" w:sz="4" w:space="0"/>
-          <w:left w:val="none" w:color="000000" w:sz="4" w:space="0"/>
-          <w:bottom w:val="none" w:color="000000" w:sz="4" w:space="0"/>
-          <w:right w:val="none" w:color="000000" w:sz="4" w:space="0"/>
+          <w:left w:val="none"/>
+          <w:bottom w:val="none"/>
+          <w:right w:val="none"/>
         </w:tcBorders>
       </w:tcPr>
     </w:tblStylePr>
@@ -32091,9 +35684,9 @@
       </w:tcPr>
     </w:tblStylePr>
   </w:style>
-  <w:style w:type="table" w:styleId="876">
+  <w:style w:type="table" w:styleId="116">
     <w:name w:val="Lined - Accent"/>
-    <w:basedOn w:val="947"/>
+    <w:basedOn w:val="737"/>
     <w:uiPriority w:val="99"/>
     <w:pPr>
       <w:pBdr/>
@@ -32328,9 +35921,9 @@
       </w:tcPr>
     </w:tblStylePr>
   </w:style>
-  <w:style w:type="table" w:styleId="877">
+  <w:style w:type="table" w:styleId="117">
     <w:name w:val="Lined - Accent 1"/>
-    <w:basedOn w:val="947"/>
+    <w:basedOn w:val="737"/>
     <w:uiPriority w:val="99"/>
     <w:pPr>
       <w:pBdr/>
@@ -32565,9 +36158,9 @@
       </w:tcPr>
     </w:tblStylePr>
   </w:style>
-  <w:style w:type="table" w:styleId="878">
+  <w:style w:type="table" w:styleId="118">
     <w:name w:val="Lined - Accent 2"/>
-    <w:basedOn w:val="947"/>
+    <w:basedOn w:val="737"/>
     <w:uiPriority w:val="99"/>
     <w:pPr>
       <w:pBdr/>
@@ -32802,9 +36395,9 @@
       </w:tcPr>
     </w:tblStylePr>
   </w:style>
-  <w:style w:type="table" w:styleId="879">
+  <w:style w:type="table" w:styleId="119">
     <w:name w:val="Lined - Accent 3"/>
-    <w:basedOn w:val="947"/>
+    <w:basedOn w:val="737"/>
     <w:uiPriority w:val="99"/>
     <w:pPr>
       <w:pBdr/>
@@ -33039,9 +36632,9 @@
       </w:tcPr>
     </w:tblStylePr>
   </w:style>
-  <w:style w:type="table" w:styleId="880">
+  <w:style w:type="table" w:styleId="120">
     <w:name w:val="Lined - Accent 4"/>
-    <w:basedOn w:val="947"/>
+    <w:basedOn w:val="737"/>
     <w:uiPriority w:val="99"/>
     <w:pPr>
       <w:pBdr/>
@@ -33276,9 +36869,9 @@
       </w:tcPr>
     </w:tblStylePr>
   </w:style>
-  <w:style w:type="table" w:styleId="881">
+  <w:style w:type="table" w:styleId="121">
     <w:name w:val="Lined - Accent 5"/>
-    <w:basedOn w:val="947"/>
+    <w:basedOn w:val="737"/>
     <w:uiPriority w:val="99"/>
     <w:pPr>
       <w:pBdr/>
@@ -33513,9 +37106,9 @@
       </w:tcPr>
     </w:tblStylePr>
   </w:style>
-  <w:style w:type="table" w:styleId="882">
+  <w:style w:type="table" w:styleId="122">
     <w:name w:val="Lined - Accent 6"/>
-    <w:basedOn w:val="947"/>
+    <w:basedOn w:val="737"/>
     <w:uiPriority w:val="99"/>
     <w:pPr>
       <w:pBdr/>
@@ -33750,9 +37343,9 @@
       </w:tcPr>
     </w:tblStylePr>
   </w:style>
-  <w:style w:type="table" w:styleId="883">
+  <w:style w:type="table" w:styleId="123">
     <w:name w:val="Bordered &amp; Lined - Accent"/>
-    <w:basedOn w:val="947"/>
+    <w:basedOn w:val="737"/>
     <w:uiPriority w:val="99"/>
     <w:pPr>
       <w:pBdr/>
@@ -33994,9 +37587,9 @@
       </w:tcPr>
     </w:tblStylePr>
   </w:style>
-  <w:style w:type="table" w:styleId="884">
+  <w:style w:type="table" w:styleId="124">
     <w:name w:val="Bordered &amp; Lined - Accent 1"/>
-    <w:basedOn w:val="947"/>
+    <w:basedOn w:val="737"/>
     <w:uiPriority w:val="99"/>
     <w:pPr>
       <w:pBdr/>
@@ -34238,9 +37831,9 @@
       </w:tcPr>
     </w:tblStylePr>
   </w:style>
-  <w:style w:type="table" w:styleId="885">
+  <w:style w:type="table" w:styleId="125">
     <w:name w:val="Bordered &amp; Lined - Accent 2"/>
-    <w:basedOn w:val="947"/>
+    <w:basedOn w:val="737"/>
     <w:uiPriority w:val="99"/>
     <w:pPr>
       <w:pBdr/>
@@ -34482,9 +38075,9 @@
       </w:tcPr>
     </w:tblStylePr>
   </w:style>
-  <w:style w:type="table" w:styleId="886">
+  <w:style w:type="table" w:styleId="126">
     <w:name w:val="Bordered &amp; Lined - Accent 3"/>
-    <w:basedOn w:val="947"/>
+    <w:basedOn w:val="737"/>
     <w:uiPriority w:val="99"/>
     <w:pPr>
       <w:pBdr/>
@@ -34726,9 +38319,9 @@
       </w:tcPr>
     </w:tblStylePr>
   </w:style>
-  <w:style w:type="table" w:styleId="887">
+  <w:style w:type="table" w:styleId="127">
     <w:name w:val="Bordered &amp; Lined - Accent 4"/>
-    <w:basedOn w:val="947"/>
+    <w:basedOn w:val="737"/>
     <w:uiPriority w:val="99"/>
     <w:pPr>
       <w:pBdr/>
@@ -34970,9 +38563,9 @@
       </w:tcPr>
     </w:tblStylePr>
   </w:style>
-  <w:style w:type="table" w:styleId="888">
+  <w:style w:type="table" w:styleId="128">
     <w:name w:val="Bordered &amp; Lined - Accent 5"/>
-    <w:basedOn w:val="947"/>
+    <w:basedOn w:val="737"/>
     <w:uiPriority w:val="99"/>
     <w:pPr>
       <w:pBdr/>
@@ -35214,9 +38807,9 @@
       </w:tcPr>
     </w:tblStylePr>
   </w:style>
-  <w:style w:type="table" w:styleId="889">
+  <w:style w:type="table" w:styleId="129">
     <w:name w:val="Bordered &amp; Lined - Accent 6"/>
-    <w:basedOn w:val="947"/>
+    <w:basedOn w:val="737"/>
     <w:uiPriority w:val="99"/>
     <w:pPr>
       <w:pBdr/>
@@ -35458,9 +39051,9 @@
       </w:tcPr>
     </w:tblStylePr>
   </w:style>
-  <w:style w:type="table" w:styleId="890">
+  <w:style w:type="table" w:styleId="130">
     <w:name w:val="Bordered"/>
-    <w:basedOn w:val="947"/>
+    <w:basedOn w:val="737"/>
     <w:uiPriority w:val="99"/>
     <w:pPr>
       <w:pBdr/>
@@ -35689,9 +39282,9 @@
       </w:tcPr>
     </w:tblStylePr>
   </w:style>
-  <w:style w:type="table" w:styleId="891">
+  <w:style w:type="table" w:styleId="131">
     <w:name w:val="Bordered - Accent 1"/>
-    <w:basedOn w:val="947"/>
+    <w:basedOn w:val="737"/>
     <w:uiPriority w:val="99"/>
     <w:pPr>
       <w:pBdr/>
@@ -35920,9 +39513,9 @@
       </w:tcPr>
     </w:tblStylePr>
   </w:style>
-  <w:style w:type="table" w:styleId="892">
+  <w:style w:type="table" w:styleId="132">
     <w:name w:val="Bordered - Accent 2"/>
-    <w:basedOn w:val="947"/>
+    <w:basedOn w:val="737"/>
     <w:uiPriority w:val="99"/>
     <w:pPr>
       <w:pBdr/>
@@ -36151,9 +39744,9 @@
       </w:tcPr>
     </w:tblStylePr>
   </w:style>
-  <w:style w:type="table" w:styleId="893">
+  <w:style w:type="table" w:styleId="133">
     <w:name w:val="Bordered - Accent 3"/>
-    <w:basedOn w:val="947"/>
+    <w:basedOn w:val="737"/>
     <w:uiPriority w:val="99"/>
     <w:pPr>
       <w:pBdr/>
@@ -36382,9 +39975,9 @@
       </w:tcPr>
     </w:tblStylePr>
   </w:style>
-  <w:style w:type="table" w:styleId="894">
+  <w:style w:type="table" w:styleId="134">
     <w:name w:val="Bordered - Accent 4"/>
-    <w:basedOn w:val="947"/>
+    <w:basedOn w:val="737"/>
     <w:uiPriority w:val="99"/>
     <w:pPr>
       <w:pBdr/>
@@ -36613,9 +40206,9 @@
       </w:tcPr>
     </w:tblStylePr>
   </w:style>
-  <w:style w:type="table" w:styleId="895">
+  <w:style w:type="table" w:styleId="135">
     <w:name w:val="Bordered - Accent 5"/>
-    <w:basedOn w:val="947"/>
+    <w:basedOn w:val="737"/>
     <w:uiPriority w:val="99"/>
     <w:pPr>
       <w:pBdr/>
@@ -36844,9 +40437,9 @@
       </w:tcPr>
     </w:tblStylePr>
   </w:style>
-  <w:style w:type="table" w:styleId="896">
+  <w:style w:type="table" w:styleId="136">
     <w:name w:val="Bordered - Accent 6"/>
-    <w:basedOn w:val="947"/>
+    <w:basedOn w:val="737"/>
     <w:uiPriority w:val="99"/>
     <w:pPr>
       <w:pBdr/>
@@ -37075,11 +40668,11 @@
       </w:tcPr>
     </w:tblStylePr>
   </w:style>
-  <w:style w:type="paragraph" w:styleId="897">
+  <w:style w:type="paragraph" w:styleId="141">
     <w:name w:val="Heading 4"/>
-    <w:basedOn w:val="942"/>
-    <w:next w:val="942"/>
-    <w:link w:val="903"/>
+    <w:basedOn w:val="732"/>
+    <w:next w:val="732"/>
+    <w:link w:val="152"/>
     <w:uiPriority w:val="9"/>
     <w:unhideWhenUsed/>
     <w:qFormat/>
@@ -37098,11 +40691,11 @@
       <w:color w:val="0f4761" w:themeColor="accent1" w:themeShade="BF"/>
     </w:rPr>
   </w:style>
-  <w:style w:type="paragraph" w:styleId="898">
+  <w:style w:type="paragraph" w:styleId="142">
     <w:name w:val="Heading 5"/>
-    <w:basedOn w:val="942"/>
-    <w:next w:val="942"/>
-    <w:link w:val="904"/>
+    <w:basedOn w:val="732"/>
+    <w:next w:val="732"/>
+    <w:link w:val="153"/>
     <w:uiPriority w:val="9"/>
     <w:unhideWhenUsed/>
     <w:qFormat/>
@@ -37119,11 +40712,11 @@
       <w:color w:val="0f4761" w:themeColor="accent1" w:themeShade="BF"/>
     </w:rPr>
   </w:style>
-  <w:style w:type="paragraph" w:styleId="899">
+  <w:style w:type="paragraph" w:styleId="143">
     <w:name w:val="Heading 6"/>
-    <w:basedOn w:val="942"/>
-    <w:next w:val="942"/>
-    <w:link w:val="905"/>
+    <w:basedOn w:val="732"/>
+    <w:next w:val="732"/>
+    <w:link w:val="154"/>
     <w:uiPriority w:val="9"/>
     <w:unhideWhenUsed/>
     <w:qFormat/>
@@ -37142,11 +40735,11 @@
       <w:color w:val="595959" w:themeColor="text1" w:themeTint="A6"/>
     </w:rPr>
   </w:style>
-  <w:style w:type="paragraph" w:styleId="900">
+  <w:style w:type="paragraph" w:styleId="144">
     <w:name w:val="Heading 7"/>
-    <w:basedOn w:val="942"/>
-    <w:next w:val="942"/>
-    <w:link w:val="906"/>
+    <w:basedOn w:val="732"/>
+    <w:next w:val="732"/>
+    <w:link w:val="155"/>
     <w:uiPriority w:val="9"/>
     <w:unhideWhenUsed/>
     <w:qFormat/>
@@ -37163,11 +40756,11 @@
       <w:color w:val="595959" w:themeColor="text1" w:themeTint="A6"/>
     </w:rPr>
   </w:style>
-  <w:style w:type="paragraph" w:styleId="901">
+  <w:style w:type="paragraph" w:styleId="145">
     <w:name w:val="Heading 8"/>
-    <w:basedOn w:val="942"/>
-    <w:next w:val="942"/>
-    <w:link w:val="907"/>
+    <w:basedOn w:val="732"/>
+    <w:next w:val="732"/>
+    <w:link w:val="156"/>
     <w:uiPriority w:val="9"/>
     <w:unhideWhenUsed/>
     <w:qFormat/>
@@ -37186,11 +40779,11 @@
       <w:color w:val="272727" w:themeColor="text1" w:themeTint="D8"/>
     </w:rPr>
   </w:style>
-  <w:style w:type="paragraph" w:styleId="902">
+  <w:style w:type="paragraph" w:styleId="146">
     <w:name w:val="Heading 9"/>
-    <w:basedOn w:val="942"/>
-    <w:next w:val="942"/>
-    <w:link w:val="908"/>
+    <w:basedOn w:val="732"/>
+    <w:next w:val="732"/>
+    <w:link w:val="157"/>
     <w:uiPriority w:val="9"/>
     <w:unhideWhenUsed/>
     <w:qFormat/>
@@ -37209,10 +40802,10 @@
       <w:color w:val="272727" w:themeColor="text1" w:themeTint="D8"/>
     </w:rPr>
   </w:style>
-  <w:style w:type="character" w:styleId="903">
+  <w:style w:type="character" w:styleId="152">
     <w:name w:val="Heading 4 Char"/>
-    <w:basedOn w:val="946"/>
-    <w:link w:val="897"/>
+    <w:basedOn w:val="736"/>
+    <w:link w:val="141"/>
     <w:uiPriority w:val="9"/>
     <w:pPr>
       <w:pBdr/>
@@ -37226,10 +40819,10 @@
       <w:color w:val="0f4761" w:themeColor="accent1" w:themeShade="BF"/>
     </w:rPr>
   </w:style>
-  <w:style w:type="character" w:styleId="904">
+  <w:style w:type="character" w:styleId="153">
     <w:name w:val="Heading 5 Char"/>
-    <w:basedOn w:val="946"/>
-    <w:link w:val="898"/>
+    <w:basedOn w:val="736"/>
+    <w:link w:val="142"/>
     <w:uiPriority w:val="9"/>
     <w:pPr>
       <w:pBdr/>
@@ -37241,10 +40834,10 @@
       <w:color w:val="0f4761" w:themeColor="accent1" w:themeShade="BF"/>
     </w:rPr>
   </w:style>
-  <w:style w:type="character" w:styleId="905">
+  <w:style w:type="character" w:styleId="154">
     <w:name w:val="Heading 6 Char"/>
-    <w:basedOn w:val="946"/>
-    <w:link w:val="899"/>
+    <w:basedOn w:val="736"/>
+    <w:link w:val="143"/>
     <w:uiPriority w:val="9"/>
     <w:pPr>
       <w:pBdr/>
@@ -37258,10 +40851,10 @@
       <w:color w:val="595959" w:themeColor="text1" w:themeTint="A6"/>
     </w:rPr>
   </w:style>
-  <w:style w:type="character" w:styleId="906">
+  <w:style w:type="character" w:styleId="155">
     <w:name w:val="Heading 7 Char"/>
-    <w:basedOn w:val="946"/>
-    <w:link w:val="900"/>
+    <w:basedOn w:val="736"/>
+    <w:link w:val="144"/>
     <w:uiPriority w:val="9"/>
     <w:pPr>
       <w:pBdr/>
@@ -37273,10 +40866,10 @@
       <w:color w:val="595959" w:themeColor="text1" w:themeTint="A6"/>
     </w:rPr>
   </w:style>
-  <w:style w:type="character" w:styleId="907">
+  <w:style w:type="character" w:styleId="156">
     <w:name w:val="Heading 8 Char"/>
-    <w:basedOn w:val="946"/>
-    <w:link w:val="901"/>
+    <w:basedOn w:val="736"/>
+    <w:link w:val="145"/>
     <w:uiPriority w:val="9"/>
     <w:pPr>
       <w:pBdr/>
@@ -37290,10 +40883,10 @@
       <w:color w:val="272727" w:themeColor="text1" w:themeTint="D8"/>
     </w:rPr>
   </w:style>
-  <w:style w:type="character" w:styleId="908">
+  <w:style w:type="character" w:styleId="157">
     <w:name w:val="Heading 9 Char"/>
-    <w:basedOn w:val="946"/>
-    <w:link w:val="902"/>
+    <w:basedOn w:val="736"/>
+    <w:link w:val="146"/>
     <w:uiPriority w:val="9"/>
     <w:pPr>
       <w:pBdr/>
@@ -37307,11 +40900,11 @@
       <w:color w:val="272727" w:themeColor="text1" w:themeTint="D8"/>
     </w:rPr>
   </w:style>
-  <w:style w:type="paragraph" w:styleId="909">
+  <w:style w:type="paragraph" w:styleId="158">
     <w:name w:val="Title"/>
-    <w:basedOn w:val="942"/>
-    <w:next w:val="942"/>
-    <w:link w:val="910"/>
+    <w:basedOn w:val="732"/>
+    <w:next w:val="732"/>
+    <w:link w:val="159"/>
     <w:uiPriority w:val="10"/>
     <w:qFormat/>
     <w:pPr>
@@ -37327,10 +40920,10 @@
       <w:szCs w:val="56"/>
     </w:rPr>
   </w:style>
-  <w:style w:type="character" w:styleId="910">
+  <w:style w:type="character" w:styleId="159">
     <w:name w:val="Title Char"/>
-    <w:basedOn w:val="946"/>
-    <w:link w:val="909"/>
+    <w:basedOn w:val="736"/>
+    <w:link w:val="158"/>
     <w:uiPriority w:val="10"/>
     <w:pPr>
       <w:pBdr/>
@@ -37344,11 +40937,11 @@
       <w:szCs w:val="56"/>
     </w:rPr>
   </w:style>
-  <w:style w:type="paragraph" w:styleId="911">
+  <w:style w:type="paragraph" w:styleId="160">
     <w:name w:val="Subtitle"/>
-    <w:basedOn w:val="942"/>
-    <w:next w:val="942"/>
-    <w:link w:val="912"/>
+    <w:basedOn w:val="732"/>
+    <w:next w:val="732"/>
+    <w:link w:val="161"/>
     <w:uiPriority w:val="11"/>
     <w:qFormat/>
     <w:pPr>
@@ -37366,10 +40959,10 @@
       <w:szCs w:val="28"/>
     </w:rPr>
   </w:style>
-  <w:style w:type="character" w:styleId="912">
+  <w:style w:type="character" w:styleId="161">
     <w:name w:val="Subtitle Char"/>
-    <w:basedOn w:val="946"/>
-    <w:link w:val="911"/>
+    <w:basedOn w:val="736"/>
+    <w:link w:val="160"/>
     <w:uiPriority w:val="11"/>
     <w:pPr>
       <w:pBdr/>
@@ -37383,11 +40976,11 @@
       <w:szCs w:val="28"/>
     </w:rPr>
   </w:style>
-  <w:style w:type="paragraph" w:styleId="913">
+  <w:style w:type="paragraph" w:styleId="162">
     <w:name w:val="Quote"/>
-    <w:basedOn w:val="942"/>
-    <w:next w:val="942"/>
-    <w:link w:val="914"/>
+    <w:basedOn w:val="732"/>
+    <w:next w:val="732"/>
+    <w:link w:val="163"/>
     <w:uiPriority w:val="29"/>
     <w:qFormat/>
     <w:pPr>
@@ -37402,10 +40995,10 @@
       <w:color w:val="404040" w:themeColor="text1" w:themeTint="BF"/>
     </w:rPr>
   </w:style>
-  <w:style w:type="character" w:styleId="914">
+  <w:style w:type="character" w:styleId="163">
     <w:name w:val="Quote Char"/>
-    <w:basedOn w:val="946"/>
-    <w:link w:val="913"/>
+    <w:basedOn w:val="736"/>
+    <w:link w:val="162"/>
     <w:uiPriority w:val="29"/>
     <w:pPr>
       <w:pBdr/>
@@ -37418,9 +41011,9 @@
       <w:color w:val="404040" w:themeColor="text1" w:themeTint="BF"/>
     </w:rPr>
   </w:style>
-  <w:style w:type="character" w:styleId="915">
+  <w:style w:type="character" w:styleId="165">
     <w:name w:val="Intense Emphasis"/>
-    <w:basedOn w:val="946"/>
+    <w:basedOn w:val="736"/>
     <w:uiPriority w:val="21"/>
     <w:qFormat/>
     <w:pPr>
@@ -37434,11 +41027,11 @@
       <w:color w:val="0f4761" w:themeColor="accent1" w:themeShade="BF"/>
     </w:rPr>
   </w:style>
-  <w:style w:type="paragraph" w:styleId="916">
+  <w:style w:type="paragraph" w:styleId="166">
     <w:name w:val="Intense Quote"/>
-    <w:basedOn w:val="942"/>
-    <w:next w:val="942"/>
-    <w:link w:val="917"/>
+    <w:basedOn w:val="732"/>
+    <w:next w:val="732"/>
+    <w:link w:val="167"/>
     <w:uiPriority w:val="30"/>
     <w:qFormat/>
     <w:pPr>
@@ -37456,10 +41049,10 @@
       <w:color w:val="0f4761" w:themeColor="accent1" w:themeShade="BF"/>
     </w:rPr>
   </w:style>
-  <w:style w:type="character" w:styleId="917">
+  <w:style w:type="character" w:styleId="167">
     <w:name w:val="Intense Quote Char"/>
-    <w:basedOn w:val="946"/>
-    <w:link w:val="916"/>
+    <w:basedOn w:val="736"/>
+    <w:link w:val="166"/>
     <w:uiPriority w:val="30"/>
     <w:pPr>
       <w:pBdr/>
@@ -37472,9 +41065,9 @@
       <w:color w:val="0f4761" w:themeColor="accent1" w:themeShade="BF"/>
     </w:rPr>
   </w:style>
-  <w:style w:type="character" w:styleId="918">
+  <w:style w:type="character" w:styleId="168">
     <w:name w:val="Intense Reference"/>
-    <w:basedOn w:val="946"/>
+    <w:basedOn w:val="736"/>
     <w:uiPriority w:val="32"/>
     <w:qFormat/>
     <w:pPr>
@@ -37490,9 +41083,9 @@
       <w:spacing w:val="5"/>
     </w:rPr>
   </w:style>
-  <w:style w:type="paragraph" w:styleId="919">
+  <w:style w:type="paragraph" w:styleId="169">
     <w:name w:val="No Spacing"/>
-    <w:basedOn w:val="942"/>
+    <w:basedOn w:val="732"/>
     <w:uiPriority w:val="1"/>
     <w:qFormat/>
     <w:pPr>
@@ -37501,9 +41094,9 @@
       <w:ind/>
     </w:pPr>
   </w:style>
-  <w:style w:type="character" w:styleId="920">
+  <w:style w:type="character" w:styleId="171">
     <w:name w:val="Emphasis"/>
-    <w:basedOn w:val="946"/>
+    <w:basedOn w:val="736"/>
     <w:uiPriority w:val="20"/>
     <w:qFormat/>
     <w:pPr>
@@ -37516,9 +41109,9 @@
       <w:iCs/>
     </w:rPr>
   </w:style>
-  <w:style w:type="character" w:styleId="921">
+  <w:style w:type="character" w:styleId="173">
     <w:name w:val="Subtle Reference"/>
-    <w:basedOn w:val="946"/>
+    <w:basedOn w:val="736"/>
     <w:uiPriority w:val="31"/>
     <w:qFormat/>
     <w:pPr>
@@ -37531,9 +41124,9 @@
       <w:color w:val="5a5a5a" w:themeColor="text1" w:themeTint="A5"/>
     </w:rPr>
   </w:style>
-  <w:style w:type="character" w:styleId="922">
+  <w:style w:type="character" w:styleId="174">
     <w:name w:val="Book Title"/>
-    <w:basedOn w:val="946"/>
+    <w:basedOn w:val="736"/>
     <w:uiPriority w:val="33"/>
     <w:qFormat/>
     <w:pPr>
@@ -37549,10 +41142,10 @@
       <w:spacing w:val="5"/>
     </w:rPr>
   </w:style>
-  <w:style w:type="paragraph" w:styleId="923">
+  <w:style w:type="paragraph" w:styleId="179">
     <w:name w:val="Caption"/>
-    <w:basedOn w:val="942"/>
-    <w:next w:val="942"/>
+    <w:basedOn w:val="732"/>
+    <w:next w:val="732"/>
     <w:uiPriority w:val="35"/>
     <w:unhideWhenUsed/>
     <w:qFormat/>
@@ -37569,10 +41162,10 @@
       <w:szCs w:val="18"/>
     </w:rPr>
   </w:style>
-  <w:style w:type="paragraph" w:styleId="924">
+  <w:style w:type="paragraph" w:styleId="180">
     <w:name w:val="footnote text"/>
-    <w:basedOn w:val="942"/>
-    <w:link w:val="925"/>
+    <w:basedOn w:val="732"/>
+    <w:link w:val="181"/>
     <w:uiPriority w:val="99"/>
     <w:semiHidden/>
     <w:unhideWhenUsed/>
@@ -37586,10 +41179,10 @@
       <w:szCs w:val="20"/>
     </w:rPr>
   </w:style>
-  <w:style w:type="character" w:styleId="925">
+  <w:style w:type="character" w:styleId="181">
     <w:name w:val="Footnote Text Char"/>
-    <w:basedOn w:val="946"/>
-    <w:link w:val="924"/>
+    <w:basedOn w:val="736"/>
+    <w:link w:val="180"/>
     <w:uiPriority w:val="99"/>
     <w:semiHidden/>
     <w:pPr>
@@ -37602,9 +41195,9 @@
       <w:szCs w:val="20"/>
     </w:rPr>
   </w:style>
-  <w:style w:type="character" w:styleId="926">
+  <w:style w:type="character" w:styleId="182">
     <w:name w:val="footnote reference"/>
-    <w:basedOn w:val="946"/>
+    <w:basedOn w:val="736"/>
     <w:uiPriority w:val="99"/>
     <w:semiHidden/>
     <w:unhideWhenUsed/>
@@ -37617,10 +41210,10 @@
       <w:vertAlign w:val="superscript"/>
     </w:rPr>
   </w:style>
-  <w:style w:type="paragraph" w:styleId="927">
+  <w:style w:type="paragraph" w:styleId="183">
     <w:name w:val="endnote text"/>
-    <w:basedOn w:val="942"/>
-    <w:link w:val="928"/>
+    <w:basedOn w:val="732"/>
+    <w:link w:val="184"/>
     <w:uiPriority w:val="99"/>
     <w:semiHidden/>
     <w:unhideWhenUsed/>
@@ -37634,10 +41227,10 @@
       <w:szCs w:val="20"/>
     </w:rPr>
   </w:style>
-  <w:style w:type="character" w:styleId="928">
+  <w:style w:type="character" w:styleId="184">
     <w:name w:val="Endnote Text Char"/>
-    <w:basedOn w:val="946"/>
-    <w:link w:val="927"/>
+    <w:basedOn w:val="736"/>
+    <w:link w:val="183"/>
     <w:uiPriority w:val="99"/>
     <w:semiHidden/>
     <w:pPr>
@@ -37650,9 +41243,9 @@
       <w:szCs w:val="20"/>
     </w:rPr>
   </w:style>
-  <w:style w:type="character" w:styleId="929">
+  <w:style w:type="character" w:styleId="185">
     <w:name w:val="endnote reference"/>
-    <w:basedOn w:val="946"/>
+    <w:basedOn w:val="736"/>
     <w:uiPriority w:val="99"/>
     <w:semiHidden/>
     <w:unhideWhenUsed/>
@@ -37665,9 +41258,9 @@
       <w:vertAlign w:val="superscript"/>
     </w:rPr>
   </w:style>
-  <w:style w:type="character" w:styleId="930">
+  <w:style w:type="character" w:styleId="187">
     <w:name w:val="FollowedHyperlink"/>
-    <w:basedOn w:val="946"/>
+    <w:basedOn w:val="736"/>
     <w:uiPriority w:val="99"/>
     <w:semiHidden/>
     <w:unhideWhenUsed/>
@@ -37681,10 +41274,10 @@
       <w:u w:val="single"/>
     </w:rPr>
   </w:style>
-  <w:style w:type="paragraph" w:styleId="931">
+  <w:style w:type="paragraph" w:styleId="188">
     <w:name w:val="toc 1"/>
-    <w:basedOn w:val="942"/>
-    <w:next w:val="942"/>
+    <w:basedOn w:val="732"/>
+    <w:next w:val="732"/>
     <w:uiPriority w:val="39"/>
     <w:unhideWhenUsed/>
     <w:pPr>
@@ -37693,10 +41286,10 @@
       <w:ind/>
     </w:pPr>
   </w:style>
-  <w:style w:type="paragraph" w:styleId="932">
+  <w:style w:type="paragraph" w:styleId="189">
     <w:name w:val="toc 2"/>
-    <w:basedOn w:val="942"/>
-    <w:next w:val="942"/>
+    <w:basedOn w:val="732"/>
+    <w:next w:val="732"/>
     <w:uiPriority w:val="39"/>
     <w:unhideWhenUsed/>
     <w:pPr>
@@ -37705,10 +41298,10 @@
       <w:ind w:left="220"/>
     </w:pPr>
   </w:style>
-  <w:style w:type="paragraph" w:styleId="933">
+  <w:style w:type="paragraph" w:styleId="190">
     <w:name w:val="toc 3"/>
-    <w:basedOn w:val="942"/>
-    <w:next w:val="942"/>
+    <w:basedOn w:val="732"/>
+    <w:next w:val="732"/>
     <w:uiPriority w:val="39"/>
     <w:unhideWhenUsed/>
     <w:pPr>
@@ -37717,10 +41310,10 @@
       <w:ind w:left="440"/>
     </w:pPr>
   </w:style>
-  <w:style w:type="paragraph" w:styleId="934">
+  <w:style w:type="paragraph" w:styleId="191">
     <w:name w:val="toc 4"/>
-    <w:basedOn w:val="942"/>
-    <w:next w:val="942"/>
+    <w:basedOn w:val="732"/>
+    <w:next w:val="732"/>
     <w:uiPriority w:val="39"/>
     <w:unhideWhenUsed/>
     <w:pPr>
@@ -37729,10 +41322,10 @@
       <w:ind w:left="660"/>
     </w:pPr>
   </w:style>
-  <w:style w:type="paragraph" w:styleId="935">
+  <w:style w:type="paragraph" w:styleId="192">
     <w:name w:val="toc 5"/>
-    <w:basedOn w:val="942"/>
-    <w:next w:val="942"/>
+    <w:basedOn w:val="732"/>
+    <w:next w:val="732"/>
     <w:uiPriority w:val="39"/>
     <w:unhideWhenUsed/>
     <w:pPr>
@@ -37741,10 +41334,10 @@
       <w:ind w:left="880"/>
     </w:pPr>
   </w:style>
-  <w:style w:type="paragraph" w:styleId="936">
+  <w:style w:type="paragraph" w:styleId="193">
     <w:name w:val="toc 6"/>
-    <w:basedOn w:val="942"/>
-    <w:next w:val="942"/>
+    <w:basedOn w:val="732"/>
+    <w:next w:val="732"/>
     <w:uiPriority w:val="39"/>
     <w:unhideWhenUsed/>
     <w:pPr>
@@ -37753,10 +41346,10 @@
       <w:ind w:left="1100"/>
     </w:pPr>
   </w:style>
-  <w:style w:type="paragraph" w:styleId="937">
+  <w:style w:type="paragraph" w:styleId="194">
     <w:name w:val="toc 7"/>
-    <w:basedOn w:val="942"/>
-    <w:next w:val="942"/>
+    <w:basedOn w:val="732"/>
+    <w:next w:val="732"/>
     <w:uiPriority w:val="39"/>
     <w:unhideWhenUsed/>
     <w:pPr>
@@ -37765,10 +41358,10 @@
       <w:ind w:left="1320"/>
     </w:pPr>
   </w:style>
-  <w:style w:type="paragraph" w:styleId="938">
+  <w:style w:type="paragraph" w:styleId="195">
     <w:name w:val="toc 8"/>
-    <w:basedOn w:val="942"/>
-    <w:next w:val="942"/>
+    <w:basedOn w:val="732"/>
+    <w:next w:val="732"/>
     <w:uiPriority w:val="39"/>
     <w:unhideWhenUsed/>
     <w:pPr>
@@ -37777,10 +41370,10 @@
       <w:ind w:left="1540"/>
     </w:pPr>
   </w:style>
-  <w:style w:type="paragraph" w:styleId="939">
+  <w:style w:type="paragraph" w:styleId="196">
     <w:name w:val="toc 9"/>
-    <w:basedOn w:val="942"/>
-    <w:next w:val="942"/>
+    <w:basedOn w:val="732"/>
+    <w:next w:val="732"/>
     <w:uiPriority w:val="39"/>
     <w:unhideWhenUsed/>
     <w:pPr>
@@ -37789,7 +41382,7 @@
       <w:ind w:left="1760"/>
     </w:pPr>
   </w:style>
-  <w:style w:type="paragraph" w:styleId="940">
+  <w:style w:type="paragraph" w:styleId="206">
     <w:name w:val="TOC Heading"/>
     <w:uiPriority w:val="39"/>
     <w:unhideWhenUsed/>
@@ -37799,10 +41392,10 @@
       <w:ind/>
     </w:pPr>
   </w:style>
-  <w:style w:type="paragraph" w:styleId="941">
+  <w:style w:type="paragraph" w:styleId="207">
     <w:name w:val="table of figures"/>
-    <w:basedOn w:val="942"/>
-    <w:next w:val="942"/>
+    <w:basedOn w:val="732"/>
+    <w:next w:val="732"/>
     <w:uiPriority w:val="99"/>
     <w:unhideWhenUsed/>
     <w:pPr>
@@ -37811,7 +41404,7 @@
       <w:ind/>
     </w:pPr>
   </w:style>
-  <w:style w:type="paragraph" w:styleId="942" w:default="1">
+  <w:style w:type="paragraph" w:styleId="732" w:default="1">
     <w:name w:val="Normal"/>
     <w:qFormat/>
     <w:pPr>
@@ -37825,11 +41418,11 @@
       <w:sz w:val="28"/>
     </w:rPr>
   </w:style>
-  <w:style w:type="paragraph" w:styleId="943">
+  <w:style w:type="paragraph" w:styleId="733">
     <w:name w:val="Heading 1"/>
-    <w:basedOn w:val="942"/>
-    <w:next w:val="942"/>
-    <w:link w:val="969"/>
+    <w:basedOn w:val="732"/>
+    <w:next w:val="732"/>
+    <w:link w:val="759"/>
     <w:uiPriority w:val="9"/>
     <w:qFormat/>
     <w:pPr>
@@ -37847,11 +41440,11 @@
       <w:szCs w:val="32"/>
     </w:rPr>
   </w:style>
-  <w:style w:type="paragraph" w:styleId="944">
+  <w:style w:type="paragraph" w:styleId="734">
     <w:name w:val="Heading 2"/>
-    <w:basedOn w:val="942"/>
-    <w:next w:val="942"/>
-    <w:link w:val="963"/>
+    <w:basedOn w:val="732"/>
+    <w:next w:val="732"/>
+    <w:link w:val="753"/>
     <w:uiPriority w:val="9"/>
     <w:unhideWhenUsed/>
     <w:qFormat/>
@@ -37872,10 +41465,10 @@
       <w:lang w:val="uk-UA"/>
     </w:rPr>
   </w:style>
-  <w:style w:type="paragraph" w:styleId="945">
+  <w:style w:type="paragraph" w:styleId="735">
     <w:name w:val="Heading 3"/>
-    <w:basedOn w:val="942"/>
-    <w:link w:val="959"/>
+    <w:basedOn w:val="732"/>
+    <w:link w:val="749"/>
     <w:uiPriority w:val="9"/>
     <w:qFormat/>
     <w:pPr>
@@ -37892,7 +41485,7 @@
       <w:lang w:val="uk-UA" w:eastAsia="uk-UA"/>
     </w:rPr>
   </w:style>
-  <w:style w:type="character" w:styleId="946" w:default="1">
+  <w:style w:type="character" w:styleId="736" w:default="1">
     <w:name w:val="Default Paragraph Font"/>
     <w:uiPriority w:val="1"/>
     <w:semiHidden/>
@@ -37903,7 +41496,7 @@
       <w:ind/>
     </w:pPr>
   </w:style>
-  <w:style w:type="table" w:styleId="947" w:default="1">
+  <w:style w:type="table" w:styleId="737" w:default="1">
     <w:name w:val="Normal Table"/>
     <w:uiPriority w:val="99"/>
     <w:semiHidden/>
@@ -38096,7 +41689,7 @@
       </w:tcPr>
     </w:tblStylePr>
   </w:style>
-  <w:style w:type="numbering" w:styleId="948" w:default="1">
+  <w:style w:type="numbering" w:styleId="738" w:default="1">
     <w:name w:val="No List"/>
     <w:uiPriority w:val="99"/>
     <w:semiHidden/>
@@ -38107,9 +41700,9 @@
       <w:ind/>
     </w:pPr>
   </w:style>
-  <w:style w:type="character" w:styleId="949">
+  <w:style w:type="character" w:styleId="739">
     <w:name w:val="Hyperlink"/>
-    <w:basedOn w:val="946"/>
+    <w:basedOn w:val="736"/>
     <w:uiPriority w:val="99"/>
     <w:semiHidden/>
     <w:unhideWhenUsed/>
@@ -38123,10 +41716,10 @@
       <w:u w:val="single"/>
     </w:rPr>
   </w:style>
-  <w:style w:type="paragraph" w:styleId="950">
+  <w:style w:type="paragraph" w:styleId="740">
     <w:name w:val="Header"/>
-    <w:basedOn w:val="942"/>
-    <w:link w:val="951"/>
+    <w:basedOn w:val="732"/>
+    <w:link w:val="741"/>
     <w:uiPriority w:val="99"/>
     <w:unhideWhenUsed/>
     <w:pPr>
@@ -38139,10 +41732,10 @@
       <w:ind/>
     </w:pPr>
   </w:style>
-  <w:style w:type="character" w:styleId="951" w:customStyle="1">
+  <w:style w:type="character" w:styleId="741" w:customStyle="1">
     <w:name w:val="Header Char"/>
-    <w:basedOn w:val="946"/>
-    <w:link w:val="950"/>
+    <w:basedOn w:val="736"/>
+    <w:link w:val="740"/>
     <w:uiPriority w:val="99"/>
     <w:pPr>
       <w:pBdr/>
@@ -38150,10 +41743,10 @@
       <w:ind/>
     </w:pPr>
   </w:style>
-  <w:style w:type="paragraph" w:styleId="952">
+  <w:style w:type="paragraph" w:styleId="742">
     <w:name w:val="Footer"/>
-    <w:basedOn w:val="942"/>
-    <w:link w:val="953"/>
+    <w:basedOn w:val="732"/>
+    <w:link w:val="743"/>
     <w:uiPriority w:val="99"/>
     <w:unhideWhenUsed/>
     <w:pPr>
@@ -38166,10 +41759,10 @@
       <w:ind/>
     </w:pPr>
   </w:style>
-  <w:style w:type="character" w:styleId="953" w:customStyle="1">
+  <w:style w:type="character" w:styleId="743" w:customStyle="1">
     <w:name w:val="Footer Char"/>
-    <w:basedOn w:val="946"/>
-    <w:link w:val="952"/>
+    <w:basedOn w:val="736"/>
+    <w:link w:val="742"/>
     <w:uiPriority w:val="99"/>
     <w:pPr>
       <w:pBdr/>
@@ -38177,9 +41770,9 @@
       <w:ind/>
     </w:pPr>
   </w:style>
-  <w:style w:type="character" w:styleId="954">
+  <w:style w:type="character" w:styleId="744">
     <w:name w:val="Placeholder Text"/>
-    <w:basedOn w:val="946"/>
+    <w:basedOn w:val="736"/>
     <w:uiPriority w:val="99"/>
     <w:semiHidden/>
     <w:pPr>
@@ -38191,10 +41784,10 @@
       <w:color w:val="808080"/>
     </w:rPr>
   </w:style>
-  <w:style w:type="paragraph" w:styleId="955">
+  <w:style w:type="paragraph" w:styleId="745">
     <w:name w:val="Balloon Text"/>
-    <w:basedOn w:val="942"/>
-    <w:link w:val="956"/>
+    <w:basedOn w:val="732"/>
+    <w:link w:val="746"/>
     <w:uiPriority w:val="99"/>
     <w:semiHidden/>
     <w:unhideWhenUsed/>
@@ -38209,10 +41802,10 @@
       <w:szCs w:val="16"/>
     </w:rPr>
   </w:style>
-  <w:style w:type="character" w:styleId="956" w:customStyle="1">
+  <w:style w:type="character" w:styleId="746" w:customStyle="1">
     <w:name w:val="Balloon Text Char"/>
-    <w:basedOn w:val="946"/>
-    <w:link w:val="955"/>
+    <w:basedOn w:val="736"/>
+    <w:link w:val="745"/>
     <w:uiPriority w:val="99"/>
     <w:semiHidden/>
     <w:pPr>
@@ -38226,9 +41819,9 @@
       <w:szCs w:val="16"/>
     </w:rPr>
   </w:style>
-  <w:style w:type="paragraph" w:styleId="957">
+  <w:style w:type="paragraph" w:styleId="747">
     <w:name w:val="Normal (Web)"/>
-    <w:basedOn w:val="942"/>
+    <w:basedOn w:val="732"/>
     <w:uiPriority w:val="99"/>
     <w:semiHidden/>
     <w:unhideWhenUsed/>
@@ -38244,7 +41837,7 @@
       <w:szCs w:val="24"/>
     </w:rPr>
   </w:style>
-  <w:style w:type="paragraph" w:styleId="958" w:customStyle="1">
+  <w:style w:type="paragraph" w:styleId="748" w:customStyle="1">
     <w:name w:val="Standard"/>
     <w:pPr>
       <w:pBdr/>
@@ -38259,10 +41852,10 @@
       <w:lang w:eastAsia="zh-CN" w:bidi="hi-IN"/>
     </w:rPr>
   </w:style>
-  <w:style w:type="character" w:styleId="959" w:customStyle="1">
+  <w:style w:type="character" w:styleId="749" w:customStyle="1">
     <w:name w:val="Heading 3 Char"/>
-    <w:basedOn w:val="946"/>
-    <w:link w:val="945"/>
+    <w:basedOn w:val="736"/>
+    <w:link w:val="735"/>
     <w:uiPriority w:val="9"/>
     <w:pPr>
       <w:pBdr/>
@@ -38278,9 +41871,9 @@
       <w:lang w:val="uk-UA" w:eastAsia="uk-UA"/>
     </w:rPr>
   </w:style>
-  <w:style w:type="character" w:styleId="960">
+  <w:style w:type="character" w:styleId="750">
     <w:name w:val="Strong"/>
-    <w:basedOn w:val="946"/>
+    <w:basedOn w:val="736"/>
     <w:uiPriority w:val="22"/>
     <w:qFormat/>
     <w:pPr>
@@ -38293,9 +41886,9 @@
       <w:bCs/>
     </w:rPr>
   </w:style>
-  <w:style w:type="paragraph" w:styleId="961">
+  <w:style w:type="paragraph" w:styleId="751">
     <w:name w:val="List Paragraph"/>
-    <w:basedOn w:val="942"/>
+    <w:basedOn w:val="732"/>
     <w:uiPriority w:val="34"/>
     <w:qFormat/>
     <w:pPr>
@@ -38305,9 +41898,9 @@
       <w:contextualSpacing w:val="true"/>
     </w:pPr>
   </w:style>
-  <w:style w:type="character" w:styleId="962">
+  <w:style w:type="character" w:styleId="752">
     <w:name w:val="Subtle Emphasis"/>
-    <w:basedOn w:val="946"/>
+    <w:basedOn w:val="736"/>
     <w:uiPriority w:val="19"/>
     <w:qFormat/>
     <w:pPr>
@@ -38324,10 +41917,10 @@
       <w:sz w:val="20"/>
     </w:rPr>
   </w:style>
-  <w:style w:type="character" w:styleId="963" w:customStyle="1">
+  <w:style w:type="character" w:styleId="753" w:customStyle="1">
     <w:name w:val="Heading 2 Char"/>
-    <w:basedOn w:val="946"/>
-    <w:link w:val="944"/>
+    <w:basedOn w:val="736"/>
+    <w:link w:val="734"/>
     <w:uiPriority w:val="9"/>
     <w:pPr>
       <w:pBdr/>
@@ -38344,45 +41937,45 @@
       <w:lang w:val="uk-UA"/>
     </w:rPr>
   </w:style>
-  <w:style w:type="character" w:styleId="964" w:customStyle="1">
+  <w:style w:type="character" w:styleId="754" w:customStyle="1">
     <w:name w:val="katex-mathml"/>
-    <w:basedOn w:val="946"/>
+    <w:basedOn w:val="736"/>
     <w:pPr>
       <w:pBdr/>
       <w:spacing/>
       <w:ind/>
     </w:pPr>
   </w:style>
-  <w:style w:type="character" w:styleId="965" w:customStyle="1">
+  <w:style w:type="character" w:styleId="755" w:customStyle="1">
     <w:name w:val="mord"/>
-    <w:basedOn w:val="946"/>
+    <w:basedOn w:val="736"/>
     <w:pPr>
       <w:pBdr/>
       <w:spacing/>
       <w:ind/>
     </w:pPr>
   </w:style>
-  <w:style w:type="character" w:styleId="966" w:customStyle="1">
+  <w:style w:type="character" w:styleId="756" w:customStyle="1">
     <w:name w:val="mbin"/>
-    <w:basedOn w:val="946"/>
+    <w:basedOn w:val="736"/>
     <w:pPr>
       <w:pBdr/>
       <w:spacing/>
       <w:ind/>
     </w:pPr>
   </w:style>
-  <w:style w:type="character" w:styleId="967" w:customStyle="1">
+  <w:style w:type="character" w:styleId="757" w:customStyle="1">
     <w:name w:val="mrel"/>
-    <w:basedOn w:val="946"/>
+    <w:basedOn w:val="736"/>
     <w:pPr>
       <w:pBdr/>
       <w:spacing/>
       <w:ind/>
     </w:pPr>
   </w:style>
-  <w:style w:type="character" w:styleId="968">
+  <w:style w:type="character" w:styleId="758">
     <w:name w:val="HTML Code"/>
-    <w:basedOn w:val="946"/>
+    <w:basedOn w:val="736"/>
     <w:uiPriority w:val="99"/>
     <w:semiHidden/>
     <w:unhideWhenUsed/>
@@ -38397,10 +41990,10 @@
       <w:szCs w:val="20"/>
     </w:rPr>
   </w:style>
-  <w:style w:type="character" w:styleId="969" w:customStyle="1">
+  <w:style w:type="character" w:styleId="759" w:customStyle="1">
     <w:name w:val="Heading 1 Char"/>
-    <w:basedOn w:val="946"/>
-    <w:link w:val="943"/>
+    <w:basedOn w:val="736"/>
+    <w:link w:val="733"/>
     <w:uiPriority w:val="9"/>
     <w:pPr>
       <w:pBdr/>
@@ -38415,9 +42008,9 @@
       <w:szCs w:val="32"/>
     </w:rPr>
   </w:style>
-  <w:style w:type="paragraph" w:styleId="970" w:customStyle="1">
+  <w:style w:type="paragraph" w:styleId="760" w:customStyle="1">
     <w:name w:val="whitespace-pre-wrap"/>
-    <w:basedOn w:val="942"/>
+    <w:basedOn w:val="732"/>
     <w:pPr>
       <w:pBdr/>
       <w:spacing w:after="100" w:afterAutospacing="1" w:before="100" w:beforeAutospacing="1" w:line="240" w:lineRule="auto"/>
@@ -38431,9 +42024,9 @@
       <w:lang w:val="uk-UA" w:eastAsia="uk-UA"/>
     </w:rPr>
   </w:style>
-  <w:style w:type="paragraph" w:styleId="971" w:customStyle="1">
+  <w:style w:type="paragraph" w:styleId="761" w:customStyle="1">
     <w:name w:val="whitespace-normal"/>
-    <w:basedOn w:val="942"/>
+    <w:basedOn w:val="732"/>
     <w:pPr>
       <w:pBdr/>
       <w:spacing w:after="100" w:afterAutospacing="1" w:before="100" w:beforeAutospacing="1" w:line="240" w:lineRule="auto"/>
@@ -38447,10 +42040,10 @@
       <w:lang w:val="uk-UA" w:eastAsia="uk-UA"/>
     </w:rPr>
   </w:style>
-  <w:style w:type="paragraph" w:styleId="972">
+  <w:style w:type="paragraph" w:styleId="762">
     <w:name w:val="HTML Preformatted"/>
-    <w:basedOn w:val="942"/>
-    <w:link w:val="973"/>
+    <w:basedOn w:val="732"/>
+    <w:link w:val="763"/>
     <w:uiPriority w:val="99"/>
     <w:semiHidden/>
     <w:unhideWhenUsed/>
@@ -38485,10 +42078,10 @@
       <w:lang w:val="uk-UA" w:eastAsia="uk-UA"/>
     </w:rPr>
   </w:style>
-  <w:style w:type="character" w:styleId="973" w:customStyle="1">
+  <w:style w:type="character" w:styleId="763" w:customStyle="1">
     <w:name w:val="HTML Preformatted Char"/>
-    <w:basedOn w:val="946"/>
-    <w:link w:val="972"/>
+    <w:basedOn w:val="736"/>
+    <w:link w:val="762"/>
     <w:uiPriority w:val="99"/>
     <w:semiHidden/>
     <w:pPr>
@@ -38503,17 +42096,18 @@
       <w:lang w:val="uk-UA" w:eastAsia="uk-UA"/>
     </w:rPr>
   </w:style>
-  <w:style w:type="character" w:styleId="974" w:customStyle="1">
+  <w:style w:type="character" w:styleId="764" w:customStyle="1">
     <w:name w:val="token"/>
-    <w:basedOn w:val="946"/>
+    <w:basedOn w:val="736"/>
     <w:pPr>
       <w:pBdr/>
       <w:spacing/>
       <w:ind/>
     </w:pPr>
   </w:style>
-  <w:style w:type="paragraph" w:styleId="975" w:customStyle="1">
+  <w:style w:type="paragraph" w:styleId="1_142" w:customStyle="1">
     <w:name w:val="Body Text"/>
+    <w:basedOn w:val="698"/>
     <w:pPr>
       <w:keepNext w:val="false"/>
       <w:keepLines w:val="false"/>
@@ -38527,7 +42121,7 @@
         <w:right w:val="none" w:color="000000" w:sz="4" w:space="0"/>
         <w:between w:val="none" w:color="000000" w:sz="4" w:space="0"/>
       </w:pBdr>
-      <w:shd w:val="nil"/>
+      <w:shd w:val="nil" w:color="000000"/>
       <w:bidi w:val="false"/>
       <w:spacing w:after="140" w:afterAutospacing="0" w:before="0" w:beforeAutospacing="0" w:line="360" w:lineRule="auto"/>
       <w:ind w:right="0" w:firstLine="709" w:left="0"/>
@@ -38558,7 +42152,7 @@
       <w14:ligatures w14:val="none"/>
     </w:rPr>
   </w:style>
-  <w:style w:type="character" w:styleId="976" w:customStyle="1">
+  <w:style w:type="character" w:styleId="1_140" w:customStyle="1">
     <w:name w:val="Source Text"/>
     <w:qFormat/>
     <w:pPr>
@@ -38571,9 +42165,9 @@
       <w:sz w:val="20"/>
     </w:rPr>
   </w:style>
-  <w:style w:type="character" w:styleId="977" w:customStyle="1">
+  <w:style w:type="character" w:styleId="1_141" w:customStyle="1">
     <w:name w:val="!Code"/>
-    <w:basedOn w:val="976"/>
+    <w:basedOn w:val="1_140"/>
     <w:qFormat/>
     <w:pPr>
       <w:pBdr/>
@@ -38585,9 +42179,9 @@
       <w:sz w:val="20"/>
     </w:rPr>
   </w:style>
-  <w:style w:type="paragraph" w:styleId="978" w:customStyle="1">
+  <w:style w:type="paragraph" w:styleId="1_143" w:customStyle="1">
     <w:name w:val="Preformatted Text"/>
-    <w:basedOn w:val="975"/>
+    <w:basedOn w:val="1_142"/>
     <w:qFormat/>
     <w:pPr>
       <w:keepNext w:val="false"/>
@@ -38602,7 +42196,7 @@
         <w:right w:val="none" w:color="000000" w:sz="4" w:space="0"/>
         <w:between w:val="none" w:color="000000" w:sz="4" w:space="0"/>
       </w:pBdr>
-      <w:shd w:val="nil"/>
+      <w:shd w:val="nil" w:color="000000"/>
       <w:bidi w:val="false"/>
       <w:spacing w:after="0" w:afterAutospacing="0" w:before="0" w:beforeAutospacing="0" w:line="360" w:lineRule="auto"/>
       <w:ind w:right="0" w:firstLine="709" w:left="0"/>
